--- a/notes/Primary 1 - Second Term.docx
+++ b/notes/Primary 1 - Second Term.docx
@@ -34,7 +34,7 @@
           <w:i w:val="0"/>
           <w:sz w:val="21"/>
         </w:rPr>
-        <w:t>11 subjects · 97 lessons · 1 sections.</w:t>
+        <w:t>11 subjects · 97 lessons · 2 sections.</w:t>
       </w:r>
       <w:r>
         <w:rPr>
@@ -85,7 +85,7 @@
           <w:i/>
           <w:sz w:val="20"/>
         </w:rPr>
-        <w:t>1 subjects · 8 lessons · 1 term practice papers. Each part begins on a fresh page.</w:t>
+        <w:t>2 subjects · 16 lessons · 2 term practice papers. Each part begins on a fresh page.</w:t>
       </w:r>
     </w:p>
     <w:p>
@@ -329,7 +329,7 @@
           <w:color w:val="142C5A"/>
           <w:sz w:val="20"/>
         </w:rPr>
-        <w:t>EXAMINATION PRACTICE — BASIC SCIENCE (Primary 1 · 2nd Term)</w:t>
+        <w:t>Basic Digital Literacy</w:t>
       </w:r>
       <w:r>
         <w:rPr>
@@ -337,6 +337,248 @@
         </w:rPr>
         <w:tab/>
         <w:t>8</w:t>
+      </w:r>
+    </w:p>
+    <w:p>
+      <w:pPr>
+        <w:tabs>
+          <w:tab w:pos="7370" w:val="right" w:leader="dot"/>
+        </w:tabs>
+        <w:spacing w:before="0" w:after="0" w:line="240" w:lineRule="auto"/>
+        <w:ind w:left="312"/>
+      </w:pPr>
+      <w:r>
+        <w:rPr>
+          <w:b w:val="0"/>
+          <w:i w:val="0"/>
+          <w:sz w:val="20"/>
+        </w:rPr>
+        <w:t>WEEK 1 — THE DESKTOP AND ICONS</w:t>
+      </w:r>
+      <w:r>
+        <w:rPr>
+          <w:sz w:val="20"/>
+        </w:rPr>
+        <w:tab/>
+        <w:t>8</w:t>
+      </w:r>
+    </w:p>
+    <w:p>
+      <w:pPr>
+        <w:tabs>
+          <w:tab w:pos="7370" w:val="right" w:leader="dot"/>
+        </w:tabs>
+        <w:spacing w:before="0" w:after="0" w:line="240" w:lineRule="auto"/>
+        <w:ind w:left="312"/>
+      </w:pPr>
+      <w:r>
+        <w:rPr>
+          <w:b w:val="0"/>
+          <w:i w:val="0"/>
+          <w:sz w:val="20"/>
+        </w:rPr>
+        <w:t>WEEK 2 — USING THE MOUSE</w:t>
+      </w:r>
+      <w:r>
+        <w:rPr>
+          <w:sz w:val="20"/>
+        </w:rPr>
+        <w:tab/>
+        <w:t>8</w:t>
+      </w:r>
+    </w:p>
+    <w:p>
+      <w:pPr>
+        <w:tabs>
+          <w:tab w:pos="7370" w:val="right" w:leader="dot"/>
+        </w:tabs>
+        <w:spacing w:before="0" w:after="0" w:line="240" w:lineRule="auto"/>
+        <w:ind w:left="312"/>
+      </w:pPr>
+      <w:r>
+        <w:rPr>
+          <w:b w:val="0"/>
+          <w:i w:val="0"/>
+          <w:sz w:val="20"/>
+        </w:rPr>
+        <w:t>WEEK 3 — THE KEYBOARD: LETTER AND NUMBER KEYS</w:t>
+      </w:r>
+      <w:r>
+        <w:rPr>
+          <w:sz w:val="20"/>
+        </w:rPr>
+        <w:tab/>
+        <w:t>9</w:t>
+      </w:r>
+    </w:p>
+    <w:p>
+      <w:pPr>
+        <w:tabs>
+          <w:tab w:pos="7370" w:val="right" w:leader="dot"/>
+        </w:tabs>
+        <w:spacing w:before="0" w:after="0" w:line="240" w:lineRule="auto"/>
+        <w:ind w:left="312"/>
+      </w:pPr>
+      <w:r>
+        <w:rPr>
+          <w:b w:val="0"/>
+          <w:i w:val="0"/>
+          <w:sz w:val="20"/>
+        </w:rPr>
+        <w:t>WEEK 4 — TYPING SIMPLE WORDS</w:t>
+      </w:r>
+      <w:r>
+        <w:rPr>
+          <w:sz w:val="20"/>
+        </w:rPr>
+        <w:tab/>
+        <w:t>10</w:t>
+      </w:r>
+    </w:p>
+    <w:p>
+      <w:pPr>
+        <w:tabs>
+          <w:tab w:pos="7370" w:val="right" w:leader="dot"/>
+        </w:tabs>
+        <w:spacing w:before="0" w:after="0" w:line="240" w:lineRule="auto"/>
+        <w:ind w:left="312"/>
+      </w:pPr>
+      <w:r>
+        <w:rPr>
+          <w:b w:val="0"/>
+          <w:i w:val="0"/>
+          <w:sz w:val="20"/>
+        </w:rPr>
+        <w:t>WEEK 5 — OPENING AND CLOSING A PROGRAM</w:t>
+      </w:r>
+      <w:r>
+        <w:rPr>
+          <w:sz w:val="20"/>
+        </w:rPr>
+        <w:tab/>
+        <w:t>10</w:t>
+      </w:r>
+    </w:p>
+    <w:p>
+      <w:pPr>
+        <w:tabs>
+          <w:tab w:pos="7370" w:val="right" w:leader="dot"/>
+        </w:tabs>
+        <w:spacing w:before="0" w:after="0" w:line="240" w:lineRule="auto"/>
+        <w:ind w:left="312"/>
+      </w:pPr>
+      <w:r>
+        <w:rPr>
+          <w:b w:val="0"/>
+          <w:i w:val="0"/>
+          <w:sz w:val="20"/>
+        </w:rPr>
+        <w:t>WEEK 6 — DRAWING WITH THE COMPUTER</w:t>
+      </w:r>
+      <w:r>
+        <w:rPr>
+          <w:sz w:val="20"/>
+        </w:rPr>
+        <w:tab/>
+        <w:t>11</w:t>
+      </w:r>
+    </w:p>
+    <w:p>
+      <w:pPr>
+        <w:tabs>
+          <w:tab w:pos="7370" w:val="right" w:leader="dot"/>
+        </w:tabs>
+        <w:spacing w:before="0" w:after="0" w:line="240" w:lineRule="auto"/>
+        <w:ind w:left="312"/>
+      </w:pPr>
+      <w:r>
+        <w:rPr>
+          <w:b w:val="0"/>
+          <w:i w:val="0"/>
+          <w:sz w:val="20"/>
+        </w:rPr>
+        <w:t>WEEK 8 — LEARNING WITH THE COMPUTER</w:t>
+      </w:r>
+      <w:r>
+        <w:rPr>
+          <w:sz w:val="20"/>
+        </w:rPr>
+        <w:tab/>
+        <w:t>12</w:t>
+      </w:r>
+    </w:p>
+    <w:p>
+      <w:pPr>
+        <w:tabs>
+          <w:tab w:pos="7370" w:val="right" w:leader="dot"/>
+        </w:tabs>
+        <w:spacing w:before="0" w:after="0" w:line="240" w:lineRule="auto"/>
+        <w:ind w:left="312"/>
+      </w:pPr>
+      <w:r>
+        <w:rPr>
+          <w:b w:val="0"/>
+          <w:i w:val="0"/>
+          <w:sz w:val="20"/>
+        </w:rPr>
+        <w:t>WEEK 9 — SAFE HABITS WITH THE COMPUTER</w:t>
+      </w:r>
+      <w:r>
+        <w:rPr>
+          <w:sz w:val="20"/>
+        </w:rPr>
+        <w:tab/>
+        <w:t>12</w:t>
+      </w:r>
+    </w:p>
+    <w:p>
+      <w:pPr>
+        <w:tabs>
+          <w:tab w:pos="7370" w:val="right" w:leader="dot"/>
+        </w:tabs>
+        <w:spacing w:before="60" w:after="0" w:line="240" w:lineRule="auto"/>
+        <w:ind w:left="0"/>
+      </w:pPr>
+      <w:r>
+        <w:rPr>
+          <w:b/>
+          <w:i w:val="0"/>
+          <w:color w:val="142C5A"/>
+          <w:sz w:val="20"/>
+        </w:rPr>
+        <w:t>EXAMINATION PRACTICE — BASIC SCIENCE (Primary 1 · 2nd Term)</w:t>
+      </w:r>
+      <w:r>
+        <w:rPr>
+          <w:sz w:val="20"/>
+        </w:rPr>
+        <w:tab/>
+        <w:t>14</w:t>
+      </w:r>
+    </w:p>
+    <w:p>
+      <w:pPr>
+        <w:tabs>
+          <w:tab w:pos="7370" w:val="right" w:leader="dot"/>
+        </w:tabs>
+        <w:spacing w:before="60" w:after="0" w:line="240" w:lineRule="auto"/>
+        <w:ind w:left="0"/>
+      </w:pPr>
+      <w:r>
+        <w:rPr>
+          <w:b/>
+          <w:i w:val="0"/>
+          <w:color w:val="142C5A"/>
+          <w:sz w:val="20"/>
+        </w:rPr>
+        <w:t>EXAMINATION PRACTICE — BASIC DIGITAL LITERACY (Primary 1 · 2nd Term)</w:t>
+      </w:r>
+      <w:r>
+        <w:rPr>
+          <w:sz w:val="20"/>
+        </w:rPr>
+        <w:tab/>
+        <w:t>16</w:t>
       </w:r>
       <w:r>
         <w:fldChar w:fldCharType="end"/>
@@ -5620,6 +5862,686 @@
     </w:p>
     <w:p>
       <w:pPr>
+        <w:spacing w:after="0"/>
+      </w:pPr>
+      <w:r>
+        <w:br w:type="page"/>
+      </w:r>
+    </w:p>
+    <w:p>
+      <w:pPr>
+        <w:pStyle w:val="Heading1"/>
+        <w:keepNext/>
+        <w:spacing w:before="80" w:after="80"/>
+      </w:pPr>
+      <w:r>
+        <w:rPr>
+          <w:b/>
+          <w:i w:val="0"/>
+          <w:color w:val="142C5A"/>
+          <w:sz w:val="33"/>
+        </w:rPr>
+        <w:t>BASIC DIGITAL LITERACY</w:t>
+      </w:r>
+    </w:p>
+    <w:p>
+      <w:r>
+        <w:rPr>
+          <w:b w:val="0"/>
+          <w:i w:val="0"/>
+          <w:sz w:val="21"/>
+        </w:rPr>
+        <w:t>These are the notes for the second term of Primary 1. They follow the NERDC Basic Education Curriculum (2025 revision) and the school's scheme of work. The eight weeks below are the weeks that carry a written note; the remaining weeks of the term are for revision and the end-of-term paper, so no note is written for them.</w:t>
+      </w:r>
+    </w:p>
+    <w:p>
+      <w:r>
+        <w:rPr>
+          <w:b w:val="0"/>
+          <w:i/>
+          <w:sz w:val="21"/>
+        </w:rPr>
+        <w:t>Depth: NERDC Primary 1 · Basic Digital Literacy · Second Term W1-6, 8-9 (the desktop and icons; the mouse; the keyboard; typing; opening and closing; drawing; learning with the computer; safe habits).</w:t>
+      </w:r>
+    </w:p>
+    <w:p>
+      <w:pPr>
+        <w:pStyle w:val="Heading2"/>
+        <w:keepNext/>
+        <w:spacing w:before="200" w:after="60"/>
+      </w:pPr>
+      <w:r>
+        <w:rPr>
+          <w:b/>
+          <w:i w:val="0"/>
+          <w:color w:val="142C5A"/>
+          <w:sz w:val="25"/>
+        </w:rPr>
+        <w:t>WEEK 1 — THE DESKTOP AND ICONS</w:t>
+      </w:r>
+    </w:p>
+    <w:p>
+      <w:pPr>
+        <w:keepNext/>
+        <w:spacing w:after="20"/>
+      </w:pPr>
+      <w:r>
+        <w:rPr>
+          <w:b/>
+          <w:i w:val="0"/>
+          <w:color w:val="142C5A"/>
+          <w:sz w:val="21"/>
+        </w:rPr>
+        <w:t>You will learn to</w:t>
+      </w:r>
+    </w:p>
+    <w:p>
+      <w:pPr>
+        <w:spacing w:after="20"/>
+        <w:ind w:left="312" w:hanging="227"/>
+      </w:pPr>
+      <w:r>
+        <w:rPr>
+          <w:b w:val="0"/>
+          <w:i w:val="0"/>
+          <w:sz w:val="21"/>
+        </w:rPr>
+        <w:t>• name the parts of the computer screen</w:t>
+      </w:r>
+    </w:p>
+    <w:p>
+      <w:pPr>
+        <w:spacing w:after="20"/>
+        <w:ind w:left="312" w:hanging="227"/>
+      </w:pPr>
+      <w:r>
+        <w:rPr>
+          <w:b w:val="0"/>
+          <w:i w:val="0"/>
+          <w:sz w:val="21"/>
+        </w:rPr>
+        <w:t>• say what an icon is</w:t>
+      </w:r>
+    </w:p>
+    <w:p>
+      <w:pPr>
+        <w:spacing w:after="20"/>
+        <w:ind w:left="312" w:hanging="227"/>
+      </w:pPr>
+      <w:r>
+        <w:rPr>
+          <w:b w:val="0"/>
+          <w:i w:val="0"/>
+          <w:sz w:val="21"/>
+        </w:rPr>
+        <w:t>• point to items on the desktop</w:t>
+      </w:r>
+    </w:p>
+    <w:p>
+      <w:pPr>
+        <w:keepNext/>
+        <w:spacing w:after="20"/>
+      </w:pPr>
+      <w:r>
+        <w:rPr>
+          <w:b/>
+          <w:i w:val="0"/>
+          <w:color w:val="142C5A"/>
+          <w:sz w:val="21"/>
+        </w:rPr>
+        <w:t>Things to know</w:t>
+      </w:r>
+    </w:p>
+    <w:p>
+      <w:pPr>
+        <w:spacing w:after="20"/>
+        <w:ind w:left="312" w:hanging="227"/>
+      </w:pPr>
+      <w:r>
+        <w:rPr>
+          <w:b w:val="0"/>
+          <w:i w:val="0"/>
+          <w:sz w:val="21"/>
+        </w:rPr>
+        <w:t xml:space="preserve">• The first screen we see is the </w:t>
+      </w:r>
+      <w:r>
+        <w:rPr>
+          <w:b/>
+          <w:i w:val="0"/>
+          <w:sz w:val="21"/>
+        </w:rPr>
+        <w:t>desktop</w:t>
+      </w:r>
+      <w:r>
+        <w:rPr>
+          <w:b w:val="0"/>
+          <w:i w:val="0"/>
+          <w:sz w:val="21"/>
+        </w:rPr>
+        <w:t>.</w:t>
+      </w:r>
+    </w:p>
+    <w:p>
+      <w:pPr>
+        <w:spacing w:after="20"/>
+        <w:ind w:left="312" w:hanging="227"/>
+      </w:pPr>
+      <w:r>
+        <w:rPr>
+          <w:b w:val="0"/>
+          <w:i w:val="0"/>
+          <w:sz w:val="21"/>
+        </w:rPr>
+        <w:t xml:space="preserve">• The desktop has a </w:t>
+      </w:r>
+      <w:r>
+        <w:rPr>
+          <w:b/>
+          <w:i w:val="0"/>
+          <w:sz w:val="21"/>
+        </w:rPr>
+        <w:t>background</w:t>
+      </w:r>
+      <w:r>
+        <w:rPr>
+          <w:b w:val="0"/>
+          <w:i w:val="0"/>
+          <w:sz w:val="21"/>
+        </w:rPr>
+        <w:t xml:space="preserve"> picture.</w:t>
+      </w:r>
+    </w:p>
+    <w:p>
+      <w:pPr>
+        <w:spacing w:after="20"/>
+        <w:ind w:left="312" w:hanging="227"/>
+      </w:pPr>
+      <w:r>
+        <w:rPr>
+          <w:b w:val="0"/>
+          <w:i w:val="0"/>
+          <w:sz w:val="21"/>
+        </w:rPr>
+        <w:t xml:space="preserve">• Small pictures on the desktop are called </w:t>
+      </w:r>
+      <w:r>
+        <w:rPr>
+          <w:b/>
+          <w:i w:val="0"/>
+          <w:sz w:val="21"/>
+        </w:rPr>
+        <w:t>icons</w:t>
+      </w:r>
+      <w:r>
+        <w:rPr>
+          <w:b w:val="0"/>
+          <w:i w:val="0"/>
+          <w:sz w:val="21"/>
+        </w:rPr>
+        <w:t>.</w:t>
+      </w:r>
+    </w:p>
+    <w:p>
+      <w:pPr>
+        <w:spacing w:after="20"/>
+        <w:ind w:left="312" w:hanging="227"/>
+      </w:pPr>
+      <w:r>
+        <w:rPr>
+          <w:b w:val="0"/>
+          <w:i w:val="0"/>
+          <w:sz w:val="21"/>
+        </w:rPr>
+        <w:t xml:space="preserve">• An </w:t>
+      </w:r>
+      <w:r>
+        <w:rPr>
+          <w:b/>
+          <w:i w:val="0"/>
+          <w:sz w:val="21"/>
+        </w:rPr>
+        <w:t>icon</w:t>
+      </w:r>
+      <w:r>
+        <w:rPr>
+          <w:b w:val="0"/>
+          <w:i w:val="0"/>
+          <w:sz w:val="21"/>
+        </w:rPr>
+        <w:t xml:space="preserve"> stands for a program or a file.</w:t>
+      </w:r>
+    </w:p>
+    <w:p>
+      <w:pPr>
+        <w:spacing w:after="20"/>
+        <w:ind w:left="312" w:hanging="227"/>
+      </w:pPr>
+      <w:r>
+        <w:rPr>
+          <w:b w:val="0"/>
+          <w:i w:val="0"/>
+          <w:sz w:val="21"/>
+        </w:rPr>
+        <w:t>• We click an icon to open it.</w:t>
+      </w:r>
+    </w:p>
+    <w:p>
+      <w:pPr>
+        <w:spacing w:after="20"/>
+        <w:ind w:left="312" w:hanging="227"/>
+      </w:pPr>
+      <w:r>
+        <w:rPr>
+          <w:b w:val="0"/>
+          <w:i w:val="0"/>
+          <w:sz w:val="21"/>
+        </w:rPr>
+        <w:t xml:space="preserve">• The bar at the bottom is the </w:t>
+      </w:r>
+      <w:r>
+        <w:rPr>
+          <w:b/>
+          <w:i w:val="0"/>
+          <w:sz w:val="21"/>
+        </w:rPr>
+        <w:t>taskbar</w:t>
+      </w:r>
+      <w:r>
+        <w:rPr>
+          <w:b w:val="0"/>
+          <w:i w:val="0"/>
+          <w:sz w:val="21"/>
+        </w:rPr>
+        <w:t>.</w:t>
+      </w:r>
+    </w:p>
+    <w:p>
+      <w:pPr>
+        <w:spacing w:after="20"/>
+        <w:ind w:left="312" w:hanging="227"/>
+      </w:pPr>
+      <w:r>
+        <w:rPr>
+          <w:b w:val="0"/>
+          <w:i w:val="0"/>
+          <w:sz w:val="21"/>
+        </w:rPr>
+        <w:t xml:space="preserve">• The small arrow we move is the </w:t>
+      </w:r>
+      <w:r>
+        <w:rPr>
+          <w:b/>
+          <w:i w:val="0"/>
+          <w:sz w:val="21"/>
+        </w:rPr>
+        <w:t>pointer</w:t>
+      </w:r>
+      <w:r>
+        <w:rPr>
+          <w:b w:val="0"/>
+          <w:i w:val="0"/>
+          <w:sz w:val="21"/>
+        </w:rPr>
+        <w:t>.</w:t>
+      </w:r>
+    </w:p>
+    <w:p>
+      <w:pPr>
+        <w:spacing w:after="20"/>
+        <w:ind w:left="312" w:hanging="227"/>
+      </w:pPr>
+      <w:r>
+        <w:rPr>
+          <w:b w:val="0"/>
+          <w:i w:val="0"/>
+          <w:sz w:val="21"/>
+        </w:rPr>
+        <w:t>• The desktop shows what the computer can do.</w:t>
+      </w:r>
+    </w:p>
+    <w:p>
+      <w:pPr>
+        <w:spacing w:after="20"/>
+        <w:ind w:left="312" w:hanging="227"/>
+      </w:pPr>
+      <w:r>
+        <w:rPr>
+          <w:b w:val="0"/>
+          <w:i w:val="0"/>
+          <w:sz w:val="21"/>
+        </w:rPr>
+        <w:t>• We keep the desktop tidy.</w:t>
+      </w:r>
+    </w:p>
+    <w:p>
+      <w:pPr>
+        <w:spacing w:after="20"/>
+        <w:ind w:left="312" w:hanging="227"/>
+      </w:pPr>
+      <w:r>
+        <w:rPr>
+          <w:b w:val="0"/>
+          <w:i w:val="0"/>
+          <w:sz w:val="21"/>
+        </w:rPr>
+        <w:t>• The screen shows us our work.</w:t>
+      </w:r>
+    </w:p>
+    <w:p>
+      <w:pPr>
+        <w:keepNext/>
+        <w:spacing w:after="20"/>
+      </w:pPr>
+      <w:r>
+        <w:rPr>
+          <w:b/>
+          <w:i w:val="0"/>
+          <w:color w:val="142C5A"/>
+          <w:sz w:val="21"/>
+        </w:rPr>
+        <w:t>Let us talk</w:t>
+      </w:r>
+    </w:p>
+    <w:p>
+      <w:pPr>
+        <w:spacing w:after="20"/>
+        <w:ind w:left="351" w:hanging="351"/>
+      </w:pPr>
+      <w:r>
+        <w:rPr>
+          <w:b w:val="0"/>
+          <w:i w:val="0"/>
+          <w:sz w:val="21"/>
+        </w:rPr>
+        <w:t>1. What is the desktop?</w:t>
+      </w:r>
+    </w:p>
+    <w:p>
+      <w:pPr>
+        <w:spacing w:after="20"/>
+        <w:ind w:left="351" w:hanging="351"/>
+      </w:pPr>
+      <w:r>
+        <w:rPr>
+          <w:b w:val="0"/>
+          <w:i w:val="0"/>
+          <w:sz w:val="21"/>
+        </w:rPr>
+        <w:t>2. What is an icon?</w:t>
+      </w:r>
+    </w:p>
+    <w:p>
+      <w:pPr>
+        <w:spacing w:after="20"/>
+        <w:ind w:left="351" w:hanging="351"/>
+      </w:pPr>
+      <w:r>
+        <w:rPr>
+          <w:b w:val="0"/>
+          <w:i w:val="0"/>
+          <w:sz w:val="21"/>
+        </w:rPr>
+        <w:t>3. What do we call the small arrow?</w:t>
+      </w:r>
+    </w:p>
+    <w:p>
+      <w:pPr>
+        <w:keepNext/>
+        <w:spacing w:after="20"/>
+      </w:pPr>
+      <w:r>
+        <w:rPr>
+          <w:b/>
+          <w:i w:val="0"/>
+          <w:color w:val="142C5A"/>
+          <w:sz w:val="21"/>
+        </w:rPr>
+        <w:t>Words for my notebook</w:t>
+      </w:r>
+    </w:p>
+    <w:p>
+      <w:pPr>
+        <w:spacing w:after="20"/>
+        <w:ind w:left="312" w:hanging="227"/>
+      </w:pPr>
+      <w:r>
+        <w:rPr>
+          <w:b w:val="0"/>
+          <w:i w:val="0"/>
+          <w:sz w:val="21"/>
+        </w:rPr>
+        <w:t>• desktop — the first screen we see</w:t>
+      </w:r>
+    </w:p>
+    <w:p>
+      <w:pPr>
+        <w:spacing w:after="20"/>
+        <w:ind w:left="312" w:hanging="227"/>
+      </w:pPr>
+      <w:r>
+        <w:rPr>
+          <w:b w:val="0"/>
+          <w:i w:val="0"/>
+          <w:sz w:val="21"/>
+        </w:rPr>
+        <w:t>• icon — a small picture that stands for a program</w:t>
+      </w:r>
+    </w:p>
+    <w:p>
+      <w:pPr>
+        <w:spacing w:after="20"/>
+        <w:ind w:left="312" w:hanging="227"/>
+      </w:pPr>
+      <w:r>
+        <w:rPr>
+          <w:b w:val="0"/>
+          <w:i w:val="0"/>
+          <w:sz w:val="21"/>
+        </w:rPr>
+        <w:t>• pointer — the small arrow we move</w:t>
+      </w:r>
+    </w:p>
+    <w:p>
+      <w:pPr>
+        <w:keepNext/>
+        <w:spacing w:after="20"/>
+      </w:pPr>
+      <w:r>
+        <w:rPr>
+          <w:b/>
+          <w:i w:val="0"/>
+          <w:color w:val="142C5A"/>
+          <w:sz w:val="21"/>
+        </w:rPr>
+        <w:t>Worksheet</w:t>
+      </w:r>
+    </w:p>
+    <w:p>
+      <w:pPr>
+        <w:spacing w:after="20"/>
+        <w:ind w:left="351" w:hanging="351"/>
+      </w:pPr>
+      <w:r>
+        <w:rPr>
+          <w:b w:val="0"/>
+          <w:i w:val="0"/>
+          <w:sz w:val="21"/>
+        </w:rPr>
+        <w:t>1. The first screen we see is the ___.</w:t>
+      </w:r>
+    </w:p>
+    <w:p>
+      <w:pPr>
+        <w:spacing w:after="60"/>
+        <w:ind w:left="652" w:hanging="340"/>
+      </w:pPr>
+      <w:r>
+        <w:rPr>
+          <w:b w:val="0"/>
+          <w:i w:val="0"/>
+          <w:sz w:val="21"/>
+        </w:rPr>
+        <w:t>A) desktop B) keyboard C) mouse D) printer</w:t>
+      </w:r>
+    </w:p>
+    <w:p>
+      <w:pPr>
+        <w:spacing w:after="20"/>
+        <w:ind w:left="351" w:hanging="351"/>
+      </w:pPr>
+      <w:r>
+        <w:rPr>
+          <w:b w:val="0"/>
+          <w:i w:val="0"/>
+          <w:sz w:val="21"/>
+        </w:rPr>
+        <w:t>2. A small picture that stands for a program is an ___.</w:t>
+      </w:r>
+    </w:p>
+    <w:p>
+      <w:pPr>
+        <w:spacing w:after="60"/>
+        <w:ind w:left="652" w:hanging="340"/>
+      </w:pPr>
+      <w:r>
+        <w:rPr>
+          <w:b w:val="0"/>
+          <w:i w:val="0"/>
+          <w:sz w:val="21"/>
+        </w:rPr>
+        <w:t>A) icon B) key C) wire D) screen</w:t>
+      </w:r>
+    </w:p>
+    <w:p>
+      <w:pPr>
+        <w:spacing w:after="20"/>
+        <w:ind w:left="351" w:hanging="351"/>
+      </w:pPr>
+      <w:r>
+        <w:rPr>
+          <w:b w:val="0"/>
+          <w:i w:val="0"/>
+          <w:sz w:val="21"/>
+        </w:rPr>
+        <w:t>3. The small arrow we move is the ___.</w:t>
+      </w:r>
+    </w:p>
+    <w:p>
+      <w:pPr>
+        <w:spacing w:after="60"/>
+        <w:ind w:left="652" w:hanging="340"/>
+      </w:pPr>
+      <w:r>
+        <w:rPr>
+          <w:b w:val="0"/>
+          <w:i w:val="0"/>
+          <w:sz w:val="21"/>
+        </w:rPr>
+        <w:t>A) pointer B) icon C) taskbar D) button</w:t>
+      </w:r>
+    </w:p>
+    <w:p>
+      <w:pPr>
+        <w:spacing w:after="20"/>
+        <w:ind w:left="351" w:hanging="351"/>
+      </w:pPr>
+      <w:r>
+        <w:rPr>
+          <w:b w:val="0"/>
+          <w:i w:val="0"/>
+          <w:sz w:val="21"/>
+        </w:rPr>
+        <w:t>4. We click an icon to ___ it.</w:t>
+      </w:r>
+    </w:p>
+    <w:p>
+      <w:pPr>
+        <w:spacing w:after="60"/>
+        <w:ind w:left="652" w:hanging="340"/>
+      </w:pPr>
+      <w:r>
+        <w:rPr>
+          <w:b w:val="0"/>
+          <w:i w:val="0"/>
+          <w:sz w:val="21"/>
+        </w:rPr>
+        <w:t>A) open B) close C) hide D) break</w:t>
+      </w:r>
+    </w:p>
+    <w:p>
+      <w:pPr>
+        <w:spacing w:after="20"/>
+        <w:ind w:left="351" w:hanging="351"/>
+      </w:pPr>
+      <w:r>
+        <w:rPr>
+          <w:b w:val="0"/>
+          <w:i w:val="0"/>
+          <w:sz w:val="21"/>
+        </w:rPr>
+        <w:t>5. Fill in: The bar at the bottom of the screen is the _____.</w:t>
+      </w:r>
+    </w:p>
+    <w:p>
+      <w:pPr>
+        <w:spacing w:after="20"/>
+        <w:ind w:left="351" w:hanging="351"/>
+      </w:pPr>
+      <w:r>
+        <w:rPr>
+          <w:b w:val="0"/>
+          <w:i w:val="0"/>
+          <w:sz w:val="21"/>
+        </w:rPr>
+        <w:t>6. Mention two things on the desktop.</w:t>
+      </w:r>
+    </w:p>
+    <w:p>
+      <w:pPr>
+        <w:spacing w:after="20"/>
+        <w:ind w:left="351" w:hanging="351"/>
+      </w:pPr>
+      <w:r>
+        <w:rPr>
+          <w:b w:val="0"/>
+          <w:i w:val="0"/>
+          <w:sz w:val="21"/>
+        </w:rPr>
+        <w:t>7. Write what an icon is.</w:t>
+      </w:r>
+    </w:p>
+    <w:p>
+      <w:pPr>
+        <w:keepNext/>
+        <w:spacing w:after="20"/>
+      </w:pPr>
+      <w:r>
+        <w:rPr>
+          <w:b/>
+          <w:i w:val="0"/>
+          <w:color w:val="142C5A"/>
+          <w:sz w:val="21"/>
+        </w:rPr>
+        <w:t>My own work</w:t>
+      </w:r>
+    </w:p>
+    <w:p>
+      <w:pPr>
+        <w:spacing w:after="20"/>
+        <w:ind w:left="312" w:hanging="227"/>
+      </w:pPr>
+      <w:r>
+        <w:rPr>
+          <w:b w:val="0"/>
+          <w:i w:val="0"/>
+          <w:sz w:val="21"/>
+        </w:rPr>
+        <w:t>• Draw a computer screen with two icons.</w:t>
+      </w:r>
+    </w:p>
+    <w:p>
+      <w:pPr>
         <w:spacing w:after="60"/>
         <w:pBdr>
           <w:bottom w:val="single" w:sz="6" w:color="BBBBBB"/>
@@ -5628,6 +6550,4466 @@
     </w:p>
     <w:p>
       <w:pPr>
+        <w:pStyle w:val="Heading2"/>
+        <w:keepNext/>
+        <w:spacing w:before="200" w:after="60"/>
+      </w:pPr>
+      <w:r>
+        <w:rPr>
+          <w:b/>
+          <w:i w:val="0"/>
+          <w:color w:val="142C5A"/>
+          <w:sz w:val="25"/>
+        </w:rPr>
+        <w:t>WEEK 2 — USING THE MOUSE</w:t>
+      </w:r>
+    </w:p>
+    <w:p>
+      <w:pPr>
+        <w:keepNext/>
+        <w:spacing w:after="20"/>
+      </w:pPr>
+      <w:r>
+        <w:rPr>
+          <w:b/>
+          <w:i w:val="0"/>
+          <w:color w:val="142C5A"/>
+          <w:sz w:val="21"/>
+        </w:rPr>
+        <w:t>You will learn to</w:t>
+      </w:r>
+    </w:p>
+    <w:p>
+      <w:pPr>
+        <w:spacing w:after="20"/>
+        <w:ind w:left="312" w:hanging="227"/>
+      </w:pPr>
+      <w:r>
+        <w:rPr>
+          <w:b w:val="0"/>
+          <w:i w:val="0"/>
+          <w:sz w:val="21"/>
+        </w:rPr>
+        <w:t>• hold the mouse the right way</w:t>
+      </w:r>
+    </w:p>
+    <w:p>
+      <w:pPr>
+        <w:spacing w:after="20"/>
+        <w:ind w:left="312" w:hanging="227"/>
+      </w:pPr>
+      <w:r>
+        <w:rPr>
+          <w:b w:val="0"/>
+          <w:i w:val="0"/>
+          <w:sz w:val="21"/>
+        </w:rPr>
+        <w:t>• move the pointer</w:t>
+      </w:r>
+    </w:p>
+    <w:p>
+      <w:pPr>
+        <w:spacing w:after="20"/>
+        <w:ind w:left="312" w:hanging="227"/>
+      </w:pPr>
+      <w:r>
+        <w:rPr>
+          <w:b w:val="0"/>
+          <w:i w:val="0"/>
+          <w:sz w:val="21"/>
+        </w:rPr>
+        <w:t>• click and drag</w:t>
+      </w:r>
+    </w:p>
+    <w:p>
+      <w:pPr>
+        <w:keepNext/>
+        <w:spacing w:after="20"/>
+      </w:pPr>
+      <w:r>
+        <w:rPr>
+          <w:b/>
+          <w:i w:val="0"/>
+          <w:color w:val="142C5A"/>
+          <w:sz w:val="21"/>
+        </w:rPr>
+        <w:t>Things to know</w:t>
+      </w:r>
+    </w:p>
+    <w:p>
+      <w:pPr>
+        <w:spacing w:after="20"/>
+        <w:ind w:left="312" w:hanging="227"/>
+      </w:pPr>
+      <w:r>
+        <w:rPr>
+          <w:b w:val="0"/>
+          <w:i w:val="0"/>
+          <w:sz w:val="21"/>
+        </w:rPr>
+        <w:t xml:space="preserve">• The </w:t>
+      </w:r>
+      <w:r>
+        <w:rPr>
+          <w:b/>
+          <w:i w:val="0"/>
+          <w:sz w:val="21"/>
+        </w:rPr>
+        <w:t>mouse</w:t>
+      </w:r>
+      <w:r>
+        <w:rPr>
+          <w:b w:val="0"/>
+          <w:i w:val="0"/>
+          <w:sz w:val="21"/>
+        </w:rPr>
+        <w:t xml:space="preserve"> moves the pointer on the screen.</w:t>
+      </w:r>
+    </w:p>
+    <w:p>
+      <w:pPr>
+        <w:spacing w:after="20"/>
+        <w:ind w:left="312" w:hanging="227"/>
+      </w:pPr>
+      <w:r>
+        <w:rPr>
+          <w:b w:val="0"/>
+          <w:i w:val="0"/>
+          <w:sz w:val="21"/>
+        </w:rPr>
+        <w:t>• We hold the mouse gently with one hand.</w:t>
+      </w:r>
+    </w:p>
+    <w:p>
+      <w:pPr>
+        <w:spacing w:after="20"/>
+        <w:ind w:left="312" w:hanging="227"/>
+      </w:pPr>
+      <w:r>
+        <w:rPr>
+          <w:b w:val="0"/>
+          <w:i w:val="0"/>
+          <w:sz w:val="21"/>
+        </w:rPr>
+        <w:t xml:space="preserve">• Moving the mouse moves the </w:t>
+      </w:r>
+      <w:r>
+        <w:rPr>
+          <w:b/>
+          <w:i w:val="0"/>
+          <w:sz w:val="21"/>
+        </w:rPr>
+        <w:t>pointer</w:t>
+      </w:r>
+      <w:r>
+        <w:rPr>
+          <w:b w:val="0"/>
+          <w:i w:val="0"/>
+          <w:sz w:val="21"/>
+        </w:rPr>
+        <w:t>.</w:t>
+      </w:r>
+    </w:p>
+    <w:p>
+      <w:pPr>
+        <w:spacing w:after="20"/>
+        <w:ind w:left="312" w:hanging="227"/>
+      </w:pPr>
+      <w:r>
+        <w:rPr>
+          <w:b w:val="0"/>
+          <w:i w:val="0"/>
+          <w:sz w:val="21"/>
+        </w:rPr>
+        <w:t xml:space="preserve">• A </w:t>
+      </w:r>
+      <w:r>
+        <w:rPr>
+          <w:b/>
+          <w:i w:val="0"/>
+          <w:sz w:val="21"/>
+        </w:rPr>
+        <w:t>click</w:t>
+      </w:r>
+      <w:r>
+        <w:rPr>
+          <w:b w:val="0"/>
+          <w:i w:val="0"/>
+          <w:sz w:val="21"/>
+        </w:rPr>
+        <w:t xml:space="preserve"> is pressing the left button once.</w:t>
+      </w:r>
+    </w:p>
+    <w:p>
+      <w:pPr>
+        <w:spacing w:after="20"/>
+        <w:ind w:left="312" w:hanging="227"/>
+      </w:pPr>
+      <w:r>
+        <w:rPr>
+          <w:b w:val="0"/>
+          <w:i w:val="0"/>
+          <w:sz w:val="21"/>
+        </w:rPr>
+        <w:t xml:space="preserve">• A </w:t>
+      </w:r>
+      <w:r>
+        <w:rPr>
+          <w:b/>
+          <w:i w:val="0"/>
+          <w:sz w:val="21"/>
+        </w:rPr>
+        <w:t>double-click</w:t>
+      </w:r>
+      <w:r>
+        <w:rPr>
+          <w:b w:val="0"/>
+          <w:i w:val="0"/>
+          <w:sz w:val="21"/>
+        </w:rPr>
+        <w:t xml:space="preserve"> is pressing the left button twice fast.</w:t>
+      </w:r>
+    </w:p>
+    <w:p>
+      <w:pPr>
+        <w:spacing w:after="0"/>
+      </w:pPr>
+      <w:r>
+        <w:br w:type="page"/>
+      </w:r>
+    </w:p>
+    <w:p>
+      <w:pPr>
+        <w:spacing w:after="20"/>
+        <w:ind w:left="312" w:hanging="227"/>
+      </w:pPr>
+      <w:r>
+        <w:rPr>
+          <w:b w:val="0"/>
+          <w:i w:val="0"/>
+          <w:sz w:val="21"/>
+        </w:rPr>
+        <w:t>• We click to choose an item.</w:t>
+      </w:r>
+    </w:p>
+    <w:p>
+      <w:pPr>
+        <w:spacing w:after="20"/>
+        <w:ind w:left="312" w:hanging="227"/>
+      </w:pPr>
+      <w:r>
+        <w:rPr>
+          <w:b w:val="0"/>
+          <w:i w:val="0"/>
+          <w:sz w:val="21"/>
+        </w:rPr>
+        <w:t xml:space="preserve">• </w:t>
+      </w:r>
+      <w:r>
+        <w:rPr>
+          <w:b/>
+          <w:i w:val="0"/>
+          <w:sz w:val="21"/>
+        </w:rPr>
+        <w:t>Drag</w:t>
+      </w:r>
+      <w:r>
+        <w:rPr>
+          <w:b w:val="0"/>
+          <w:i w:val="0"/>
+          <w:sz w:val="21"/>
+        </w:rPr>
+        <w:t xml:space="preserve"> means holding the button and moving.</w:t>
+      </w:r>
+    </w:p>
+    <w:p>
+      <w:pPr>
+        <w:spacing w:after="20"/>
+        <w:ind w:left="312" w:hanging="227"/>
+      </w:pPr>
+      <w:r>
+        <w:rPr>
+          <w:b w:val="0"/>
+          <w:i w:val="0"/>
+          <w:sz w:val="21"/>
+        </w:rPr>
+        <w:t>• We drag to move a picture.</w:t>
+      </w:r>
+    </w:p>
+    <w:p>
+      <w:pPr>
+        <w:spacing w:after="20"/>
+        <w:ind w:left="312" w:hanging="227"/>
+      </w:pPr>
+      <w:r>
+        <w:rPr>
+          <w:b w:val="0"/>
+          <w:i w:val="0"/>
+          <w:sz w:val="21"/>
+        </w:rPr>
+        <w:t>• The right button opens a small menu.</w:t>
+      </w:r>
+    </w:p>
+    <w:p>
+      <w:pPr>
+        <w:spacing w:after="20"/>
+        <w:ind w:left="312" w:hanging="227"/>
+      </w:pPr>
+      <w:r>
+        <w:rPr>
+          <w:b w:val="0"/>
+          <w:i w:val="0"/>
+          <w:sz w:val="21"/>
+        </w:rPr>
+        <w:t>• We use the mouse with care.</w:t>
+      </w:r>
+    </w:p>
+    <w:p>
+      <w:pPr>
+        <w:keepNext/>
+        <w:spacing w:after="20"/>
+      </w:pPr>
+      <w:r>
+        <w:rPr>
+          <w:b/>
+          <w:i w:val="0"/>
+          <w:color w:val="142C5A"/>
+          <w:sz w:val="21"/>
+        </w:rPr>
+        <w:t>Let us talk</w:t>
+      </w:r>
+    </w:p>
+    <w:p>
+      <w:pPr>
+        <w:spacing w:after="20"/>
+        <w:ind w:left="351" w:hanging="351"/>
+      </w:pPr>
+      <w:r>
+        <w:rPr>
+          <w:b w:val="0"/>
+          <w:i w:val="0"/>
+          <w:sz w:val="21"/>
+        </w:rPr>
+        <w:t>1. What does the mouse move?</w:t>
+      </w:r>
+    </w:p>
+    <w:p>
+      <w:pPr>
+        <w:spacing w:after="20"/>
+        <w:ind w:left="351" w:hanging="351"/>
+      </w:pPr>
+      <w:r>
+        <w:rPr>
+          <w:b w:val="0"/>
+          <w:i w:val="0"/>
+          <w:sz w:val="21"/>
+        </w:rPr>
+        <w:t>2. What is a click?</w:t>
+      </w:r>
+    </w:p>
+    <w:p>
+      <w:pPr>
+        <w:spacing w:after="20"/>
+        <w:ind w:left="351" w:hanging="351"/>
+      </w:pPr>
+      <w:r>
+        <w:rPr>
+          <w:b w:val="0"/>
+          <w:i w:val="0"/>
+          <w:sz w:val="21"/>
+        </w:rPr>
+        <w:t>3. What does drag mean?</w:t>
+      </w:r>
+    </w:p>
+    <w:p>
+      <w:pPr>
+        <w:keepNext/>
+        <w:spacing w:after="20"/>
+      </w:pPr>
+      <w:r>
+        <w:rPr>
+          <w:b/>
+          <w:i w:val="0"/>
+          <w:color w:val="142C5A"/>
+          <w:sz w:val="21"/>
+        </w:rPr>
+        <w:t>Words for my notebook</w:t>
+      </w:r>
+    </w:p>
+    <w:p>
+      <w:pPr>
+        <w:spacing w:after="20"/>
+        <w:ind w:left="312" w:hanging="227"/>
+      </w:pPr>
+      <w:r>
+        <w:rPr>
+          <w:b w:val="0"/>
+          <w:i w:val="0"/>
+          <w:sz w:val="21"/>
+        </w:rPr>
+        <w:t>• mouse — a device that moves the pointer</w:t>
+      </w:r>
+    </w:p>
+    <w:p>
+      <w:pPr>
+        <w:spacing w:after="20"/>
+        <w:ind w:left="312" w:hanging="227"/>
+      </w:pPr>
+      <w:r>
+        <w:rPr>
+          <w:b w:val="0"/>
+          <w:i w:val="0"/>
+          <w:sz w:val="21"/>
+        </w:rPr>
+        <w:t>• click — to press the left button once</w:t>
+      </w:r>
+    </w:p>
+    <w:p>
+      <w:pPr>
+        <w:spacing w:after="20"/>
+        <w:ind w:left="312" w:hanging="227"/>
+      </w:pPr>
+      <w:r>
+        <w:rPr>
+          <w:b w:val="0"/>
+          <w:i w:val="0"/>
+          <w:sz w:val="21"/>
+        </w:rPr>
+        <w:t>• drag — to hold and move</w:t>
+      </w:r>
+    </w:p>
+    <w:p>
+      <w:pPr>
+        <w:keepNext/>
+        <w:spacing w:after="20"/>
+      </w:pPr>
+      <w:r>
+        <w:rPr>
+          <w:b/>
+          <w:i w:val="0"/>
+          <w:color w:val="142C5A"/>
+          <w:sz w:val="21"/>
+        </w:rPr>
+        <w:t>Worksheet</w:t>
+      </w:r>
+    </w:p>
+    <w:p>
+      <w:pPr>
+        <w:spacing w:after="20"/>
+        <w:ind w:left="351" w:hanging="351"/>
+      </w:pPr>
+      <w:r>
+        <w:rPr>
+          <w:b w:val="0"/>
+          <w:i w:val="0"/>
+          <w:sz w:val="21"/>
+        </w:rPr>
+        <w:t>1. The mouse moves the ___ on the screen.</w:t>
+      </w:r>
+    </w:p>
+    <w:p>
+      <w:pPr>
+        <w:spacing w:after="60"/>
+        <w:ind w:left="652" w:hanging="340"/>
+      </w:pPr>
+      <w:r>
+        <w:rPr>
+          <w:b w:val="0"/>
+          <w:i w:val="0"/>
+          <w:sz w:val="21"/>
+        </w:rPr>
+        <w:t>A) pointer B) icon C) key D) wire</w:t>
+      </w:r>
+    </w:p>
+    <w:p>
+      <w:pPr>
+        <w:spacing w:after="20"/>
+        <w:ind w:left="351" w:hanging="351"/>
+      </w:pPr>
+      <w:r>
+        <w:rPr>
+          <w:b w:val="0"/>
+          <w:i w:val="0"/>
+          <w:sz w:val="21"/>
+        </w:rPr>
+        <w:t>2. Pressing the left button once is a ___.</w:t>
+      </w:r>
+    </w:p>
+    <w:p>
+      <w:pPr>
+        <w:spacing w:after="60"/>
+        <w:ind w:left="652" w:hanging="340"/>
+      </w:pPr>
+      <w:r>
+        <w:rPr>
+          <w:b w:val="0"/>
+          <w:i w:val="0"/>
+          <w:sz w:val="21"/>
+        </w:rPr>
+        <w:t>A) click B) drag C) type D) save</w:t>
+      </w:r>
+    </w:p>
+    <w:p>
+      <w:pPr>
+        <w:spacing w:after="20"/>
+        <w:ind w:left="351" w:hanging="351"/>
+      </w:pPr>
+      <w:r>
+        <w:rPr>
+          <w:b w:val="0"/>
+          <w:i w:val="0"/>
+          <w:sz w:val="21"/>
+        </w:rPr>
+        <w:t>3. Pressing the left button twice fast is a ___.</w:t>
+      </w:r>
+    </w:p>
+    <w:p>
+      <w:pPr>
+        <w:spacing w:after="60"/>
+        <w:ind w:left="652" w:hanging="340"/>
+      </w:pPr>
+      <w:r>
+        <w:rPr>
+          <w:b w:val="0"/>
+          <w:i w:val="0"/>
+          <w:sz w:val="21"/>
+        </w:rPr>
+        <w:t>A) double-click B) drag C) scroll D) shut</w:t>
+      </w:r>
+    </w:p>
+    <w:p>
+      <w:pPr>
+        <w:spacing w:after="20"/>
+        <w:ind w:left="351" w:hanging="351"/>
+      </w:pPr>
+      <w:r>
+        <w:rPr>
+          <w:b w:val="0"/>
+          <w:i w:val="0"/>
+          <w:sz w:val="21"/>
+        </w:rPr>
+        <w:t>4. To move a picture we ___ it.</w:t>
+      </w:r>
+    </w:p>
+    <w:p>
+      <w:pPr>
+        <w:spacing w:after="60"/>
+        <w:ind w:left="652" w:hanging="340"/>
+      </w:pPr>
+      <w:r>
+        <w:rPr>
+          <w:b w:val="0"/>
+          <w:i w:val="0"/>
+          <w:sz w:val="21"/>
+        </w:rPr>
+        <w:t>A) drag B) sing C) hide D) cut</w:t>
+      </w:r>
+    </w:p>
+    <w:p>
+      <w:pPr>
+        <w:spacing w:after="20"/>
+        <w:ind w:left="351" w:hanging="351"/>
+      </w:pPr>
+      <w:r>
+        <w:rPr>
+          <w:b w:val="0"/>
+          <w:i w:val="0"/>
+          <w:sz w:val="21"/>
+        </w:rPr>
+        <w:t>5. Fill in: We hold the mouse with one _____.</w:t>
+      </w:r>
+    </w:p>
+    <w:p>
+      <w:pPr>
+        <w:spacing w:after="20"/>
+        <w:ind w:left="351" w:hanging="351"/>
+      </w:pPr>
+      <w:r>
+        <w:rPr>
+          <w:b w:val="0"/>
+          <w:i w:val="0"/>
+          <w:sz w:val="21"/>
+        </w:rPr>
+        <w:t>6. Mention two things we do with a mouse.</w:t>
+      </w:r>
+    </w:p>
+    <w:p>
+      <w:pPr>
+        <w:spacing w:after="20"/>
+        <w:ind w:left="351" w:hanging="351"/>
+      </w:pPr>
+      <w:r>
+        <w:rPr>
+          <w:b w:val="0"/>
+          <w:i w:val="0"/>
+          <w:sz w:val="21"/>
+        </w:rPr>
+        <w:t>7. Write what a click is.</w:t>
+      </w:r>
+    </w:p>
+    <w:p>
+      <w:pPr>
+        <w:keepNext/>
+        <w:spacing w:after="20"/>
+      </w:pPr>
+      <w:r>
+        <w:rPr>
+          <w:b/>
+          <w:i w:val="0"/>
+          <w:color w:val="142C5A"/>
+          <w:sz w:val="21"/>
+        </w:rPr>
+        <w:t>My own work</w:t>
+      </w:r>
+    </w:p>
+    <w:p>
+      <w:pPr>
+        <w:spacing w:after="20"/>
+        <w:ind w:left="312" w:hanging="227"/>
+      </w:pPr>
+      <w:r>
+        <w:rPr>
+          <w:b w:val="0"/>
+          <w:i w:val="0"/>
+          <w:sz w:val="21"/>
+        </w:rPr>
+        <w:t>• Draw a mouse and the pointer it moves.</w:t>
+      </w:r>
+    </w:p>
+    <w:p>
+      <w:pPr>
+        <w:spacing w:after="60"/>
+        <w:pBdr>
+          <w:bottom w:val="single" w:sz="6" w:color="BBBBBB"/>
+        </w:pBdr>
+      </w:pPr>
+    </w:p>
+    <w:p>
+      <w:pPr>
+        <w:pStyle w:val="Heading2"/>
+        <w:keepNext/>
+        <w:spacing w:before="200" w:after="60"/>
+      </w:pPr>
+      <w:r>
+        <w:rPr>
+          <w:b/>
+          <w:i w:val="0"/>
+          <w:color w:val="142C5A"/>
+          <w:sz w:val="25"/>
+        </w:rPr>
+        <w:t>WEEK 3 — THE KEYBOARD: LETTER AND NUMBER KEYS</w:t>
+      </w:r>
+    </w:p>
+    <w:p>
+      <w:pPr>
+        <w:keepNext/>
+        <w:spacing w:after="20"/>
+      </w:pPr>
+      <w:r>
+        <w:rPr>
+          <w:b/>
+          <w:i w:val="0"/>
+          <w:color w:val="142C5A"/>
+          <w:sz w:val="21"/>
+        </w:rPr>
+        <w:t>You will learn to</w:t>
+      </w:r>
+    </w:p>
+    <w:p>
+      <w:pPr>
+        <w:spacing w:after="20"/>
+        <w:ind w:left="312" w:hanging="227"/>
+      </w:pPr>
+      <w:r>
+        <w:rPr>
+          <w:b w:val="0"/>
+          <w:i w:val="0"/>
+          <w:sz w:val="21"/>
+        </w:rPr>
+        <w:t>• name the parts of the keyboard</w:t>
+      </w:r>
+    </w:p>
+    <w:p>
+      <w:pPr>
+        <w:spacing w:after="20"/>
+        <w:ind w:left="312" w:hanging="227"/>
+      </w:pPr>
+      <w:r>
+        <w:rPr>
+          <w:b w:val="0"/>
+          <w:i w:val="0"/>
+          <w:sz w:val="21"/>
+        </w:rPr>
+        <w:t>• find the letter keys</w:t>
+      </w:r>
+    </w:p>
+    <w:p>
+      <w:pPr>
+        <w:spacing w:after="20"/>
+        <w:ind w:left="312" w:hanging="227"/>
+      </w:pPr>
+      <w:r>
+        <w:rPr>
+          <w:b w:val="0"/>
+          <w:i w:val="0"/>
+          <w:sz w:val="21"/>
+        </w:rPr>
+        <w:t>• find the number keys</w:t>
+      </w:r>
+    </w:p>
+    <w:p>
+      <w:pPr>
+        <w:keepNext/>
+        <w:spacing w:after="20"/>
+      </w:pPr>
+      <w:r>
+        <w:rPr>
+          <w:b/>
+          <w:i w:val="0"/>
+          <w:color w:val="142C5A"/>
+          <w:sz w:val="21"/>
+        </w:rPr>
+        <w:t>Things to know</w:t>
+      </w:r>
+    </w:p>
+    <w:p>
+      <w:pPr>
+        <w:spacing w:after="20"/>
+        <w:ind w:left="312" w:hanging="227"/>
+      </w:pPr>
+      <w:r>
+        <w:rPr>
+          <w:b w:val="0"/>
+          <w:i w:val="0"/>
+          <w:sz w:val="21"/>
+        </w:rPr>
+        <w:t xml:space="preserve">• The </w:t>
+      </w:r>
+      <w:r>
+        <w:rPr>
+          <w:b/>
+          <w:i w:val="0"/>
+          <w:sz w:val="21"/>
+        </w:rPr>
+        <w:t>keyboard</w:t>
+      </w:r>
+      <w:r>
+        <w:rPr>
+          <w:b w:val="0"/>
+          <w:i w:val="0"/>
+          <w:sz w:val="21"/>
+        </w:rPr>
+        <w:t xml:space="preserve"> has keys we press to type.</w:t>
+      </w:r>
+    </w:p>
+    <w:p>
+      <w:pPr>
+        <w:spacing w:after="20"/>
+        <w:ind w:left="312" w:hanging="227"/>
+      </w:pPr>
+      <w:r>
+        <w:rPr>
+          <w:b w:val="0"/>
+          <w:i w:val="0"/>
+          <w:sz w:val="21"/>
+        </w:rPr>
+        <w:t xml:space="preserve">• The </w:t>
+      </w:r>
+      <w:r>
+        <w:rPr>
+          <w:b/>
+          <w:i w:val="0"/>
+          <w:sz w:val="21"/>
+        </w:rPr>
+        <w:t>letter keys</w:t>
+      </w:r>
+      <w:r>
+        <w:rPr>
+          <w:b w:val="0"/>
+          <w:i w:val="0"/>
+          <w:sz w:val="21"/>
+        </w:rPr>
+        <w:t xml:space="preserve"> are the alphabet, A to Z.</w:t>
+      </w:r>
+    </w:p>
+    <w:p>
+      <w:pPr>
+        <w:spacing w:after="20"/>
+        <w:ind w:left="312" w:hanging="227"/>
+      </w:pPr>
+      <w:r>
+        <w:rPr>
+          <w:b w:val="0"/>
+          <w:i w:val="0"/>
+          <w:sz w:val="21"/>
+        </w:rPr>
+        <w:t xml:space="preserve">• The </w:t>
+      </w:r>
+      <w:r>
+        <w:rPr>
+          <w:b/>
+          <w:i w:val="0"/>
+          <w:sz w:val="21"/>
+        </w:rPr>
+        <w:t>number keys</w:t>
+      </w:r>
+      <w:r>
+        <w:rPr>
+          <w:b w:val="0"/>
+          <w:i w:val="0"/>
+          <w:sz w:val="21"/>
+        </w:rPr>
+        <w:t xml:space="preserve"> are 0 to 9.</w:t>
+      </w:r>
+    </w:p>
+    <w:p>
+      <w:pPr>
+        <w:spacing w:after="20"/>
+        <w:ind w:left="312" w:hanging="227"/>
+      </w:pPr>
+      <w:r>
+        <w:rPr>
+          <w:b w:val="0"/>
+          <w:i w:val="0"/>
+          <w:sz w:val="21"/>
+        </w:rPr>
+        <w:t xml:space="preserve">• The </w:t>
+      </w:r>
+      <w:r>
+        <w:rPr>
+          <w:b/>
+          <w:i w:val="0"/>
+          <w:sz w:val="21"/>
+        </w:rPr>
+        <w:t>space bar</w:t>
+      </w:r>
+      <w:r>
+        <w:rPr>
+          <w:b w:val="0"/>
+          <w:i w:val="0"/>
+          <w:sz w:val="21"/>
+        </w:rPr>
+        <w:t xml:space="preserve"> makes a space between words.</w:t>
+      </w:r>
+    </w:p>
+    <w:p>
+      <w:pPr>
+        <w:spacing w:after="20"/>
+        <w:ind w:left="312" w:hanging="227"/>
+      </w:pPr>
+      <w:r>
+        <w:rPr>
+          <w:b w:val="0"/>
+          <w:i w:val="0"/>
+          <w:sz w:val="21"/>
+        </w:rPr>
+        <w:t xml:space="preserve">• The </w:t>
+      </w:r>
+      <w:r>
+        <w:rPr>
+          <w:b/>
+          <w:i w:val="0"/>
+          <w:sz w:val="21"/>
+        </w:rPr>
+        <w:t>enter key</w:t>
+      </w:r>
+      <w:r>
+        <w:rPr>
+          <w:b w:val="0"/>
+          <w:i w:val="0"/>
+          <w:sz w:val="21"/>
+        </w:rPr>
+        <w:t xml:space="preserve"> moves to a new line.</w:t>
+      </w:r>
+    </w:p>
+    <w:p>
+      <w:pPr>
+        <w:spacing w:after="20"/>
+        <w:ind w:left="312" w:hanging="227"/>
+      </w:pPr>
+      <w:r>
+        <w:rPr>
+          <w:b w:val="0"/>
+          <w:i w:val="0"/>
+          <w:sz w:val="21"/>
+        </w:rPr>
+        <w:t xml:space="preserve">• The </w:t>
+      </w:r>
+      <w:r>
+        <w:rPr>
+          <w:b/>
+          <w:i w:val="0"/>
+          <w:sz w:val="21"/>
+        </w:rPr>
+        <w:t>backspace key</w:t>
+      </w:r>
+      <w:r>
+        <w:rPr>
+          <w:b w:val="0"/>
+          <w:i w:val="0"/>
+          <w:sz w:val="21"/>
+        </w:rPr>
+        <w:t xml:space="preserve"> rubs out a letter.</w:t>
+      </w:r>
+    </w:p>
+    <w:p>
+      <w:pPr>
+        <w:spacing w:after="20"/>
+        <w:ind w:left="312" w:hanging="227"/>
+      </w:pPr>
+      <w:r>
+        <w:rPr>
+          <w:b w:val="0"/>
+          <w:i w:val="0"/>
+          <w:sz w:val="21"/>
+        </w:rPr>
+        <w:t xml:space="preserve">• The </w:t>
+      </w:r>
+      <w:r>
+        <w:rPr>
+          <w:b/>
+          <w:i w:val="0"/>
+          <w:sz w:val="21"/>
+        </w:rPr>
+        <w:t>shift key</w:t>
+      </w:r>
+      <w:r>
+        <w:rPr>
+          <w:b w:val="0"/>
+          <w:i w:val="0"/>
+          <w:sz w:val="21"/>
+        </w:rPr>
+        <w:t xml:space="preserve"> helps us to type a capital letter.</w:t>
+      </w:r>
+    </w:p>
+    <w:p>
+      <w:pPr>
+        <w:spacing w:after="20"/>
+        <w:ind w:left="312" w:hanging="227"/>
+      </w:pPr>
+      <w:r>
+        <w:rPr>
+          <w:b w:val="0"/>
+          <w:i w:val="0"/>
+          <w:sz w:val="21"/>
+        </w:rPr>
+        <w:t>• We press a key gently with one finger.</w:t>
+      </w:r>
+    </w:p>
+    <w:p>
+      <w:pPr>
+        <w:spacing w:after="20"/>
+        <w:ind w:left="312" w:hanging="227"/>
+      </w:pPr>
+      <w:r>
+        <w:rPr>
+          <w:b w:val="0"/>
+          <w:i w:val="0"/>
+          <w:sz w:val="21"/>
+        </w:rPr>
+        <w:t>• The keyboard helps us to write on the computer.</w:t>
+      </w:r>
+    </w:p>
+    <w:p>
+      <w:pPr>
+        <w:spacing w:after="20"/>
+        <w:ind w:left="312" w:hanging="227"/>
+      </w:pPr>
+      <w:r>
+        <w:rPr>
+          <w:b w:val="0"/>
+          <w:i w:val="0"/>
+          <w:sz w:val="21"/>
+        </w:rPr>
+        <w:t>• We keep the keyboard clean and dry.</w:t>
+      </w:r>
+    </w:p>
+    <w:p>
+      <w:pPr>
+        <w:keepNext/>
+        <w:spacing w:after="20"/>
+      </w:pPr>
+      <w:r>
+        <w:rPr>
+          <w:b/>
+          <w:i w:val="0"/>
+          <w:color w:val="142C5A"/>
+          <w:sz w:val="21"/>
+        </w:rPr>
+        <w:t>Let us talk</w:t>
+      </w:r>
+    </w:p>
+    <w:p>
+      <w:pPr>
+        <w:spacing w:after="20"/>
+        <w:ind w:left="351" w:hanging="351"/>
+      </w:pPr>
+      <w:r>
+        <w:rPr>
+          <w:b w:val="0"/>
+          <w:i w:val="0"/>
+          <w:sz w:val="21"/>
+        </w:rPr>
+        <w:t>1. What are the letter keys?</w:t>
+      </w:r>
+    </w:p>
+    <w:p>
+      <w:pPr>
+        <w:spacing w:after="20"/>
+        <w:ind w:left="351" w:hanging="351"/>
+      </w:pPr>
+      <w:r>
+        <w:rPr>
+          <w:b w:val="0"/>
+          <w:i w:val="0"/>
+          <w:sz w:val="21"/>
+        </w:rPr>
+        <w:t>2. Which key makes a space?</w:t>
+      </w:r>
+    </w:p>
+    <w:p>
+      <w:pPr>
+        <w:spacing w:after="20"/>
+        <w:ind w:left="351" w:hanging="351"/>
+      </w:pPr>
+      <w:r>
+        <w:rPr>
+          <w:b w:val="0"/>
+          <w:i w:val="0"/>
+          <w:sz w:val="21"/>
+        </w:rPr>
+        <w:t>3. What does the backspace key do?</w:t>
+      </w:r>
+    </w:p>
+    <w:p>
+      <w:pPr>
+        <w:keepNext/>
+        <w:spacing w:after="20"/>
+      </w:pPr>
+      <w:r>
+        <w:rPr>
+          <w:b/>
+          <w:i w:val="0"/>
+          <w:color w:val="142C5A"/>
+          <w:sz w:val="21"/>
+        </w:rPr>
+        <w:t>Words for my notebook</w:t>
+      </w:r>
+    </w:p>
+    <w:p>
+      <w:pPr>
+        <w:spacing w:after="20"/>
+        <w:ind w:left="312" w:hanging="227"/>
+      </w:pPr>
+      <w:r>
+        <w:rPr>
+          <w:b w:val="0"/>
+          <w:i w:val="0"/>
+          <w:sz w:val="21"/>
+        </w:rPr>
+        <w:t>• keyboard — the keys we press to type</w:t>
+      </w:r>
+    </w:p>
+    <w:p>
+      <w:pPr>
+        <w:spacing w:after="20"/>
+        <w:ind w:left="312" w:hanging="227"/>
+      </w:pPr>
+      <w:r>
+        <w:rPr>
+          <w:b w:val="0"/>
+          <w:i w:val="0"/>
+          <w:sz w:val="21"/>
+        </w:rPr>
+        <w:t>• space bar — the key that makes a space</w:t>
+      </w:r>
+    </w:p>
+    <w:p>
+      <w:pPr>
+        <w:spacing w:after="20"/>
+        <w:ind w:left="312" w:hanging="227"/>
+      </w:pPr>
+      <w:r>
+        <w:rPr>
+          <w:b w:val="0"/>
+          <w:i w:val="0"/>
+          <w:sz w:val="21"/>
+        </w:rPr>
+        <w:t>• enter key — the key that moves to a new line</w:t>
+      </w:r>
+    </w:p>
+    <w:p>
+      <w:pPr>
+        <w:keepNext/>
+        <w:spacing w:after="20"/>
+      </w:pPr>
+      <w:r>
+        <w:rPr>
+          <w:b/>
+          <w:i w:val="0"/>
+          <w:color w:val="142C5A"/>
+          <w:sz w:val="21"/>
+        </w:rPr>
+        <w:t>Worksheet</w:t>
+      </w:r>
+    </w:p>
+    <w:p>
+      <w:pPr>
+        <w:spacing w:after="20"/>
+        <w:ind w:left="351" w:hanging="351"/>
+      </w:pPr>
+      <w:r>
+        <w:rPr>
+          <w:b w:val="0"/>
+          <w:i w:val="0"/>
+          <w:sz w:val="21"/>
+        </w:rPr>
+        <w:t>1. The keys A to Z are the ___ keys.</w:t>
+      </w:r>
+    </w:p>
+    <w:p>
+      <w:pPr>
+        <w:spacing w:after="60"/>
+        <w:ind w:left="652" w:hanging="340"/>
+      </w:pPr>
+      <w:r>
+        <w:rPr>
+          <w:b w:val="0"/>
+          <w:i w:val="0"/>
+          <w:sz w:val="21"/>
+        </w:rPr>
+        <w:t>A) letter B) number C) function D) arrow</w:t>
+      </w:r>
+    </w:p>
+    <w:p>
+      <w:pPr>
+        <w:spacing w:after="20"/>
+        <w:ind w:left="351" w:hanging="351"/>
+      </w:pPr>
+      <w:r>
+        <w:rPr>
+          <w:b w:val="0"/>
+          <w:i w:val="0"/>
+          <w:sz w:val="21"/>
+        </w:rPr>
+        <w:t>2. The key that makes a space is the ___.</w:t>
+      </w:r>
+    </w:p>
+    <w:p>
+      <w:pPr>
+        <w:spacing w:after="60"/>
+        <w:ind w:left="652" w:hanging="340"/>
+      </w:pPr>
+      <w:r>
+        <w:rPr>
+          <w:b w:val="0"/>
+          <w:i w:val="0"/>
+          <w:sz w:val="21"/>
+        </w:rPr>
+        <w:t>A) space bar B) enter key C) shift key D) backspace</w:t>
+      </w:r>
+    </w:p>
+    <w:p>
+      <w:pPr>
+        <w:spacing w:after="20"/>
+        <w:ind w:left="351" w:hanging="351"/>
+      </w:pPr>
+      <w:r>
+        <w:rPr>
+          <w:b w:val="0"/>
+          <w:i w:val="0"/>
+          <w:sz w:val="21"/>
+        </w:rPr>
+        <w:t>3. The key that rubs out a letter is the ___.</w:t>
+      </w:r>
+    </w:p>
+    <w:p>
+      <w:pPr>
+        <w:spacing w:after="60"/>
+        <w:ind w:left="652" w:hanging="340"/>
+      </w:pPr>
+      <w:r>
+        <w:rPr>
+          <w:b w:val="0"/>
+          <w:i w:val="0"/>
+          <w:sz w:val="21"/>
+        </w:rPr>
+        <w:t>A) backspace B) space bar C) enter D) shift</w:t>
+      </w:r>
+    </w:p>
+    <w:p>
+      <w:pPr>
+        <w:spacing w:after="0"/>
+      </w:pPr>
+      <w:r>
+        <w:br w:type="page"/>
+      </w:r>
+    </w:p>
+    <w:p>
+      <w:pPr>
+        <w:spacing w:after="20"/>
+        <w:ind w:left="351" w:hanging="351"/>
+      </w:pPr>
+      <w:r>
+        <w:rPr>
+          <w:b w:val="0"/>
+          <w:i w:val="0"/>
+          <w:sz w:val="21"/>
+        </w:rPr>
+        <w:t>4. The number keys are ___.</w:t>
+      </w:r>
+    </w:p>
+    <w:p>
+      <w:pPr>
+        <w:spacing w:after="60"/>
+        <w:ind w:left="652" w:hanging="340"/>
+      </w:pPr>
+      <w:r>
+        <w:rPr>
+          <w:b w:val="0"/>
+          <w:i w:val="0"/>
+          <w:sz w:val="21"/>
+        </w:rPr>
+        <w:t>A) 0 to 9 B) A to Z C) F1 to F12 D) red to blue</w:t>
+      </w:r>
+    </w:p>
+    <w:p>
+      <w:pPr>
+        <w:spacing w:after="20"/>
+        <w:ind w:left="351" w:hanging="351"/>
+      </w:pPr>
+      <w:r>
+        <w:rPr>
+          <w:b w:val="0"/>
+          <w:i w:val="0"/>
+          <w:sz w:val="21"/>
+        </w:rPr>
+        <w:t>5. Fill in: We press a key gently with one _____.</w:t>
+      </w:r>
+    </w:p>
+    <w:p>
+      <w:pPr>
+        <w:spacing w:after="20"/>
+        <w:ind w:left="351" w:hanging="351"/>
+      </w:pPr>
+      <w:r>
+        <w:rPr>
+          <w:b w:val="0"/>
+          <w:i w:val="0"/>
+          <w:sz w:val="21"/>
+        </w:rPr>
+        <w:t>6. Mention two special keys on the keyboard.</w:t>
+      </w:r>
+    </w:p>
+    <w:p>
+      <w:pPr>
+        <w:spacing w:after="20"/>
+        <w:ind w:left="351" w:hanging="351"/>
+      </w:pPr>
+      <w:r>
+        <w:rPr>
+          <w:b w:val="0"/>
+          <w:i w:val="0"/>
+          <w:sz w:val="21"/>
+        </w:rPr>
+        <w:t>7. Write what the space bar does.</w:t>
+      </w:r>
+    </w:p>
+    <w:p>
+      <w:pPr>
+        <w:keepNext/>
+        <w:spacing w:after="20"/>
+      </w:pPr>
+      <w:r>
+        <w:rPr>
+          <w:b/>
+          <w:i w:val="0"/>
+          <w:color w:val="142C5A"/>
+          <w:sz w:val="21"/>
+        </w:rPr>
+        <w:t>My own work</w:t>
+      </w:r>
+    </w:p>
+    <w:p>
+      <w:pPr>
+        <w:spacing w:after="20"/>
+        <w:ind w:left="312" w:hanging="227"/>
+      </w:pPr>
+      <w:r>
+        <w:rPr>
+          <w:b w:val="0"/>
+          <w:i w:val="0"/>
+          <w:sz w:val="21"/>
+        </w:rPr>
+        <w:t>• Draw a keyboard and colour the letter keys.</w:t>
+      </w:r>
+    </w:p>
+    <w:p>
+      <w:pPr>
+        <w:spacing w:after="60"/>
+        <w:pBdr>
+          <w:bottom w:val="single" w:sz="6" w:color="BBBBBB"/>
+        </w:pBdr>
+      </w:pPr>
+    </w:p>
+    <w:p>
+      <w:pPr>
+        <w:pStyle w:val="Heading2"/>
+        <w:keepNext/>
+        <w:spacing w:before="200" w:after="60"/>
+      </w:pPr>
+      <w:r>
+        <w:rPr>
+          <w:b/>
+          <w:i w:val="0"/>
+          <w:color w:val="142C5A"/>
+          <w:sz w:val="25"/>
+        </w:rPr>
+        <w:t>WEEK 4 — TYPING SIMPLE WORDS</w:t>
+      </w:r>
+    </w:p>
+    <w:p>
+      <w:pPr>
+        <w:keepNext/>
+        <w:spacing w:after="20"/>
+      </w:pPr>
+      <w:r>
+        <w:rPr>
+          <w:b/>
+          <w:i w:val="0"/>
+          <w:color w:val="142C5A"/>
+          <w:sz w:val="21"/>
+        </w:rPr>
+        <w:t>You will learn to</w:t>
+      </w:r>
+    </w:p>
+    <w:p>
+      <w:pPr>
+        <w:spacing w:after="20"/>
+        <w:ind w:left="312" w:hanging="227"/>
+      </w:pPr>
+      <w:r>
+        <w:rPr>
+          <w:b w:val="0"/>
+          <w:i w:val="0"/>
+          <w:sz w:val="21"/>
+        </w:rPr>
+        <w:t>• type my name</w:t>
+      </w:r>
+    </w:p>
+    <w:p>
+      <w:pPr>
+        <w:spacing w:after="20"/>
+        <w:ind w:left="312" w:hanging="227"/>
+      </w:pPr>
+      <w:r>
+        <w:rPr>
+          <w:b w:val="0"/>
+          <w:i w:val="0"/>
+          <w:sz w:val="21"/>
+        </w:rPr>
+        <w:t>• type simple words</w:t>
+      </w:r>
+    </w:p>
+    <w:p>
+      <w:pPr>
+        <w:spacing w:after="20"/>
+        <w:ind w:left="312" w:hanging="227"/>
+      </w:pPr>
+      <w:r>
+        <w:rPr>
+          <w:b w:val="0"/>
+          <w:i w:val="0"/>
+          <w:sz w:val="21"/>
+        </w:rPr>
+        <w:t>• use the space and enter keys</w:t>
+      </w:r>
+    </w:p>
+    <w:p>
+      <w:pPr>
+        <w:keepNext/>
+        <w:spacing w:after="20"/>
+      </w:pPr>
+      <w:r>
+        <w:rPr>
+          <w:b/>
+          <w:i w:val="0"/>
+          <w:color w:val="142C5A"/>
+          <w:sz w:val="21"/>
+        </w:rPr>
+        <w:t>Things to know</w:t>
+      </w:r>
+    </w:p>
+    <w:p>
+      <w:pPr>
+        <w:spacing w:after="20"/>
+        <w:ind w:left="312" w:hanging="227"/>
+      </w:pPr>
+      <w:r>
+        <w:rPr>
+          <w:b w:val="0"/>
+          <w:i w:val="0"/>
+          <w:sz w:val="21"/>
+        </w:rPr>
+        <w:t>• We type by pressing the letter keys.</w:t>
+      </w:r>
+    </w:p>
+    <w:p>
+      <w:pPr>
+        <w:spacing w:after="20"/>
+        <w:ind w:left="312" w:hanging="227"/>
+      </w:pPr>
+      <w:r>
+        <w:rPr>
+          <w:b w:val="0"/>
+          <w:i w:val="0"/>
+          <w:sz w:val="21"/>
+        </w:rPr>
+        <w:t>• We look at the screen as we type.</w:t>
+      </w:r>
+    </w:p>
+    <w:p>
+      <w:pPr>
+        <w:spacing w:after="20"/>
+        <w:ind w:left="312" w:hanging="227"/>
+      </w:pPr>
+      <w:r>
+        <w:rPr>
+          <w:b w:val="0"/>
+          <w:i w:val="0"/>
+          <w:sz w:val="21"/>
+        </w:rPr>
+        <w:t>• We type our name with the letter keys.</w:t>
+      </w:r>
+    </w:p>
+    <w:p>
+      <w:pPr>
+        <w:spacing w:after="20"/>
+        <w:ind w:left="312" w:hanging="227"/>
+      </w:pPr>
+      <w:r>
+        <w:rPr>
+          <w:b w:val="0"/>
+          <w:i w:val="0"/>
+          <w:sz w:val="21"/>
+        </w:rPr>
+        <w:t xml:space="preserve">• We press the </w:t>
+      </w:r>
+      <w:r>
+        <w:rPr>
+          <w:b/>
+          <w:i w:val="0"/>
+          <w:sz w:val="21"/>
+        </w:rPr>
+        <w:t>space bar</w:t>
+      </w:r>
+      <w:r>
+        <w:rPr>
+          <w:b w:val="0"/>
+          <w:i w:val="0"/>
+          <w:sz w:val="21"/>
+        </w:rPr>
+        <w:t xml:space="preserve"> between words.</w:t>
+      </w:r>
+    </w:p>
+    <w:p>
+      <w:pPr>
+        <w:spacing w:after="20"/>
+        <w:ind w:left="312" w:hanging="227"/>
+      </w:pPr>
+      <w:r>
+        <w:rPr>
+          <w:b w:val="0"/>
+          <w:i w:val="0"/>
+          <w:sz w:val="21"/>
+        </w:rPr>
+        <w:t xml:space="preserve">• We press </w:t>
+      </w:r>
+      <w:r>
+        <w:rPr>
+          <w:b/>
+          <w:i w:val="0"/>
+          <w:sz w:val="21"/>
+        </w:rPr>
+        <w:t>enter</w:t>
+      </w:r>
+      <w:r>
+        <w:rPr>
+          <w:b w:val="0"/>
+          <w:i w:val="0"/>
+          <w:sz w:val="21"/>
+        </w:rPr>
+        <w:t xml:space="preserve"> to start a new line.</w:t>
+      </w:r>
+    </w:p>
+    <w:p>
+      <w:pPr>
+        <w:spacing w:after="20"/>
+        <w:ind w:left="312" w:hanging="227"/>
+      </w:pPr>
+      <w:r>
+        <w:rPr>
+          <w:b w:val="0"/>
+          <w:i w:val="0"/>
+          <w:sz w:val="21"/>
+        </w:rPr>
+        <w:t xml:space="preserve">• We use </w:t>
+      </w:r>
+      <w:r>
+        <w:rPr>
+          <w:b/>
+          <w:i w:val="0"/>
+          <w:sz w:val="21"/>
+        </w:rPr>
+        <w:t>backspace</w:t>
+      </w:r>
+      <w:r>
+        <w:rPr>
+          <w:b w:val="0"/>
+          <w:i w:val="0"/>
+          <w:sz w:val="21"/>
+        </w:rPr>
+        <w:t xml:space="preserve"> to correct a mistake.</w:t>
+      </w:r>
+    </w:p>
+    <w:p>
+      <w:pPr>
+        <w:spacing w:after="20"/>
+        <w:ind w:left="312" w:hanging="227"/>
+      </w:pPr>
+      <w:r>
+        <w:rPr>
+          <w:b w:val="0"/>
+          <w:i w:val="0"/>
+          <w:sz w:val="21"/>
+        </w:rPr>
+        <w:t xml:space="preserve">• We hold the </w:t>
+      </w:r>
+      <w:r>
+        <w:rPr>
+          <w:b/>
+          <w:i w:val="0"/>
+          <w:sz w:val="21"/>
+        </w:rPr>
+        <w:t>shift</w:t>
+      </w:r>
+      <w:r>
+        <w:rPr>
+          <w:b w:val="0"/>
+          <w:i w:val="0"/>
+          <w:sz w:val="21"/>
+        </w:rPr>
+        <w:t xml:space="preserve"> key for a capital letter.</w:t>
+      </w:r>
+    </w:p>
+    <w:p>
+      <w:pPr>
+        <w:spacing w:after="20"/>
+        <w:ind w:left="312" w:hanging="227"/>
+      </w:pPr>
+      <w:r>
+        <w:rPr>
+          <w:b w:val="0"/>
+          <w:i w:val="0"/>
+          <w:sz w:val="21"/>
+        </w:rPr>
+        <w:t>• We type slowly and carefully.</w:t>
+      </w:r>
+    </w:p>
+    <w:p>
+      <w:pPr>
+        <w:spacing w:after="20"/>
+        <w:ind w:left="312" w:hanging="227"/>
+      </w:pPr>
+      <w:r>
+        <w:rPr>
+          <w:b w:val="0"/>
+          <w:i w:val="0"/>
+          <w:sz w:val="21"/>
+        </w:rPr>
+        <w:t>• Typing helps us to write on the computer.</w:t>
+      </w:r>
+    </w:p>
+    <w:p>
+      <w:pPr>
+        <w:spacing w:after="20"/>
+        <w:ind w:left="312" w:hanging="227"/>
+      </w:pPr>
+      <w:r>
+        <w:rPr>
+          <w:b w:val="0"/>
+          <w:i w:val="0"/>
+          <w:sz w:val="21"/>
+        </w:rPr>
+        <w:t>• We sit well when we type.</w:t>
+      </w:r>
+    </w:p>
+    <w:p>
+      <w:pPr>
+        <w:keepNext/>
+        <w:spacing w:after="20"/>
+      </w:pPr>
+      <w:r>
+        <w:rPr>
+          <w:b/>
+          <w:i w:val="0"/>
+          <w:color w:val="142C5A"/>
+          <w:sz w:val="21"/>
+        </w:rPr>
+        <w:t>Let us talk</w:t>
+      </w:r>
+    </w:p>
+    <w:p>
+      <w:pPr>
+        <w:spacing w:after="20"/>
+        <w:ind w:left="351" w:hanging="351"/>
+      </w:pPr>
+      <w:r>
+        <w:rPr>
+          <w:b w:val="0"/>
+          <w:i w:val="0"/>
+          <w:sz w:val="21"/>
+        </w:rPr>
+        <w:t>1. How do we type a word?</w:t>
+      </w:r>
+    </w:p>
+    <w:p>
+      <w:pPr>
+        <w:spacing w:after="20"/>
+        <w:ind w:left="351" w:hanging="351"/>
+      </w:pPr>
+      <w:r>
+        <w:rPr>
+          <w:b w:val="0"/>
+          <w:i w:val="0"/>
+          <w:sz w:val="21"/>
+        </w:rPr>
+        <w:t>2. Which key starts a new line?</w:t>
+      </w:r>
+    </w:p>
+    <w:p>
+      <w:pPr>
+        <w:spacing w:after="20"/>
+        <w:ind w:left="351" w:hanging="351"/>
+      </w:pPr>
+      <w:r>
+        <w:rPr>
+          <w:b w:val="0"/>
+          <w:i w:val="0"/>
+          <w:sz w:val="21"/>
+        </w:rPr>
+        <w:t>3. How do we type a capital letter?</w:t>
+      </w:r>
+    </w:p>
+    <w:p>
+      <w:pPr>
+        <w:keepNext/>
+        <w:spacing w:after="20"/>
+      </w:pPr>
+      <w:r>
+        <w:rPr>
+          <w:b/>
+          <w:i w:val="0"/>
+          <w:color w:val="142C5A"/>
+          <w:sz w:val="21"/>
+        </w:rPr>
+        <w:t>Words for my notebook</w:t>
+      </w:r>
+    </w:p>
+    <w:p>
+      <w:pPr>
+        <w:spacing w:after="20"/>
+        <w:ind w:left="312" w:hanging="227"/>
+      </w:pPr>
+      <w:r>
+        <w:rPr>
+          <w:b w:val="0"/>
+          <w:i w:val="0"/>
+          <w:sz w:val="21"/>
+        </w:rPr>
+        <w:t>• type — to write with the keyboard</w:t>
+      </w:r>
+    </w:p>
+    <w:p>
+      <w:pPr>
+        <w:spacing w:after="20"/>
+        <w:ind w:left="312" w:hanging="227"/>
+      </w:pPr>
+      <w:r>
+        <w:rPr>
+          <w:b w:val="0"/>
+          <w:i w:val="0"/>
+          <w:sz w:val="21"/>
+        </w:rPr>
+        <w:t>• capital letter — a big letter, typed with shift</w:t>
+      </w:r>
+    </w:p>
+    <w:p>
+      <w:pPr>
+        <w:spacing w:after="20"/>
+        <w:ind w:left="312" w:hanging="227"/>
+      </w:pPr>
+      <w:r>
+        <w:rPr>
+          <w:b w:val="0"/>
+          <w:i w:val="0"/>
+          <w:sz w:val="21"/>
+        </w:rPr>
+        <w:t>• correct — to fix a mistake</w:t>
+      </w:r>
+    </w:p>
+    <w:p>
+      <w:pPr>
+        <w:keepNext/>
+        <w:spacing w:after="20"/>
+      </w:pPr>
+      <w:r>
+        <w:rPr>
+          <w:b/>
+          <w:i w:val="0"/>
+          <w:color w:val="142C5A"/>
+          <w:sz w:val="21"/>
+        </w:rPr>
+        <w:t>Worksheet</w:t>
+      </w:r>
+    </w:p>
+    <w:p>
+      <w:pPr>
+        <w:spacing w:after="20"/>
+        <w:ind w:left="351" w:hanging="351"/>
+      </w:pPr>
+      <w:r>
+        <w:rPr>
+          <w:b w:val="0"/>
+          <w:i w:val="0"/>
+          <w:sz w:val="21"/>
+        </w:rPr>
+        <w:t>1. We type by pressing the ___ keys.</w:t>
+      </w:r>
+    </w:p>
+    <w:p>
+      <w:pPr>
+        <w:spacing w:after="60"/>
+        <w:ind w:left="652" w:hanging="340"/>
+      </w:pPr>
+      <w:r>
+        <w:rPr>
+          <w:b w:val="0"/>
+          <w:i w:val="0"/>
+          <w:sz w:val="21"/>
+        </w:rPr>
+        <w:t>A) letter B) number C) arrow D) function</w:t>
+      </w:r>
+    </w:p>
+    <w:p>
+      <w:pPr>
+        <w:spacing w:after="20"/>
+        <w:ind w:left="351" w:hanging="351"/>
+      </w:pPr>
+      <w:r>
+        <w:rPr>
+          <w:b w:val="0"/>
+          <w:i w:val="0"/>
+          <w:sz w:val="21"/>
+        </w:rPr>
+        <w:t>2. We press ___ between words.</w:t>
+      </w:r>
+    </w:p>
+    <w:p>
+      <w:pPr>
+        <w:spacing w:after="60"/>
+        <w:ind w:left="652" w:hanging="340"/>
+      </w:pPr>
+      <w:r>
+        <w:rPr>
+          <w:b w:val="0"/>
+          <w:i w:val="0"/>
+          <w:sz w:val="21"/>
+        </w:rPr>
+        <w:t>A) space bar B) enter C) shift D) backspace</w:t>
+      </w:r>
+    </w:p>
+    <w:p>
+      <w:pPr>
+        <w:spacing w:after="20"/>
+        <w:ind w:left="351" w:hanging="351"/>
+      </w:pPr>
+      <w:r>
+        <w:rPr>
+          <w:b w:val="0"/>
+          <w:i w:val="0"/>
+          <w:sz w:val="21"/>
+        </w:rPr>
+        <w:t>3. To start a new line we press ___.</w:t>
+      </w:r>
+    </w:p>
+    <w:p>
+      <w:pPr>
+        <w:spacing w:after="60"/>
+        <w:ind w:left="652" w:hanging="340"/>
+      </w:pPr>
+      <w:r>
+        <w:rPr>
+          <w:b w:val="0"/>
+          <w:i w:val="0"/>
+          <w:sz w:val="21"/>
+        </w:rPr>
+        <w:t>A) enter B) space bar C) shift D) escape</w:t>
+      </w:r>
+    </w:p>
+    <w:p>
+      <w:pPr>
+        <w:spacing w:after="20"/>
+        <w:ind w:left="351" w:hanging="351"/>
+      </w:pPr>
+      <w:r>
+        <w:rPr>
+          <w:b w:val="0"/>
+          <w:i w:val="0"/>
+          <w:sz w:val="21"/>
+        </w:rPr>
+        <w:t>4. We type a capital letter with the ___ key.</w:t>
+      </w:r>
+    </w:p>
+    <w:p>
+      <w:pPr>
+        <w:spacing w:after="60"/>
+        <w:ind w:left="652" w:hanging="340"/>
+      </w:pPr>
+      <w:r>
+        <w:rPr>
+          <w:b w:val="0"/>
+          <w:i w:val="0"/>
+          <w:sz w:val="21"/>
+        </w:rPr>
+        <w:t>A) shift B) enter C) space D) backspace</w:t>
+      </w:r>
+    </w:p>
+    <w:p>
+      <w:pPr>
+        <w:spacing w:after="20"/>
+        <w:ind w:left="351" w:hanging="351"/>
+      </w:pPr>
+      <w:r>
+        <w:rPr>
+          <w:b w:val="0"/>
+          <w:i w:val="0"/>
+          <w:sz w:val="21"/>
+        </w:rPr>
+        <w:t>5. Fill in: To fix a mistake we use _____.</w:t>
+      </w:r>
+    </w:p>
+    <w:p>
+      <w:pPr>
+        <w:spacing w:after="20"/>
+        <w:ind w:left="351" w:hanging="351"/>
+      </w:pPr>
+      <w:r>
+        <w:rPr>
+          <w:b w:val="0"/>
+          <w:i w:val="0"/>
+          <w:sz w:val="21"/>
+        </w:rPr>
+        <w:t>6. Mention two keys we use when typing.</w:t>
+      </w:r>
+    </w:p>
+    <w:p>
+      <w:pPr>
+        <w:spacing w:after="20"/>
+        <w:ind w:left="351" w:hanging="351"/>
+      </w:pPr>
+      <w:r>
+        <w:rPr>
+          <w:b w:val="0"/>
+          <w:i w:val="0"/>
+          <w:sz w:val="21"/>
+        </w:rPr>
+        <w:t>7. Write your first name as you would type it.</w:t>
+      </w:r>
+    </w:p>
+    <w:p>
+      <w:pPr>
+        <w:keepNext/>
+        <w:spacing w:after="20"/>
+      </w:pPr>
+      <w:r>
+        <w:rPr>
+          <w:b/>
+          <w:i w:val="0"/>
+          <w:color w:val="142C5A"/>
+          <w:sz w:val="21"/>
+        </w:rPr>
+        <w:t>My own work</w:t>
+      </w:r>
+    </w:p>
+    <w:p>
+      <w:pPr>
+        <w:spacing w:after="20"/>
+        <w:ind w:left="312" w:hanging="227"/>
+      </w:pPr>
+      <w:r>
+        <w:rPr>
+          <w:b w:val="0"/>
+          <w:i w:val="0"/>
+          <w:sz w:val="21"/>
+        </w:rPr>
+        <w:t>• Draw a keyboard and write my name and one simple word on it.</w:t>
+      </w:r>
+    </w:p>
+    <w:p>
+      <w:pPr>
+        <w:spacing w:after="60"/>
+        <w:pBdr>
+          <w:bottom w:val="single" w:sz="6" w:color="BBBBBB"/>
+        </w:pBdr>
+      </w:pPr>
+    </w:p>
+    <w:p>
+      <w:pPr>
+        <w:pStyle w:val="Heading2"/>
+        <w:keepNext/>
+        <w:spacing w:before="200" w:after="60"/>
+      </w:pPr>
+      <w:r>
+        <w:rPr>
+          <w:b/>
+          <w:i w:val="0"/>
+          <w:color w:val="142C5A"/>
+          <w:sz w:val="25"/>
+        </w:rPr>
+        <w:t>WEEK 5 — OPENING AND CLOSING A PROGRAM</w:t>
+      </w:r>
+    </w:p>
+    <w:p>
+      <w:pPr>
+        <w:keepNext/>
+        <w:spacing w:after="20"/>
+      </w:pPr>
+      <w:r>
+        <w:rPr>
+          <w:b/>
+          <w:i w:val="0"/>
+          <w:color w:val="142C5A"/>
+          <w:sz w:val="21"/>
+        </w:rPr>
+        <w:t>You will learn to</w:t>
+      </w:r>
+    </w:p>
+    <w:p>
+      <w:pPr>
+        <w:spacing w:after="20"/>
+        <w:ind w:left="312" w:hanging="227"/>
+      </w:pPr>
+      <w:r>
+        <w:rPr>
+          <w:b w:val="0"/>
+          <w:i w:val="0"/>
+          <w:sz w:val="21"/>
+        </w:rPr>
+        <w:t>• open a program</w:t>
+      </w:r>
+    </w:p>
+    <w:p>
+      <w:pPr>
+        <w:spacing w:after="20"/>
+        <w:ind w:left="312" w:hanging="227"/>
+      </w:pPr>
+      <w:r>
+        <w:rPr>
+          <w:b w:val="0"/>
+          <w:i w:val="0"/>
+          <w:sz w:val="21"/>
+        </w:rPr>
+        <w:t>• close a program</w:t>
+      </w:r>
+    </w:p>
+    <w:p>
+      <w:pPr>
+        <w:spacing w:after="20"/>
+        <w:ind w:left="312" w:hanging="227"/>
+      </w:pPr>
+      <w:r>
+        <w:rPr>
+          <w:b w:val="0"/>
+          <w:i w:val="0"/>
+          <w:sz w:val="21"/>
+        </w:rPr>
+        <w:t>• save my work</w:t>
+      </w:r>
+    </w:p>
+    <w:p>
+      <w:pPr>
+        <w:keepNext/>
+        <w:spacing w:after="20"/>
+      </w:pPr>
+      <w:r>
+        <w:rPr>
+          <w:b/>
+          <w:i w:val="0"/>
+          <w:color w:val="142C5A"/>
+          <w:sz w:val="21"/>
+        </w:rPr>
+        <w:t>Things to know</w:t>
+      </w:r>
+    </w:p>
+    <w:p>
+      <w:pPr>
+        <w:spacing w:after="20"/>
+        <w:ind w:left="312" w:hanging="227"/>
+      </w:pPr>
+      <w:r>
+        <w:rPr>
+          <w:b w:val="0"/>
+          <w:i w:val="0"/>
+          <w:sz w:val="21"/>
+        </w:rPr>
+        <w:t xml:space="preserve">• We </w:t>
+      </w:r>
+      <w:r>
+        <w:rPr>
+          <w:b/>
+          <w:i w:val="0"/>
+          <w:sz w:val="21"/>
+        </w:rPr>
+        <w:t>open</w:t>
+      </w:r>
+      <w:r>
+        <w:rPr>
+          <w:b w:val="0"/>
+          <w:i w:val="0"/>
+          <w:sz w:val="21"/>
+        </w:rPr>
+        <w:t xml:space="preserve"> a program by clicking its icon.</w:t>
+      </w:r>
+    </w:p>
+    <w:p>
+      <w:pPr>
+        <w:spacing w:after="20"/>
+        <w:ind w:left="312" w:hanging="227"/>
+      </w:pPr>
+      <w:r>
+        <w:rPr>
+          <w:b w:val="0"/>
+          <w:i w:val="0"/>
+          <w:sz w:val="21"/>
+        </w:rPr>
+        <w:t xml:space="preserve">• A program opens in a </w:t>
+      </w:r>
+      <w:r>
+        <w:rPr>
+          <w:b/>
+          <w:i w:val="0"/>
+          <w:sz w:val="21"/>
+        </w:rPr>
+        <w:t>window</w:t>
+      </w:r>
+      <w:r>
+        <w:rPr>
+          <w:b w:val="0"/>
+          <w:i w:val="0"/>
+          <w:sz w:val="21"/>
+        </w:rPr>
+        <w:t>.</w:t>
+      </w:r>
+    </w:p>
+    <w:p>
+      <w:pPr>
+        <w:spacing w:after="20"/>
+        <w:ind w:left="312" w:hanging="227"/>
+      </w:pPr>
+      <w:r>
+        <w:rPr>
+          <w:b w:val="0"/>
+          <w:i w:val="0"/>
+          <w:sz w:val="21"/>
+        </w:rPr>
+        <w:t>• We work inside the window.</w:t>
+      </w:r>
+    </w:p>
+    <w:p>
+      <w:pPr>
+        <w:spacing w:after="20"/>
+        <w:ind w:left="312" w:hanging="227"/>
+      </w:pPr>
+      <w:r>
+        <w:rPr>
+          <w:b w:val="0"/>
+          <w:i w:val="0"/>
+          <w:sz w:val="21"/>
+        </w:rPr>
+        <w:t xml:space="preserve">• We </w:t>
+      </w:r>
+      <w:r>
+        <w:rPr>
+          <w:b/>
+          <w:i w:val="0"/>
+          <w:sz w:val="21"/>
+        </w:rPr>
+        <w:t>save</w:t>
+      </w:r>
+      <w:r>
+        <w:rPr>
+          <w:b w:val="0"/>
+          <w:i w:val="0"/>
+          <w:sz w:val="21"/>
+        </w:rPr>
+        <w:t xml:space="preserve"> our work so we do not lose it.</w:t>
+      </w:r>
+    </w:p>
+    <w:p>
+      <w:pPr>
+        <w:spacing w:after="20"/>
+        <w:ind w:left="312" w:hanging="227"/>
+      </w:pPr>
+      <w:r>
+        <w:rPr>
+          <w:b w:val="0"/>
+          <w:i w:val="0"/>
+          <w:sz w:val="21"/>
+        </w:rPr>
+        <w:t xml:space="preserve">• We </w:t>
+      </w:r>
+      <w:r>
+        <w:rPr>
+          <w:b/>
+          <w:i w:val="0"/>
+          <w:sz w:val="21"/>
+        </w:rPr>
+        <w:t>close</w:t>
+      </w:r>
+      <w:r>
+        <w:rPr>
+          <w:b w:val="0"/>
+          <w:i w:val="0"/>
+          <w:sz w:val="21"/>
+        </w:rPr>
+        <w:t xml:space="preserve"> a program when we finish.</w:t>
+      </w:r>
+    </w:p>
+    <w:p>
+      <w:pPr>
+        <w:spacing w:after="20"/>
+        <w:ind w:left="312" w:hanging="227"/>
+      </w:pPr>
+      <w:r>
+        <w:rPr>
+          <w:b w:val="0"/>
+          <w:i w:val="0"/>
+          <w:sz w:val="21"/>
+        </w:rPr>
+        <w:t xml:space="preserve">• The small </w:t>
+      </w:r>
+      <w:r>
+        <w:rPr>
+          <w:b/>
+          <w:i w:val="0"/>
+          <w:sz w:val="21"/>
+        </w:rPr>
+        <w:t>x</w:t>
+      </w:r>
+      <w:r>
+        <w:rPr>
+          <w:b w:val="0"/>
+          <w:i w:val="0"/>
+          <w:sz w:val="21"/>
+        </w:rPr>
+        <w:t xml:space="preserve"> at the corner closes a window.</w:t>
+      </w:r>
+    </w:p>
+    <w:p>
+      <w:pPr>
+        <w:spacing w:after="0"/>
+      </w:pPr>
+      <w:r>
+        <w:br w:type="page"/>
+      </w:r>
+    </w:p>
+    <w:p>
+      <w:pPr>
+        <w:spacing w:after="20"/>
+        <w:ind w:left="312" w:hanging="227"/>
+      </w:pPr>
+      <w:r>
+        <w:rPr>
+          <w:b w:val="0"/>
+          <w:i w:val="0"/>
+          <w:sz w:val="21"/>
+        </w:rPr>
+        <w:t>• We save before we close.</w:t>
+      </w:r>
+    </w:p>
+    <w:p>
+      <w:pPr>
+        <w:spacing w:after="20"/>
+        <w:ind w:left="312" w:hanging="227"/>
+      </w:pPr>
+      <w:r>
+        <w:rPr>
+          <w:b w:val="0"/>
+          <w:i w:val="0"/>
+          <w:sz w:val="21"/>
+        </w:rPr>
+        <w:t>• We do not switch off while the computer is working.</w:t>
+      </w:r>
+    </w:p>
+    <w:p>
+      <w:pPr>
+        <w:spacing w:after="20"/>
+        <w:ind w:left="312" w:hanging="227"/>
+      </w:pPr>
+      <w:r>
+        <w:rPr>
+          <w:b w:val="0"/>
+          <w:i w:val="0"/>
+          <w:sz w:val="21"/>
+        </w:rPr>
+        <w:t>• We open and close with care.</w:t>
+      </w:r>
+    </w:p>
+    <w:p>
+      <w:pPr>
+        <w:spacing w:after="20"/>
+        <w:ind w:left="312" w:hanging="227"/>
+      </w:pPr>
+      <w:r>
+        <w:rPr>
+          <w:b w:val="0"/>
+          <w:i w:val="0"/>
+          <w:sz w:val="21"/>
+        </w:rPr>
+        <w:t>• Saving keeps our work safe.</w:t>
+      </w:r>
+    </w:p>
+    <w:p>
+      <w:pPr>
+        <w:keepNext/>
+        <w:spacing w:after="20"/>
+      </w:pPr>
+      <w:r>
+        <w:rPr>
+          <w:b/>
+          <w:i w:val="0"/>
+          <w:color w:val="142C5A"/>
+          <w:sz w:val="21"/>
+        </w:rPr>
+        <w:t>Let us talk</w:t>
+      </w:r>
+    </w:p>
+    <w:p>
+      <w:pPr>
+        <w:spacing w:after="20"/>
+        <w:ind w:left="351" w:hanging="351"/>
+      </w:pPr>
+      <w:r>
+        <w:rPr>
+          <w:b w:val="0"/>
+          <w:i w:val="0"/>
+          <w:sz w:val="21"/>
+        </w:rPr>
+        <w:t>1. How do we open a program?</w:t>
+      </w:r>
+    </w:p>
+    <w:p>
+      <w:pPr>
+        <w:spacing w:after="20"/>
+        <w:ind w:left="351" w:hanging="351"/>
+      </w:pPr>
+      <w:r>
+        <w:rPr>
+          <w:b w:val="0"/>
+          <w:i w:val="0"/>
+          <w:sz w:val="21"/>
+        </w:rPr>
+        <w:t>2. Why do we save our work?</w:t>
+      </w:r>
+    </w:p>
+    <w:p>
+      <w:pPr>
+        <w:spacing w:after="20"/>
+        <w:ind w:left="351" w:hanging="351"/>
+      </w:pPr>
+      <w:r>
+        <w:rPr>
+          <w:b w:val="0"/>
+          <w:i w:val="0"/>
+          <w:sz w:val="21"/>
+        </w:rPr>
+        <w:t>3. How do we close a window?</w:t>
+      </w:r>
+    </w:p>
+    <w:p>
+      <w:pPr>
+        <w:keepNext/>
+        <w:spacing w:after="20"/>
+      </w:pPr>
+      <w:r>
+        <w:rPr>
+          <w:b/>
+          <w:i w:val="0"/>
+          <w:color w:val="142C5A"/>
+          <w:sz w:val="21"/>
+        </w:rPr>
+        <w:t>Words for my notebook</w:t>
+      </w:r>
+    </w:p>
+    <w:p>
+      <w:pPr>
+        <w:spacing w:after="20"/>
+        <w:ind w:left="312" w:hanging="227"/>
+      </w:pPr>
+      <w:r>
+        <w:rPr>
+          <w:b w:val="0"/>
+          <w:i w:val="0"/>
+          <w:sz w:val="21"/>
+        </w:rPr>
+        <w:t>• open — to start a program</w:t>
+      </w:r>
+    </w:p>
+    <w:p>
+      <w:pPr>
+        <w:spacing w:after="20"/>
+        <w:ind w:left="312" w:hanging="227"/>
+      </w:pPr>
+      <w:r>
+        <w:rPr>
+          <w:b w:val="0"/>
+          <w:i w:val="0"/>
+          <w:sz w:val="21"/>
+        </w:rPr>
+        <w:t>• save — to keep our work safe</w:t>
+      </w:r>
+    </w:p>
+    <w:p>
+      <w:pPr>
+        <w:spacing w:after="20"/>
+        <w:ind w:left="312" w:hanging="227"/>
+      </w:pPr>
+      <w:r>
+        <w:rPr>
+          <w:b w:val="0"/>
+          <w:i w:val="0"/>
+          <w:sz w:val="21"/>
+        </w:rPr>
+        <w:t>• close — to finish a program</w:t>
+      </w:r>
+    </w:p>
+    <w:p>
+      <w:pPr>
+        <w:keepNext/>
+        <w:spacing w:after="20"/>
+      </w:pPr>
+      <w:r>
+        <w:rPr>
+          <w:b/>
+          <w:i w:val="0"/>
+          <w:color w:val="142C5A"/>
+          <w:sz w:val="21"/>
+        </w:rPr>
+        <w:t>Worksheet</w:t>
+      </w:r>
+    </w:p>
+    <w:p>
+      <w:pPr>
+        <w:spacing w:after="20"/>
+        <w:ind w:left="351" w:hanging="351"/>
+      </w:pPr>
+      <w:r>
+        <w:rPr>
+          <w:b w:val="0"/>
+          <w:i w:val="0"/>
+          <w:sz w:val="21"/>
+        </w:rPr>
+        <w:t>1. We open a program by clicking its ___.</w:t>
+      </w:r>
+    </w:p>
+    <w:p>
+      <w:pPr>
+        <w:spacing w:after="60"/>
+        <w:ind w:left="652" w:hanging="340"/>
+      </w:pPr>
+      <w:r>
+        <w:rPr>
+          <w:b w:val="0"/>
+          <w:i w:val="0"/>
+          <w:sz w:val="21"/>
+        </w:rPr>
+        <w:t>A) icon B) wire C) key D) plug</w:t>
+      </w:r>
+    </w:p>
+    <w:p>
+      <w:pPr>
+        <w:spacing w:after="20"/>
+        <w:ind w:left="351" w:hanging="351"/>
+      </w:pPr>
+      <w:r>
+        <w:rPr>
+          <w:b w:val="0"/>
+          <w:i w:val="0"/>
+          <w:sz w:val="21"/>
+        </w:rPr>
+        <w:t>2. A program opens in a ___.</w:t>
+      </w:r>
+    </w:p>
+    <w:p>
+      <w:pPr>
+        <w:spacing w:after="60"/>
+        <w:ind w:left="652" w:hanging="340"/>
+      </w:pPr>
+      <w:r>
+        <w:rPr>
+          <w:b w:val="0"/>
+          <w:i w:val="0"/>
+          <w:sz w:val="21"/>
+        </w:rPr>
+        <w:t>A) window B) box C) bag D) door</w:t>
+      </w:r>
+    </w:p>
+    <w:p>
+      <w:pPr>
+        <w:spacing w:after="20"/>
+        <w:ind w:left="351" w:hanging="351"/>
+      </w:pPr>
+      <w:r>
+        <w:rPr>
+          <w:b w:val="0"/>
+          <w:i w:val="0"/>
+          <w:sz w:val="21"/>
+        </w:rPr>
+        <w:t>3. We ___ our work so we do not lose it.</w:t>
+      </w:r>
+    </w:p>
+    <w:p>
+      <w:pPr>
+        <w:spacing w:after="60"/>
+        <w:ind w:left="652" w:hanging="340"/>
+      </w:pPr>
+      <w:r>
+        <w:rPr>
+          <w:b w:val="0"/>
+          <w:i w:val="0"/>
+          <w:sz w:val="21"/>
+        </w:rPr>
+        <w:t>A) save B) hide C) cut D) lose</w:t>
+      </w:r>
+    </w:p>
+    <w:p>
+      <w:pPr>
+        <w:spacing w:after="20"/>
+        <w:ind w:left="351" w:hanging="351"/>
+      </w:pPr>
+      <w:r>
+        <w:rPr>
+          <w:b w:val="0"/>
+          <w:i w:val="0"/>
+          <w:sz w:val="21"/>
+        </w:rPr>
+        <w:t>4. The small ___ at the corner closes a window.</w:t>
+      </w:r>
+    </w:p>
+    <w:p>
+      <w:pPr>
+        <w:spacing w:after="60"/>
+        <w:ind w:left="652" w:hanging="340"/>
+      </w:pPr>
+      <w:r>
+        <w:rPr>
+          <w:b w:val="0"/>
+          <w:i w:val="0"/>
+          <w:sz w:val="21"/>
+        </w:rPr>
+        <w:t>A) x B) o C) + D) −</w:t>
+      </w:r>
+    </w:p>
+    <w:p>
+      <w:pPr>
+        <w:spacing w:after="20"/>
+        <w:ind w:left="351" w:hanging="351"/>
+      </w:pPr>
+      <w:r>
+        <w:rPr>
+          <w:b w:val="0"/>
+          <w:i w:val="0"/>
+          <w:sz w:val="21"/>
+        </w:rPr>
+        <w:t>5. Fill in: We save our work before we _____.</w:t>
+      </w:r>
+    </w:p>
+    <w:p>
+      <w:pPr>
+        <w:spacing w:after="20"/>
+        <w:ind w:left="351" w:hanging="351"/>
+      </w:pPr>
+      <w:r>
+        <w:rPr>
+          <w:b w:val="0"/>
+          <w:i w:val="0"/>
+          <w:sz w:val="21"/>
+        </w:rPr>
+        <w:t>6. Mention two things we do with a program.</w:t>
+      </w:r>
+    </w:p>
+    <w:p>
+      <w:pPr>
+        <w:spacing w:after="20"/>
+        <w:ind w:left="351" w:hanging="351"/>
+      </w:pPr>
+      <w:r>
+        <w:rPr>
+          <w:b w:val="0"/>
+          <w:i w:val="0"/>
+          <w:sz w:val="21"/>
+        </w:rPr>
+        <w:t>7. Write why we save our work.</w:t>
+      </w:r>
+    </w:p>
+    <w:p>
+      <w:pPr>
+        <w:keepNext/>
+        <w:spacing w:after="20"/>
+      </w:pPr>
+      <w:r>
+        <w:rPr>
+          <w:b/>
+          <w:i w:val="0"/>
+          <w:color w:val="142C5A"/>
+          <w:sz w:val="21"/>
+        </w:rPr>
+        <w:t>My own work</w:t>
+      </w:r>
+    </w:p>
+    <w:p>
+      <w:pPr>
+        <w:spacing w:after="20"/>
+        <w:ind w:left="312" w:hanging="227"/>
+      </w:pPr>
+      <w:r>
+        <w:rPr>
+          <w:b w:val="0"/>
+          <w:i w:val="0"/>
+          <w:sz w:val="21"/>
+        </w:rPr>
+        <w:t>• Draw a window with the small x that closes it.</w:t>
+      </w:r>
+    </w:p>
+    <w:p>
+      <w:pPr>
+        <w:spacing w:after="60"/>
+        <w:pBdr>
+          <w:bottom w:val="single" w:sz="6" w:color="BBBBBB"/>
+        </w:pBdr>
+      </w:pPr>
+    </w:p>
+    <w:p>
+      <w:pPr>
+        <w:pStyle w:val="Heading2"/>
+        <w:keepNext/>
+        <w:spacing w:before="200" w:after="60"/>
+      </w:pPr>
+      <w:r>
+        <w:rPr>
+          <w:b/>
+          <w:i w:val="0"/>
+          <w:color w:val="142C5A"/>
+          <w:sz w:val="25"/>
+        </w:rPr>
+        <w:t>WEEK 6 — DRAWING WITH THE COMPUTER</w:t>
+      </w:r>
+    </w:p>
+    <w:p>
+      <w:pPr>
+        <w:keepNext/>
+        <w:spacing w:after="20"/>
+      </w:pPr>
+      <w:r>
+        <w:rPr>
+          <w:b/>
+          <w:i w:val="0"/>
+          <w:color w:val="142C5A"/>
+          <w:sz w:val="21"/>
+        </w:rPr>
+        <w:t>You will learn to</w:t>
+      </w:r>
+    </w:p>
+    <w:p>
+      <w:pPr>
+        <w:spacing w:after="20"/>
+        <w:ind w:left="312" w:hanging="227"/>
+      </w:pPr>
+      <w:r>
+        <w:rPr>
+          <w:b w:val="0"/>
+          <w:i w:val="0"/>
+          <w:sz w:val="21"/>
+        </w:rPr>
+        <w:t>• open a drawing program</w:t>
+      </w:r>
+    </w:p>
+    <w:p>
+      <w:pPr>
+        <w:spacing w:after="20"/>
+        <w:ind w:left="312" w:hanging="227"/>
+      </w:pPr>
+      <w:r>
+        <w:rPr>
+          <w:b w:val="0"/>
+          <w:i w:val="0"/>
+          <w:sz w:val="21"/>
+        </w:rPr>
+        <w:t>• draw with the tools</w:t>
+      </w:r>
+    </w:p>
+    <w:p>
+      <w:pPr>
+        <w:spacing w:after="20"/>
+        <w:ind w:left="312" w:hanging="227"/>
+      </w:pPr>
+      <w:r>
+        <w:rPr>
+          <w:b w:val="0"/>
+          <w:i w:val="0"/>
+          <w:sz w:val="21"/>
+        </w:rPr>
+        <w:t>• colour a picture</w:t>
+      </w:r>
+    </w:p>
+    <w:p>
+      <w:pPr>
+        <w:keepNext/>
+        <w:spacing w:after="20"/>
+      </w:pPr>
+      <w:r>
+        <w:rPr>
+          <w:b/>
+          <w:i w:val="0"/>
+          <w:color w:val="142C5A"/>
+          <w:sz w:val="21"/>
+        </w:rPr>
+        <w:t>Things to know</w:t>
+      </w:r>
+    </w:p>
+    <w:p>
+      <w:pPr>
+        <w:spacing w:after="20"/>
+        <w:ind w:left="312" w:hanging="227"/>
+      </w:pPr>
+      <w:r>
+        <w:rPr>
+          <w:b w:val="0"/>
+          <w:i w:val="0"/>
+          <w:sz w:val="21"/>
+        </w:rPr>
+        <w:t xml:space="preserve">• A </w:t>
+      </w:r>
+      <w:r>
+        <w:rPr>
+          <w:b/>
+          <w:i w:val="0"/>
+          <w:sz w:val="21"/>
+        </w:rPr>
+        <w:t>drawing program</w:t>
+      </w:r>
+      <w:r>
+        <w:rPr>
+          <w:b w:val="0"/>
+          <w:i w:val="0"/>
+          <w:sz w:val="21"/>
+        </w:rPr>
+        <w:t xml:space="preserve"> lets us paint on the screen.</w:t>
+      </w:r>
+    </w:p>
+    <w:p>
+      <w:pPr>
+        <w:spacing w:after="20"/>
+        <w:ind w:left="312" w:hanging="227"/>
+      </w:pPr>
+      <w:r>
+        <w:rPr>
+          <w:b w:val="0"/>
+          <w:i w:val="0"/>
+          <w:sz w:val="21"/>
+        </w:rPr>
+        <w:t xml:space="preserve">• The </w:t>
+      </w:r>
+      <w:r>
+        <w:rPr>
+          <w:b/>
+          <w:i w:val="0"/>
+          <w:sz w:val="21"/>
+        </w:rPr>
+        <w:t>pencil</w:t>
+      </w:r>
+      <w:r>
+        <w:rPr>
+          <w:b w:val="0"/>
+          <w:i w:val="0"/>
+          <w:sz w:val="21"/>
+        </w:rPr>
+        <w:t xml:space="preserve"> tool draws a thin line.</w:t>
+      </w:r>
+    </w:p>
+    <w:p>
+      <w:pPr>
+        <w:spacing w:after="20"/>
+        <w:ind w:left="312" w:hanging="227"/>
+      </w:pPr>
+      <w:r>
+        <w:rPr>
+          <w:b w:val="0"/>
+          <w:i w:val="0"/>
+          <w:sz w:val="21"/>
+        </w:rPr>
+        <w:t xml:space="preserve">• The </w:t>
+      </w:r>
+      <w:r>
+        <w:rPr>
+          <w:b/>
+          <w:i w:val="0"/>
+          <w:sz w:val="21"/>
+        </w:rPr>
+        <w:t>brush</w:t>
+      </w:r>
+      <w:r>
+        <w:rPr>
+          <w:b w:val="0"/>
+          <w:i w:val="0"/>
+          <w:sz w:val="21"/>
+        </w:rPr>
+        <w:t xml:space="preserve"> tool draws a thick line.</w:t>
+      </w:r>
+    </w:p>
+    <w:p>
+      <w:pPr>
+        <w:spacing w:after="20"/>
+        <w:ind w:left="312" w:hanging="227"/>
+      </w:pPr>
+      <w:r>
+        <w:rPr>
+          <w:b w:val="0"/>
+          <w:i w:val="0"/>
+          <w:sz w:val="21"/>
+        </w:rPr>
+        <w:t xml:space="preserve">• The </w:t>
+      </w:r>
+      <w:r>
+        <w:rPr>
+          <w:b/>
+          <w:i w:val="0"/>
+          <w:sz w:val="21"/>
+        </w:rPr>
+        <w:t>eraser</w:t>
+      </w:r>
+      <w:r>
+        <w:rPr>
+          <w:b w:val="0"/>
+          <w:i w:val="0"/>
+          <w:sz w:val="21"/>
+        </w:rPr>
+        <w:t xml:space="preserve"> tool rubs out.</w:t>
+      </w:r>
+    </w:p>
+    <w:p>
+      <w:pPr>
+        <w:spacing w:after="20"/>
+        <w:ind w:left="312" w:hanging="227"/>
+      </w:pPr>
+      <w:r>
+        <w:rPr>
+          <w:b w:val="0"/>
+          <w:i w:val="0"/>
+          <w:sz w:val="21"/>
+        </w:rPr>
+        <w:t xml:space="preserve">• The </w:t>
+      </w:r>
+      <w:r>
+        <w:rPr>
+          <w:b/>
+          <w:i w:val="0"/>
+          <w:sz w:val="21"/>
+        </w:rPr>
+        <w:t>fill</w:t>
+      </w:r>
+      <w:r>
+        <w:rPr>
+          <w:b w:val="0"/>
+          <w:i w:val="0"/>
+          <w:sz w:val="21"/>
+        </w:rPr>
+        <w:t xml:space="preserve"> tool colours a shape.</w:t>
+      </w:r>
+    </w:p>
+    <w:p>
+      <w:pPr>
+        <w:spacing w:after="20"/>
+        <w:ind w:left="312" w:hanging="227"/>
+      </w:pPr>
+      <w:r>
+        <w:rPr>
+          <w:b w:val="0"/>
+          <w:i w:val="0"/>
+          <w:sz w:val="21"/>
+        </w:rPr>
+        <w:t xml:space="preserve">• We choose a </w:t>
+      </w:r>
+      <w:r>
+        <w:rPr>
+          <w:b/>
+          <w:i w:val="0"/>
+          <w:sz w:val="21"/>
+        </w:rPr>
+        <w:t>colour</w:t>
+      </w:r>
+      <w:r>
+        <w:rPr>
+          <w:b w:val="0"/>
+          <w:i w:val="0"/>
+          <w:sz w:val="21"/>
+        </w:rPr>
+        <w:t xml:space="preserve"> from the colour box.</w:t>
+      </w:r>
+    </w:p>
+    <w:p>
+      <w:pPr>
+        <w:spacing w:after="20"/>
+        <w:ind w:left="312" w:hanging="227"/>
+      </w:pPr>
+      <w:r>
+        <w:rPr>
+          <w:b w:val="0"/>
+          <w:i w:val="0"/>
+          <w:sz w:val="21"/>
+        </w:rPr>
+        <w:t>• We draw shapes like a circle and a square.</w:t>
+      </w:r>
+    </w:p>
+    <w:p>
+      <w:pPr>
+        <w:spacing w:after="20"/>
+        <w:ind w:left="312" w:hanging="227"/>
+      </w:pPr>
+      <w:r>
+        <w:rPr>
+          <w:b w:val="0"/>
+          <w:i w:val="0"/>
+          <w:sz w:val="21"/>
+        </w:rPr>
+        <w:t>• We can save our drawing.</w:t>
+      </w:r>
+    </w:p>
+    <w:p>
+      <w:pPr>
+        <w:spacing w:after="20"/>
+        <w:ind w:left="312" w:hanging="227"/>
+      </w:pPr>
+      <w:r>
+        <w:rPr>
+          <w:b w:val="0"/>
+          <w:i w:val="0"/>
+          <w:sz w:val="21"/>
+        </w:rPr>
+        <w:t>• Drawing on the computer is fun and clean.</w:t>
+      </w:r>
+    </w:p>
+    <w:p>
+      <w:pPr>
+        <w:spacing w:after="20"/>
+        <w:ind w:left="312" w:hanging="227"/>
+      </w:pPr>
+      <w:r>
+        <w:rPr>
+          <w:b w:val="0"/>
+          <w:i w:val="0"/>
+          <w:sz w:val="21"/>
+        </w:rPr>
+        <w:t>• We can print our drawing.</w:t>
+      </w:r>
+    </w:p>
+    <w:p>
+      <w:pPr>
+        <w:keepNext/>
+        <w:spacing w:after="20"/>
+      </w:pPr>
+      <w:r>
+        <w:rPr>
+          <w:b/>
+          <w:i w:val="0"/>
+          <w:color w:val="142C5A"/>
+          <w:sz w:val="21"/>
+        </w:rPr>
+        <w:t>Let us talk</w:t>
+      </w:r>
+    </w:p>
+    <w:p>
+      <w:pPr>
+        <w:spacing w:after="20"/>
+        <w:ind w:left="351" w:hanging="351"/>
+      </w:pPr>
+      <w:r>
+        <w:rPr>
+          <w:b w:val="0"/>
+          <w:i w:val="0"/>
+          <w:sz w:val="21"/>
+        </w:rPr>
+        <w:t>1. What does the pencil tool do?</w:t>
+      </w:r>
+    </w:p>
+    <w:p>
+      <w:pPr>
+        <w:spacing w:after="20"/>
+        <w:ind w:left="351" w:hanging="351"/>
+      </w:pPr>
+      <w:r>
+        <w:rPr>
+          <w:b w:val="0"/>
+          <w:i w:val="0"/>
+          <w:sz w:val="21"/>
+        </w:rPr>
+        <w:t>2. What does the fill tool do?</w:t>
+      </w:r>
+    </w:p>
+    <w:p>
+      <w:pPr>
+        <w:spacing w:after="20"/>
+        <w:ind w:left="351" w:hanging="351"/>
+      </w:pPr>
+      <w:r>
+        <w:rPr>
+          <w:b w:val="0"/>
+          <w:i w:val="0"/>
+          <w:sz w:val="21"/>
+        </w:rPr>
+        <w:t>3. How do we choose a colour?</w:t>
+      </w:r>
+    </w:p>
+    <w:p>
+      <w:pPr>
+        <w:keepNext/>
+        <w:spacing w:after="20"/>
+      </w:pPr>
+      <w:r>
+        <w:rPr>
+          <w:b/>
+          <w:i w:val="0"/>
+          <w:color w:val="142C5A"/>
+          <w:sz w:val="21"/>
+        </w:rPr>
+        <w:t>Words for my notebook</w:t>
+      </w:r>
+    </w:p>
+    <w:p>
+      <w:pPr>
+        <w:spacing w:after="20"/>
+        <w:ind w:left="312" w:hanging="227"/>
+      </w:pPr>
+      <w:r>
+        <w:rPr>
+          <w:b w:val="0"/>
+          <w:i w:val="0"/>
+          <w:sz w:val="21"/>
+        </w:rPr>
+        <w:t>• drawing program — a program for painting on the screen</w:t>
+      </w:r>
+    </w:p>
+    <w:p>
+      <w:pPr>
+        <w:spacing w:after="20"/>
+        <w:ind w:left="312" w:hanging="227"/>
+      </w:pPr>
+      <w:r>
+        <w:rPr>
+          <w:b w:val="0"/>
+          <w:i w:val="0"/>
+          <w:sz w:val="21"/>
+        </w:rPr>
+        <w:t>• brush — a tool that draws a thick line</w:t>
+      </w:r>
+    </w:p>
+    <w:p>
+      <w:pPr>
+        <w:spacing w:after="20"/>
+        <w:ind w:left="312" w:hanging="227"/>
+      </w:pPr>
+      <w:r>
+        <w:rPr>
+          <w:b w:val="0"/>
+          <w:i w:val="0"/>
+          <w:sz w:val="21"/>
+        </w:rPr>
+        <w:t>• fill — a tool that colours a shape</w:t>
+      </w:r>
+    </w:p>
+    <w:p>
+      <w:pPr>
+        <w:keepNext/>
+        <w:spacing w:after="20"/>
+      </w:pPr>
+      <w:r>
+        <w:rPr>
+          <w:b/>
+          <w:i w:val="0"/>
+          <w:color w:val="142C5A"/>
+          <w:sz w:val="21"/>
+        </w:rPr>
+        <w:t>Worksheet</w:t>
+      </w:r>
+    </w:p>
+    <w:p>
+      <w:pPr>
+        <w:spacing w:after="20"/>
+        <w:ind w:left="351" w:hanging="351"/>
+      </w:pPr>
+      <w:r>
+        <w:rPr>
+          <w:b w:val="0"/>
+          <w:i w:val="0"/>
+          <w:sz w:val="21"/>
+        </w:rPr>
+        <w:t>1. The ___ tool draws a thin line.</w:t>
+      </w:r>
+    </w:p>
+    <w:p>
+      <w:pPr>
+        <w:spacing w:after="60"/>
+        <w:ind w:left="652" w:hanging="340"/>
+      </w:pPr>
+      <w:r>
+        <w:rPr>
+          <w:b w:val="0"/>
+          <w:i w:val="0"/>
+          <w:sz w:val="21"/>
+        </w:rPr>
+        <w:t>A) pencil B) brush C) fill D) eraser</w:t>
+      </w:r>
+    </w:p>
+    <w:p>
+      <w:pPr>
+        <w:spacing w:after="20"/>
+        <w:ind w:left="351" w:hanging="351"/>
+      </w:pPr>
+      <w:r>
+        <w:rPr>
+          <w:b w:val="0"/>
+          <w:i w:val="0"/>
+          <w:sz w:val="21"/>
+        </w:rPr>
+        <w:t>2. The ___ tool rubs out.</w:t>
+      </w:r>
+    </w:p>
+    <w:p>
+      <w:pPr>
+        <w:spacing w:after="60"/>
+        <w:ind w:left="652" w:hanging="340"/>
+      </w:pPr>
+      <w:r>
+        <w:rPr>
+          <w:b w:val="0"/>
+          <w:i w:val="0"/>
+          <w:sz w:val="21"/>
+        </w:rPr>
+        <w:t>A) eraser B) pencil C) brush D) fill</w:t>
+      </w:r>
+    </w:p>
+    <w:p>
+      <w:pPr>
+        <w:spacing w:after="20"/>
+        <w:ind w:left="351" w:hanging="351"/>
+      </w:pPr>
+      <w:r>
+        <w:rPr>
+          <w:b w:val="0"/>
+          <w:i w:val="0"/>
+          <w:sz w:val="21"/>
+        </w:rPr>
+        <w:t>3. The ___ tool colours a shape.</w:t>
+      </w:r>
+    </w:p>
+    <w:p>
+      <w:pPr>
+        <w:spacing w:after="60"/>
+        <w:ind w:left="652" w:hanging="340"/>
+      </w:pPr>
+      <w:r>
+        <w:rPr>
+          <w:b w:val="0"/>
+          <w:i w:val="0"/>
+          <w:sz w:val="21"/>
+        </w:rPr>
+        <w:t>A) fill B) pencil C) line D) brush</w:t>
+      </w:r>
+    </w:p>
+    <w:p>
+      <w:pPr>
+        <w:spacing w:after="20"/>
+        <w:ind w:left="351" w:hanging="351"/>
+      </w:pPr>
+      <w:r>
+        <w:rPr>
+          <w:b w:val="0"/>
+          <w:i w:val="0"/>
+          <w:sz w:val="21"/>
+        </w:rPr>
+        <w:t>4. We choose a colour from the ___ box.</w:t>
+      </w:r>
+    </w:p>
+    <w:p>
+      <w:pPr>
+        <w:spacing w:after="0"/>
+      </w:pPr>
+      <w:r>
+        <w:br w:type="page"/>
+      </w:r>
+    </w:p>
+    <w:p>
+      <w:pPr>
+        <w:spacing w:after="60"/>
+        <w:ind w:left="652" w:hanging="340"/>
+      </w:pPr>
+      <w:r>
+        <w:rPr>
+          <w:b w:val="0"/>
+          <w:i w:val="0"/>
+          <w:sz w:val="21"/>
+        </w:rPr>
+        <w:t>A) colour B) tool C) file D) key</w:t>
+      </w:r>
+    </w:p>
+    <w:p>
+      <w:pPr>
+        <w:spacing w:after="20"/>
+        <w:ind w:left="351" w:hanging="351"/>
+      </w:pPr>
+      <w:r>
+        <w:rPr>
+          <w:b w:val="0"/>
+          <w:i w:val="0"/>
+          <w:sz w:val="21"/>
+        </w:rPr>
+        <w:t>5. Fill in: A program for painting on the screen is a _____ program.</w:t>
+      </w:r>
+    </w:p>
+    <w:p>
+      <w:pPr>
+        <w:spacing w:after="20"/>
+        <w:ind w:left="351" w:hanging="351"/>
+      </w:pPr>
+      <w:r>
+        <w:rPr>
+          <w:b w:val="0"/>
+          <w:i w:val="0"/>
+          <w:sz w:val="21"/>
+        </w:rPr>
+        <w:t>6. Mention two drawing tools.</w:t>
+      </w:r>
+    </w:p>
+    <w:p>
+      <w:pPr>
+        <w:spacing w:after="20"/>
+        <w:ind w:left="351" w:hanging="351"/>
+      </w:pPr>
+      <w:r>
+        <w:rPr>
+          <w:b w:val="0"/>
+          <w:i w:val="0"/>
+          <w:sz w:val="21"/>
+        </w:rPr>
+        <w:t>7. Write what the eraser tool does.</w:t>
+      </w:r>
+    </w:p>
+    <w:p>
+      <w:pPr>
+        <w:keepNext/>
+        <w:spacing w:after="20"/>
+      </w:pPr>
+      <w:r>
+        <w:rPr>
+          <w:b/>
+          <w:i w:val="0"/>
+          <w:color w:val="142C5A"/>
+          <w:sz w:val="21"/>
+        </w:rPr>
+        <w:t>My own work</w:t>
+      </w:r>
+    </w:p>
+    <w:p>
+      <w:pPr>
+        <w:spacing w:after="20"/>
+        <w:ind w:left="312" w:hanging="227"/>
+      </w:pPr>
+      <w:r>
+        <w:rPr>
+          <w:b w:val="0"/>
+          <w:i w:val="0"/>
+          <w:sz w:val="21"/>
+        </w:rPr>
+        <w:t>• Draw and colour a simple picture, as on the computer.</w:t>
+      </w:r>
+    </w:p>
+    <w:p>
+      <w:pPr>
+        <w:spacing w:after="60"/>
+        <w:pBdr>
+          <w:bottom w:val="single" w:sz="6" w:color="BBBBBB"/>
+        </w:pBdr>
+      </w:pPr>
+    </w:p>
+    <w:p>
+      <w:pPr>
+        <w:pStyle w:val="Heading2"/>
+        <w:keepNext/>
+        <w:spacing w:before="200" w:after="60"/>
+      </w:pPr>
+      <w:r>
+        <w:rPr>
+          <w:b/>
+          <w:i w:val="0"/>
+          <w:color w:val="142C5A"/>
+          <w:sz w:val="25"/>
+        </w:rPr>
+        <w:t>WEEK 8 — LEARNING WITH THE COMPUTER</w:t>
+      </w:r>
+    </w:p>
+    <w:p>
+      <w:pPr>
+        <w:keepNext/>
+        <w:spacing w:after="20"/>
+      </w:pPr>
+      <w:r>
+        <w:rPr>
+          <w:b/>
+          <w:i w:val="0"/>
+          <w:color w:val="142C5A"/>
+          <w:sz w:val="21"/>
+        </w:rPr>
+        <w:t>You will learn to</w:t>
+      </w:r>
+    </w:p>
+    <w:p>
+      <w:pPr>
+        <w:spacing w:after="20"/>
+        <w:ind w:left="312" w:hanging="227"/>
+      </w:pPr>
+      <w:r>
+        <w:rPr>
+          <w:b w:val="0"/>
+          <w:i w:val="0"/>
+          <w:sz w:val="21"/>
+        </w:rPr>
+        <w:t>• name ways the computer helps us learn</w:t>
+      </w:r>
+    </w:p>
+    <w:p>
+      <w:pPr>
+        <w:spacing w:after="20"/>
+        <w:ind w:left="312" w:hanging="227"/>
+      </w:pPr>
+      <w:r>
+        <w:rPr>
+          <w:b w:val="0"/>
+          <w:i w:val="0"/>
+          <w:sz w:val="21"/>
+        </w:rPr>
+        <w:t>• use a learning program</w:t>
+      </w:r>
+    </w:p>
+    <w:p>
+      <w:pPr>
+        <w:spacing w:after="20"/>
+        <w:ind w:left="312" w:hanging="227"/>
+      </w:pPr>
+      <w:r>
+        <w:rPr>
+          <w:b w:val="0"/>
+          <w:i w:val="0"/>
+          <w:sz w:val="21"/>
+        </w:rPr>
+        <w:t>• play and learn</w:t>
+      </w:r>
+    </w:p>
+    <w:p>
+      <w:pPr>
+        <w:keepNext/>
+        <w:spacing w:after="20"/>
+      </w:pPr>
+      <w:r>
+        <w:rPr>
+          <w:b/>
+          <w:i w:val="0"/>
+          <w:color w:val="142C5A"/>
+          <w:sz w:val="21"/>
+        </w:rPr>
+        <w:t>Things to know</w:t>
+      </w:r>
+    </w:p>
+    <w:p>
+      <w:pPr>
+        <w:spacing w:after="20"/>
+        <w:ind w:left="312" w:hanging="227"/>
+      </w:pPr>
+      <w:r>
+        <w:rPr>
+          <w:b w:val="0"/>
+          <w:i w:val="0"/>
+          <w:sz w:val="21"/>
+        </w:rPr>
+        <w:t xml:space="preserve">• The computer helps us to </w:t>
+      </w:r>
+      <w:r>
+        <w:rPr>
+          <w:b/>
+          <w:i w:val="0"/>
+          <w:sz w:val="21"/>
+        </w:rPr>
+        <w:t>learn</w:t>
+      </w:r>
+      <w:r>
+        <w:rPr>
+          <w:b w:val="0"/>
+          <w:i w:val="0"/>
+          <w:sz w:val="21"/>
+        </w:rPr>
+        <w:t>.</w:t>
+      </w:r>
+    </w:p>
+    <w:p>
+      <w:pPr>
+        <w:spacing w:after="20"/>
+        <w:ind w:left="312" w:hanging="227"/>
+      </w:pPr>
+      <w:r>
+        <w:rPr>
+          <w:b w:val="0"/>
+          <w:i w:val="0"/>
+          <w:sz w:val="21"/>
+        </w:rPr>
+        <w:t xml:space="preserve">• We can read </w:t>
+      </w:r>
+      <w:r>
+        <w:rPr>
+          <w:b/>
+          <w:i w:val="0"/>
+          <w:sz w:val="21"/>
+        </w:rPr>
+        <w:t>stories</w:t>
+      </w:r>
+      <w:r>
+        <w:rPr>
+          <w:b w:val="0"/>
+          <w:i w:val="0"/>
+          <w:sz w:val="21"/>
+        </w:rPr>
+        <w:t xml:space="preserve"> on the computer.</w:t>
+      </w:r>
+    </w:p>
+    <w:p>
+      <w:pPr>
+        <w:spacing w:after="20"/>
+        <w:ind w:left="312" w:hanging="227"/>
+      </w:pPr>
+      <w:r>
+        <w:rPr>
+          <w:b w:val="0"/>
+          <w:i w:val="0"/>
+          <w:sz w:val="21"/>
+        </w:rPr>
+        <w:t xml:space="preserve">• We can play </w:t>
+      </w:r>
+      <w:r>
+        <w:rPr>
+          <w:b/>
+          <w:i w:val="0"/>
+          <w:sz w:val="21"/>
+        </w:rPr>
+        <w:t>learning games</w:t>
+      </w:r>
+      <w:r>
+        <w:rPr>
+          <w:b w:val="0"/>
+          <w:i w:val="0"/>
+          <w:sz w:val="21"/>
+        </w:rPr>
+        <w:t xml:space="preserve"> with numbers and letters.</w:t>
+      </w:r>
+    </w:p>
+    <w:p>
+      <w:pPr>
+        <w:spacing w:after="20"/>
+        <w:ind w:left="312" w:hanging="227"/>
+      </w:pPr>
+      <w:r>
+        <w:rPr>
+          <w:b w:val="0"/>
+          <w:i w:val="0"/>
+          <w:sz w:val="21"/>
+        </w:rPr>
+        <w:t xml:space="preserve">• We can watch and listen to </w:t>
+      </w:r>
+      <w:r>
+        <w:rPr>
+          <w:b/>
+          <w:i w:val="0"/>
+          <w:sz w:val="21"/>
+        </w:rPr>
+        <w:t>lessons</w:t>
+      </w:r>
+      <w:r>
+        <w:rPr>
+          <w:b w:val="0"/>
+          <w:i w:val="0"/>
+          <w:sz w:val="21"/>
+        </w:rPr>
+        <w:t>.</w:t>
+      </w:r>
+    </w:p>
+    <w:p>
+      <w:pPr>
+        <w:spacing w:after="20"/>
+        <w:ind w:left="312" w:hanging="227"/>
+      </w:pPr>
+      <w:r>
+        <w:rPr>
+          <w:b w:val="0"/>
+          <w:i w:val="0"/>
+          <w:sz w:val="21"/>
+        </w:rPr>
+        <w:t xml:space="preserve">• A </w:t>
+      </w:r>
+      <w:r>
+        <w:rPr>
+          <w:b/>
+          <w:i w:val="0"/>
+          <w:sz w:val="21"/>
+        </w:rPr>
+        <w:t>learning program</w:t>
+      </w:r>
+      <w:r>
+        <w:rPr>
+          <w:b w:val="0"/>
+          <w:i w:val="0"/>
+          <w:sz w:val="21"/>
+        </w:rPr>
+        <w:t xml:space="preserve"> teaches us new things.</w:t>
+      </w:r>
+    </w:p>
+    <w:p>
+      <w:pPr>
+        <w:spacing w:after="20"/>
+        <w:ind w:left="312" w:hanging="227"/>
+      </w:pPr>
+      <w:r>
+        <w:rPr>
+          <w:b w:val="0"/>
+          <w:i w:val="0"/>
+          <w:sz w:val="21"/>
+        </w:rPr>
+        <w:t>• We use the computer to practise counting and spelling.</w:t>
+      </w:r>
+    </w:p>
+    <w:p>
+      <w:pPr>
+        <w:spacing w:after="20"/>
+        <w:ind w:left="312" w:hanging="227"/>
+      </w:pPr>
+      <w:r>
+        <w:rPr>
+          <w:b w:val="0"/>
+          <w:i w:val="0"/>
+          <w:sz w:val="21"/>
+        </w:rPr>
+        <w:t>• We learn at our own pace.</w:t>
+      </w:r>
+    </w:p>
+    <w:p>
+      <w:pPr>
+        <w:spacing w:after="20"/>
+        <w:ind w:left="312" w:hanging="227"/>
+      </w:pPr>
+      <w:r>
+        <w:rPr>
+          <w:b w:val="0"/>
+          <w:i w:val="0"/>
+          <w:sz w:val="21"/>
+        </w:rPr>
+        <w:t>• The computer makes learning fun.</w:t>
+      </w:r>
+    </w:p>
+    <w:p>
+      <w:pPr>
+        <w:spacing w:after="20"/>
+        <w:ind w:left="312" w:hanging="227"/>
+      </w:pPr>
+      <w:r>
+        <w:rPr>
+          <w:b w:val="0"/>
+          <w:i w:val="0"/>
+          <w:sz w:val="21"/>
+        </w:rPr>
+        <w:t>• We use learning programs with a grown-up near.</w:t>
+      </w:r>
+    </w:p>
+    <w:p>
+      <w:pPr>
+        <w:spacing w:after="20"/>
+        <w:ind w:left="312" w:hanging="227"/>
+      </w:pPr>
+      <w:r>
+        <w:rPr>
+          <w:b w:val="0"/>
+          <w:i w:val="0"/>
+          <w:sz w:val="21"/>
+        </w:rPr>
+        <w:t>• We do not play all the time; we learn too.</w:t>
+      </w:r>
+    </w:p>
+    <w:p>
+      <w:pPr>
+        <w:keepNext/>
+        <w:spacing w:after="20"/>
+      </w:pPr>
+      <w:r>
+        <w:rPr>
+          <w:b/>
+          <w:i w:val="0"/>
+          <w:color w:val="142C5A"/>
+          <w:sz w:val="21"/>
+        </w:rPr>
+        <w:t>Let us talk</w:t>
+      </w:r>
+    </w:p>
+    <w:p>
+      <w:pPr>
+        <w:spacing w:after="20"/>
+        <w:ind w:left="351" w:hanging="351"/>
+      </w:pPr>
+      <w:r>
+        <w:rPr>
+          <w:b w:val="0"/>
+          <w:i w:val="0"/>
+          <w:sz w:val="21"/>
+        </w:rPr>
+        <w:t>1. Name one way the computer helps us learn.</w:t>
+      </w:r>
+    </w:p>
+    <w:p>
+      <w:pPr>
+        <w:spacing w:after="20"/>
+        <w:ind w:left="351" w:hanging="351"/>
+      </w:pPr>
+      <w:r>
+        <w:rPr>
+          <w:b w:val="0"/>
+          <w:i w:val="0"/>
+          <w:sz w:val="21"/>
+        </w:rPr>
+        <w:t>2. What is a learning program?</w:t>
+      </w:r>
+    </w:p>
+    <w:p>
+      <w:pPr>
+        <w:spacing w:after="20"/>
+        <w:ind w:left="351" w:hanging="351"/>
+      </w:pPr>
+      <w:r>
+        <w:rPr>
+          <w:b w:val="0"/>
+          <w:i w:val="0"/>
+          <w:sz w:val="21"/>
+        </w:rPr>
+        <w:t>3. What can we practise on the computer?</w:t>
+      </w:r>
+    </w:p>
+    <w:p>
+      <w:pPr>
+        <w:keepNext/>
+        <w:spacing w:after="20"/>
+      </w:pPr>
+      <w:r>
+        <w:rPr>
+          <w:b/>
+          <w:i w:val="0"/>
+          <w:color w:val="142C5A"/>
+          <w:sz w:val="21"/>
+        </w:rPr>
+        <w:t>Words for my notebook</w:t>
+      </w:r>
+    </w:p>
+    <w:p>
+      <w:pPr>
+        <w:spacing w:after="20"/>
+        <w:ind w:left="312" w:hanging="227"/>
+      </w:pPr>
+      <w:r>
+        <w:rPr>
+          <w:b w:val="0"/>
+          <w:i w:val="0"/>
+          <w:sz w:val="21"/>
+        </w:rPr>
+        <w:t>• learning program — a program that teaches us</w:t>
+      </w:r>
+    </w:p>
+    <w:p>
+      <w:pPr>
+        <w:spacing w:after="20"/>
+        <w:ind w:left="312" w:hanging="227"/>
+      </w:pPr>
+      <w:r>
+        <w:rPr>
+          <w:b w:val="0"/>
+          <w:i w:val="0"/>
+          <w:sz w:val="21"/>
+        </w:rPr>
+        <w:t>• practise — to do something again to get better</w:t>
+      </w:r>
+    </w:p>
+    <w:p>
+      <w:pPr>
+        <w:spacing w:after="20"/>
+        <w:ind w:left="312" w:hanging="227"/>
+      </w:pPr>
+      <w:r>
+        <w:rPr>
+          <w:b w:val="0"/>
+          <w:i w:val="0"/>
+          <w:sz w:val="21"/>
+        </w:rPr>
+        <w:t>• lesson — something we learn</w:t>
+      </w:r>
+    </w:p>
+    <w:p>
+      <w:pPr>
+        <w:keepNext/>
+        <w:spacing w:after="20"/>
+      </w:pPr>
+      <w:r>
+        <w:rPr>
+          <w:b/>
+          <w:i w:val="0"/>
+          <w:color w:val="142C5A"/>
+          <w:sz w:val="21"/>
+        </w:rPr>
+        <w:t>Worksheet</w:t>
+      </w:r>
+    </w:p>
+    <w:p>
+      <w:pPr>
+        <w:spacing w:after="20"/>
+        <w:ind w:left="351" w:hanging="351"/>
+      </w:pPr>
+      <w:r>
+        <w:rPr>
+          <w:b w:val="0"/>
+          <w:i w:val="0"/>
+          <w:sz w:val="21"/>
+        </w:rPr>
+        <w:t>1. The computer helps us to ___.</w:t>
+      </w:r>
+    </w:p>
+    <w:p>
+      <w:pPr>
+        <w:spacing w:after="60"/>
+        <w:ind w:left="652" w:hanging="340"/>
+      </w:pPr>
+      <w:r>
+        <w:rPr>
+          <w:b w:val="0"/>
+          <w:i w:val="0"/>
+          <w:sz w:val="21"/>
+        </w:rPr>
+        <w:t>A) learn B) sleep C) fight D) hide</w:t>
+      </w:r>
+    </w:p>
+    <w:p>
+      <w:pPr>
+        <w:spacing w:after="20"/>
+        <w:ind w:left="351" w:hanging="351"/>
+      </w:pPr>
+      <w:r>
+        <w:rPr>
+          <w:b w:val="0"/>
+          <w:i w:val="0"/>
+          <w:sz w:val="21"/>
+        </w:rPr>
+        <w:t>2. We can play ___ with numbers and letters.</w:t>
+      </w:r>
+    </w:p>
+    <w:p>
+      <w:pPr>
+        <w:spacing w:after="60"/>
+        <w:ind w:left="652" w:hanging="340"/>
+      </w:pPr>
+      <w:r>
+        <w:rPr>
+          <w:b w:val="0"/>
+          <w:i w:val="0"/>
+          <w:sz w:val="21"/>
+        </w:rPr>
+        <w:t>A) learning games B) loud music C) rough games D) nothing</w:t>
+      </w:r>
+    </w:p>
+    <w:p>
+      <w:pPr>
+        <w:spacing w:after="20"/>
+        <w:ind w:left="351" w:hanging="351"/>
+      </w:pPr>
+      <w:r>
+        <w:rPr>
+          <w:b w:val="0"/>
+          <w:i w:val="0"/>
+          <w:sz w:val="21"/>
+        </w:rPr>
+        <w:t>3. A ___ teaches us new things.</w:t>
+      </w:r>
+    </w:p>
+    <w:p>
+      <w:pPr>
+        <w:spacing w:after="60"/>
+        <w:ind w:left="652" w:hanging="340"/>
+      </w:pPr>
+      <w:r>
+        <w:rPr>
+          <w:b w:val="0"/>
+          <w:i w:val="0"/>
+          <w:sz w:val="21"/>
+        </w:rPr>
+        <w:t>A) learning program B) broken wire C) empty box D) dark screen</w:t>
+      </w:r>
+    </w:p>
+    <w:p>
+      <w:pPr>
+        <w:spacing w:after="20"/>
+        <w:ind w:left="351" w:hanging="351"/>
+      </w:pPr>
+      <w:r>
+        <w:rPr>
+          <w:b w:val="0"/>
+          <w:i w:val="0"/>
+          <w:sz w:val="21"/>
+        </w:rPr>
+        <w:t>4. We use the computer to practise counting and ___.</w:t>
+      </w:r>
+    </w:p>
+    <w:p>
+      <w:pPr>
+        <w:spacing w:after="60"/>
+        <w:ind w:left="652" w:hanging="340"/>
+      </w:pPr>
+      <w:r>
+        <w:rPr>
+          <w:b w:val="0"/>
+          <w:i w:val="0"/>
+          <w:sz w:val="21"/>
+        </w:rPr>
+        <w:t>A) spelling B) sleeping C) crying D) running</w:t>
+      </w:r>
+    </w:p>
+    <w:p>
+      <w:pPr>
+        <w:spacing w:after="20"/>
+        <w:ind w:left="351" w:hanging="351"/>
+      </w:pPr>
+      <w:r>
+        <w:rPr>
+          <w:b w:val="0"/>
+          <w:i w:val="0"/>
+          <w:sz w:val="21"/>
+        </w:rPr>
+        <w:t>5. Fill in: To do something again to get better is to _____.</w:t>
+      </w:r>
+    </w:p>
+    <w:p>
+      <w:pPr>
+        <w:spacing w:after="20"/>
+        <w:ind w:left="351" w:hanging="351"/>
+      </w:pPr>
+      <w:r>
+        <w:rPr>
+          <w:b w:val="0"/>
+          <w:i w:val="0"/>
+          <w:sz w:val="21"/>
+        </w:rPr>
+        <w:t>6. Mention two ways the computer helps us learn.</w:t>
+      </w:r>
+    </w:p>
+    <w:p>
+      <w:pPr>
+        <w:spacing w:after="20"/>
+        <w:ind w:left="351" w:hanging="351"/>
+      </w:pPr>
+      <w:r>
+        <w:rPr>
+          <w:b w:val="0"/>
+          <w:i w:val="0"/>
+          <w:sz w:val="21"/>
+        </w:rPr>
+        <w:t>7. Write what we use a learning program for.</w:t>
+      </w:r>
+    </w:p>
+    <w:p>
+      <w:pPr>
+        <w:keepNext/>
+        <w:spacing w:after="20"/>
+      </w:pPr>
+      <w:r>
+        <w:rPr>
+          <w:b/>
+          <w:i w:val="0"/>
+          <w:color w:val="142C5A"/>
+          <w:sz w:val="21"/>
+        </w:rPr>
+        <w:t>My own work</w:t>
+      </w:r>
+    </w:p>
+    <w:p>
+      <w:pPr>
+        <w:spacing w:after="20"/>
+        <w:ind w:left="312" w:hanging="227"/>
+      </w:pPr>
+      <w:r>
+        <w:rPr>
+          <w:b w:val="0"/>
+          <w:i w:val="0"/>
+          <w:sz w:val="21"/>
+        </w:rPr>
+        <w:t>• Draw the computer and one thing I learn from it.</w:t>
+      </w:r>
+    </w:p>
+    <w:p>
+      <w:pPr>
+        <w:spacing w:after="60"/>
+        <w:pBdr>
+          <w:bottom w:val="single" w:sz="6" w:color="BBBBBB"/>
+        </w:pBdr>
+      </w:pPr>
+    </w:p>
+    <w:p>
+      <w:pPr>
+        <w:pStyle w:val="Heading2"/>
+        <w:keepNext/>
+        <w:spacing w:before="200" w:after="60"/>
+      </w:pPr>
+      <w:r>
+        <w:rPr>
+          <w:b/>
+          <w:i w:val="0"/>
+          <w:color w:val="142C5A"/>
+          <w:sz w:val="25"/>
+        </w:rPr>
+        <w:t>WEEK 9 — SAFE HABITS WITH THE COMPUTER</w:t>
+      </w:r>
+    </w:p>
+    <w:p>
+      <w:pPr>
+        <w:keepNext/>
+        <w:spacing w:after="20"/>
+      </w:pPr>
+      <w:r>
+        <w:rPr>
+          <w:b/>
+          <w:i w:val="0"/>
+          <w:color w:val="142C5A"/>
+          <w:sz w:val="21"/>
+        </w:rPr>
+        <w:t>You will learn to</w:t>
+      </w:r>
+    </w:p>
+    <w:p>
+      <w:pPr>
+        <w:spacing w:after="20"/>
+        <w:ind w:left="312" w:hanging="227"/>
+      </w:pPr>
+      <w:r>
+        <w:rPr>
+          <w:b w:val="0"/>
+          <w:i w:val="0"/>
+          <w:sz w:val="21"/>
+        </w:rPr>
+        <w:t>• say how to use the computer safely</w:t>
+      </w:r>
+    </w:p>
+    <w:p>
+      <w:pPr>
+        <w:spacing w:after="20"/>
+        <w:ind w:left="312" w:hanging="227"/>
+      </w:pPr>
+      <w:r>
+        <w:rPr>
+          <w:b w:val="0"/>
+          <w:i w:val="0"/>
+          <w:sz w:val="21"/>
+        </w:rPr>
+        <w:t>• name good habits</w:t>
+      </w:r>
+    </w:p>
+    <w:p>
+      <w:pPr>
+        <w:spacing w:after="20"/>
+        <w:ind w:left="312" w:hanging="227"/>
+      </w:pPr>
+      <w:r>
+        <w:rPr>
+          <w:b w:val="0"/>
+          <w:i w:val="0"/>
+          <w:sz w:val="21"/>
+        </w:rPr>
+        <w:t>• care for the computer</w:t>
+      </w:r>
+    </w:p>
+    <w:p>
+      <w:pPr>
+        <w:keepNext/>
+        <w:spacing w:after="20"/>
+      </w:pPr>
+      <w:r>
+        <w:rPr>
+          <w:b/>
+          <w:i w:val="0"/>
+          <w:color w:val="142C5A"/>
+          <w:sz w:val="21"/>
+        </w:rPr>
+        <w:t>Things to know</w:t>
+      </w:r>
+    </w:p>
+    <w:p>
+      <w:pPr>
+        <w:spacing w:after="20"/>
+        <w:ind w:left="312" w:hanging="227"/>
+      </w:pPr>
+      <w:r>
+        <w:rPr>
+          <w:b w:val="0"/>
+          <w:i w:val="0"/>
+          <w:sz w:val="21"/>
+        </w:rPr>
+        <w:t xml:space="preserve">• We use the computer with a </w:t>
+      </w:r>
+      <w:r>
+        <w:rPr>
+          <w:b/>
+          <w:i w:val="0"/>
+          <w:sz w:val="21"/>
+        </w:rPr>
+        <w:t>grown-up</w:t>
+      </w:r>
+      <w:r>
+        <w:rPr>
+          <w:b w:val="0"/>
+          <w:i w:val="0"/>
+          <w:sz w:val="21"/>
+        </w:rPr>
+        <w:t xml:space="preserve"> near.</w:t>
+      </w:r>
+    </w:p>
+    <w:p>
+      <w:pPr>
+        <w:spacing w:after="20"/>
+        <w:ind w:left="312" w:hanging="227"/>
+      </w:pPr>
+      <w:r>
+        <w:rPr>
+          <w:b w:val="0"/>
+          <w:i w:val="0"/>
+          <w:sz w:val="21"/>
+        </w:rPr>
+        <w:t>• We do not eat or drink near the computer.</w:t>
+      </w:r>
+    </w:p>
+    <w:p>
+      <w:pPr>
+        <w:spacing w:after="20"/>
+        <w:ind w:left="312" w:hanging="227"/>
+      </w:pPr>
+      <w:r>
+        <w:rPr>
+          <w:b w:val="0"/>
+          <w:i w:val="0"/>
+          <w:sz w:val="21"/>
+        </w:rPr>
+        <w:t xml:space="preserve">• We keep our hands </w:t>
+      </w:r>
+      <w:r>
+        <w:rPr>
+          <w:b/>
+          <w:i w:val="0"/>
+          <w:sz w:val="21"/>
+        </w:rPr>
+        <w:t>clean and dry</w:t>
+      </w:r>
+      <w:r>
+        <w:rPr>
+          <w:b w:val="0"/>
+          <w:i w:val="0"/>
+          <w:sz w:val="21"/>
+        </w:rPr>
+        <w:t>.</w:t>
+      </w:r>
+    </w:p>
+    <w:p>
+      <w:pPr>
+        <w:spacing w:after="20"/>
+        <w:ind w:left="312" w:hanging="227"/>
+      </w:pPr>
+      <w:r>
+        <w:rPr>
+          <w:b w:val="0"/>
+          <w:i w:val="0"/>
+          <w:sz w:val="21"/>
+        </w:rPr>
+        <w:t xml:space="preserve">• We press keys </w:t>
+      </w:r>
+      <w:r>
+        <w:rPr>
+          <w:b/>
+          <w:i w:val="0"/>
+          <w:sz w:val="21"/>
+        </w:rPr>
+        <w:t>gently</w:t>
+      </w:r>
+      <w:r>
+        <w:rPr>
+          <w:b w:val="0"/>
+          <w:i w:val="0"/>
+          <w:sz w:val="21"/>
+        </w:rPr>
+        <w:t>.</w:t>
+      </w:r>
+    </w:p>
+    <w:p>
+      <w:pPr>
+        <w:spacing w:after="20"/>
+        <w:ind w:left="312" w:hanging="227"/>
+      </w:pPr>
+      <w:r>
+        <w:rPr>
+          <w:b w:val="0"/>
+          <w:i w:val="0"/>
+          <w:sz w:val="21"/>
+        </w:rPr>
+        <w:t>• We do not pull the wires.</w:t>
+      </w:r>
+    </w:p>
+    <w:p>
+      <w:pPr>
+        <w:spacing w:after="20"/>
+        <w:ind w:left="312" w:hanging="227"/>
+      </w:pPr>
+      <w:r>
+        <w:rPr>
+          <w:b w:val="0"/>
+          <w:i w:val="0"/>
+          <w:sz w:val="21"/>
+        </w:rPr>
+        <w:t xml:space="preserve">• We sit </w:t>
+      </w:r>
+      <w:r>
+        <w:rPr>
+          <w:b/>
+          <w:i w:val="0"/>
+          <w:sz w:val="21"/>
+        </w:rPr>
+        <w:t>well</w:t>
+      </w:r>
+      <w:r>
+        <w:rPr>
+          <w:b w:val="0"/>
+          <w:i w:val="0"/>
+          <w:sz w:val="21"/>
+        </w:rPr>
+        <w:t xml:space="preserve"> and not too close to the screen.</w:t>
+      </w:r>
+    </w:p>
+    <w:p>
+      <w:pPr>
+        <w:spacing w:after="20"/>
+        <w:ind w:left="312" w:hanging="227"/>
+      </w:pPr>
+      <w:r>
+        <w:rPr>
+          <w:b w:val="0"/>
+          <w:i w:val="0"/>
+          <w:sz w:val="21"/>
+        </w:rPr>
+        <w:t>• We rest our eyes from the screen.</w:t>
+      </w:r>
+    </w:p>
+    <w:p>
+      <w:pPr>
+        <w:spacing w:after="0"/>
+      </w:pPr>
+      <w:r>
+        <w:br w:type="page"/>
+      </w:r>
+    </w:p>
+    <w:p>
+      <w:pPr>
+        <w:spacing w:after="20"/>
+        <w:ind w:left="312" w:hanging="227"/>
+      </w:pPr>
+      <w:r>
+        <w:rPr>
+          <w:b w:val="0"/>
+          <w:i w:val="0"/>
+          <w:sz w:val="21"/>
+        </w:rPr>
+        <w:t>• We do not talk to strangers online.</w:t>
+      </w:r>
+    </w:p>
+    <w:p>
+      <w:pPr>
+        <w:spacing w:after="20"/>
+        <w:ind w:left="312" w:hanging="227"/>
+      </w:pPr>
+      <w:r>
+        <w:rPr>
+          <w:b w:val="0"/>
+          <w:i w:val="0"/>
+          <w:sz w:val="21"/>
+        </w:rPr>
+        <w:t>• We tell a grown-up if something looks wrong.</w:t>
+      </w:r>
+    </w:p>
+    <w:p>
+      <w:pPr>
+        <w:spacing w:after="20"/>
+        <w:ind w:left="312" w:hanging="227"/>
+      </w:pPr>
+      <w:r>
+        <w:rPr>
+          <w:b w:val="0"/>
+          <w:i w:val="0"/>
+          <w:sz w:val="21"/>
+        </w:rPr>
+        <w:t>• Good habits keep us and the computer safe.</w:t>
+      </w:r>
+    </w:p>
+    <w:p>
+      <w:pPr>
+        <w:keepNext/>
+        <w:spacing w:after="20"/>
+      </w:pPr>
+      <w:r>
+        <w:rPr>
+          <w:b/>
+          <w:i w:val="0"/>
+          <w:color w:val="142C5A"/>
+          <w:sz w:val="21"/>
+        </w:rPr>
+        <w:t>Let us talk</w:t>
+      </w:r>
+    </w:p>
+    <w:p>
+      <w:pPr>
+        <w:spacing w:after="20"/>
+        <w:ind w:left="351" w:hanging="351"/>
+      </w:pPr>
+      <w:r>
+        <w:rPr>
+          <w:b w:val="0"/>
+          <w:i w:val="0"/>
+          <w:sz w:val="21"/>
+        </w:rPr>
+        <w:t>1. Why do we not eat near the computer?</w:t>
+      </w:r>
+    </w:p>
+    <w:p>
+      <w:pPr>
+        <w:spacing w:after="20"/>
+        <w:ind w:left="351" w:hanging="351"/>
+      </w:pPr>
+      <w:r>
+        <w:rPr>
+          <w:b w:val="0"/>
+          <w:i w:val="0"/>
+          <w:sz w:val="21"/>
+        </w:rPr>
+        <w:t>2. How do we sit when using the computer?</w:t>
+      </w:r>
+    </w:p>
+    <w:p>
+      <w:pPr>
+        <w:spacing w:after="20"/>
+        <w:ind w:left="351" w:hanging="351"/>
+      </w:pPr>
+      <w:r>
+        <w:rPr>
+          <w:b w:val="0"/>
+          <w:i w:val="0"/>
+          <w:sz w:val="21"/>
+        </w:rPr>
+        <w:t>3. What do we do if something looks wrong online?</w:t>
+      </w:r>
+    </w:p>
+    <w:p>
+      <w:pPr>
+        <w:keepNext/>
+        <w:spacing w:after="20"/>
+      </w:pPr>
+      <w:r>
+        <w:rPr>
+          <w:b/>
+          <w:i w:val="0"/>
+          <w:color w:val="142C5A"/>
+          <w:sz w:val="21"/>
+        </w:rPr>
+        <w:t>Words for my notebook</w:t>
+      </w:r>
+    </w:p>
+    <w:p>
+      <w:pPr>
+        <w:spacing w:after="20"/>
+        <w:ind w:left="312" w:hanging="227"/>
+      </w:pPr>
+      <w:r>
+        <w:rPr>
+          <w:b w:val="0"/>
+          <w:i w:val="0"/>
+          <w:sz w:val="21"/>
+        </w:rPr>
+        <w:t>• safely — in a way that keeps us from harm</w:t>
+      </w:r>
+    </w:p>
+    <w:p>
+      <w:pPr>
+        <w:spacing w:after="20"/>
+        <w:ind w:left="312" w:hanging="227"/>
+      </w:pPr>
+      <w:r>
+        <w:rPr>
+          <w:b w:val="0"/>
+          <w:i w:val="0"/>
+          <w:sz w:val="21"/>
+        </w:rPr>
+        <w:t>• gently — softly, not hard</w:t>
+      </w:r>
+    </w:p>
+    <w:p>
+      <w:pPr>
+        <w:spacing w:after="20"/>
+        <w:ind w:left="312" w:hanging="227"/>
+      </w:pPr>
+      <w:r>
+        <w:rPr>
+          <w:b w:val="0"/>
+          <w:i w:val="0"/>
+          <w:sz w:val="21"/>
+        </w:rPr>
+        <w:t>• stranger — a person we do not know</w:t>
+      </w:r>
+    </w:p>
+    <w:p>
+      <w:pPr>
+        <w:keepNext/>
+        <w:spacing w:after="20"/>
+      </w:pPr>
+      <w:r>
+        <w:rPr>
+          <w:b/>
+          <w:i w:val="0"/>
+          <w:color w:val="142C5A"/>
+          <w:sz w:val="21"/>
+        </w:rPr>
+        <w:t>Worksheet</w:t>
+      </w:r>
+    </w:p>
+    <w:p>
+      <w:pPr>
+        <w:spacing w:after="20"/>
+        <w:ind w:left="351" w:hanging="351"/>
+      </w:pPr>
+      <w:r>
+        <w:rPr>
+          <w:b w:val="0"/>
+          <w:i w:val="0"/>
+          <w:sz w:val="21"/>
+        </w:rPr>
+        <w:t>1. We use the computer with a ___ near.</w:t>
+      </w:r>
+    </w:p>
+    <w:p>
+      <w:pPr>
+        <w:spacing w:after="60"/>
+        <w:ind w:left="652" w:hanging="340"/>
+      </w:pPr>
+      <w:r>
+        <w:rPr>
+          <w:b w:val="0"/>
+          <w:i w:val="0"/>
+          <w:sz w:val="21"/>
+        </w:rPr>
+        <w:t>A) grown-up B) stranger C) pet D) baby</w:t>
+      </w:r>
+    </w:p>
+    <w:p>
+      <w:pPr>
+        <w:spacing w:after="20"/>
+        <w:ind w:left="351" w:hanging="351"/>
+      </w:pPr>
+      <w:r>
+        <w:rPr>
+          <w:b w:val="0"/>
+          <w:i w:val="0"/>
+          <w:sz w:val="21"/>
+        </w:rPr>
+        <w:t>2. We keep our hands clean and ___.</w:t>
+      </w:r>
+    </w:p>
+    <w:p>
+      <w:pPr>
+        <w:spacing w:after="60"/>
+        <w:ind w:left="652" w:hanging="340"/>
+      </w:pPr>
+      <w:r>
+        <w:rPr>
+          <w:b w:val="0"/>
+          <w:i w:val="0"/>
+          <w:sz w:val="21"/>
+        </w:rPr>
+        <w:t>A) dry B) wet C) dirty D) oily</w:t>
+      </w:r>
+    </w:p>
+    <w:p>
+      <w:pPr>
+        <w:spacing w:after="20"/>
+        <w:ind w:left="351" w:hanging="351"/>
+      </w:pPr>
+      <w:r>
+        <w:rPr>
+          <w:b w:val="0"/>
+          <w:i w:val="0"/>
+          <w:sz w:val="21"/>
+        </w:rPr>
+        <w:t>3. We press keys ___.</w:t>
+      </w:r>
+    </w:p>
+    <w:p>
+      <w:pPr>
+        <w:spacing w:after="60"/>
+        <w:ind w:left="652" w:hanging="340"/>
+      </w:pPr>
+      <w:r>
+        <w:rPr>
+          <w:b w:val="0"/>
+          <w:i w:val="0"/>
+          <w:sz w:val="21"/>
+        </w:rPr>
+        <w:t>A) gently B) hard C) fast only D) with a stick</w:t>
+      </w:r>
+    </w:p>
+    <w:p>
+      <w:pPr>
+        <w:spacing w:after="20"/>
+        <w:ind w:left="351" w:hanging="351"/>
+      </w:pPr>
+      <w:r>
+        <w:rPr>
+          <w:b w:val="0"/>
+          <w:i w:val="0"/>
+          <w:sz w:val="21"/>
+        </w:rPr>
+        <w:t>4. We do not talk to ___ online.</w:t>
+      </w:r>
+    </w:p>
+    <w:p>
+      <w:pPr>
+        <w:spacing w:after="60"/>
+        <w:ind w:left="652" w:hanging="340"/>
+      </w:pPr>
+      <w:r>
+        <w:rPr>
+          <w:b w:val="0"/>
+          <w:i w:val="0"/>
+          <w:sz w:val="21"/>
+        </w:rPr>
+        <w:t>A) strangers B) teachers C) parents D) friends</w:t>
+      </w:r>
+    </w:p>
+    <w:p>
+      <w:pPr>
+        <w:spacing w:after="20"/>
+        <w:ind w:left="351" w:hanging="351"/>
+      </w:pPr>
+      <w:r>
+        <w:rPr>
+          <w:b w:val="0"/>
+          <w:i w:val="0"/>
+          <w:sz w:val="21"/>
+        </w:rPr>
+        <w:t>5. Fill in: In a way that keeps us from harm is _____.</w:t>
+      </w:r>
+    </w:p>
+    <w:p>
+      <w:pPr>
+        <w:spacing w:after="20"/>
+        <w:ind w:left="351" w:hanging="351"/>
+      </w:pPr>
+      <w:r>
+        <w:rPr>
+          <w:b w:val="0"/>
+          <w:i w:val="0"/>
+          <w:sz w:val="21"/>
+        </w:rPr>
+        <w:t>6. Mention two safe habits with the computer.</w:t>
+      </w:r>
+    </w:p>
+    <w:p>
+      <w:pPr>
+        <w:spacing w:after="20"/>
+        <w:ind w:left="351" w:hanging="351"/>
+      </w:pPr>
+      <w:r>
+        <w:rPr>
+          <w:b w:val="0"/>
+          <w:i w:val="0"/>
+          <w:sz w:val="21"/>
+        </w:rPr>
+        <w:t>7. Write what we do if something looks wrong online.</w:t>
+      </w:r>
+    </w:p>
+    <w:p>
+      <w:pPr>
+        <w:keepNext/>
+        <w:spacing w:after="20"/>
+      </w:pPr>
+      <w:r>
+        <w:rPr>
+          <w:b/>
+          <w:i w:val="0"/>
+          <w:color w:val="142C5A"/>
+          <w:sz w:val="21"/>
+        </w:rPr>
+        <w:t>My own work</w:t>
+      </w:r>
+    </w:p>
+    <w:p>
+      <w:pPr>
+        <w:spacing w:after="20"/>
+        <w:ind w:left="312" w:hanging="227"/>
+      </w:pPr>
+      <w:r>
+        <w:rPr>
+          <w:b w:val="0"/>
+          <w:i w:val="0"/>
+          <w:sz w:val="21"/>
+        </w:rPr>
+        <w:t>• Draw myself sitting well at the computer.</w:t>
+      </w:r>
+    </w:p>
+    <w:p>
+      <w:pPr>
+        <w:spacing w:after="60"/>
+        <w:pBdr>
+          <w:bottom w:val="single" w:sz="6" w:color="BBBBBB"/>
+        </w:pBdr>
+      </w:pPr>
+    </w:p>
+    <w:p>
+      <w:pPr>
+        <w:spacing w:after="60"/>
+        <w:pBdr>
+          <w:bottom w:val="single" w:sz="6" w:color="BBBBBB"/>
+        </w:pBdr>
+      </w:pPr>
+    </w:p>
+    <w:p>
+      <w:pPr>
         <w:spacing w:after="0"/>
       </w:pPr>
       <w:r>
@@ -6807,6 +12189,1205 @@
           <w:sz w:val="21"/>
         </w:rPr>
         <w:t>45. Name two sources of water and two uses of water. (2 marks)</w:t>
+      </w:r>
+    </w:p>
+    <w:p>
+      <w:pPr>
+        <w:spacing w:after="60"/>
+        <w:pBdr>
+          <w:bottom w:val="single" w:sz="6" w:color="BBBBBB"/>
+        </w:pBdr>
+      </w:pPr>
+    </w:p>
+    <w:p>
+      <w:pPr>
+        <w:spacing w:after="60"/>
+        <w:pBdr>
+          <w:bottom w:val="single" w:sz="6" w:color="BBBBBB"/>
+        </w:pBdr>
+      </w:pPr>
+    </w:p>
+    <w:p>
+      <w:pPr>
+        <w:spacing w:after="0"/>
+      </w:pPr>
+      <w:r>
+        <w:br w:type="page"/>
+      </w:r>
+    </w:p>
+    <w:p>
+      <w:pPr>
+        <w:pStyle w:val="Heading1"/>
+        <w:keepNext/>
+        <w:spacing w:before="80" w:after="80"/>
+      </w:pPr>
+      <w:r>
+        <w:rPr>
+          <w:b/>
+          <w:i w:val="0"/>
+          <w:color w:val="142C5A"/>
+          <w:sz w:val="33"/>
+        </w:rPr>
+        <w:t>EXAMINATION PRACTICE — BASIC DIGITAL LITERACY (PRIMARY 1 · 2ND TERM)</w:t>
+      </w:r>
+    </w:p>
+    <w:p>
+      <w:r>
+        <w:rPr>
+          <w:b/>
+          <w:i w:val="0"/>
+          <w:sz w:val="21"/>
+        </w:rPr>
+        <w:t>Time:</w:t>
+      </w:r>
+      <w:r>
+        <w:rPr>
+          <w:b w:val="0"/>
+          <w:i w:val="0"/>
+          <w:sz w:val="21"/>
+        </w:rPr>
+        <w:t xml:space="preserve"> 1 hour · </w:t>
+      </w:r>
+      <w:r>
+        <w:rPr>
+          <w:b/>
+          <w:i w:val="0"/>
+          <w:sz w:val="21"/>
+        </w:rPr>
+        <w:t>Total: 50 marks</w:t>
+      </w:r>
+    </w:p>
+    <w:p>
+      <w:pPr>
+        <w:keepNext/>
+        <w:spacing w:before="240" w:after="60"/>
+      </w:pPr>
+      <w:r>
+        <w:rPr>
+          <w:b/>
+          <w:i w:val="0"/>
+          <w:color w:val="142C5A"/>
+          <w:sz w:val="27"/>
+        </w:rPr>
+        <w:t>SECTION A — OBJECTIVE (30 MARKS)</w:t>
+      </w:r>
+    </w:p>
+    <w:p>
+      <w:r>
+        <w:rPr>
+          <w:b w:val="0"/>
+          <w:i w:val="0"/>
+          <w:sz w:val="21"/>
+        </w:rPr>
+        <w:t>Choose the correct option and ring the letter.</w:t>
+      </w:r>
+    </w:p>
+    <w:p>
+      <w:pPr>
+        <w:spacing w:after="20"/>
+        <w:ind w:left="351" w:hanging="351"/>
+      </w:pPr>
+      <w:r>
+        <w:rPr>
+          <w:b w:val="0"/>
+          <w:i w:val="0"/>
+          <w:sz w:val="21"/>
+        </w:rPr>
+        <w:t>1. The first screen we see is the ___</w:t>
+      </w:r>
+    </w:p>
+    <w:p>
+      <w:pPr>
+        <w:spacing w:after="60"/>
+        <w:ind w:left="652" w:hanging="340"/>
+      </w:pPr>
+      <w:r>
+        <w:rPr>
+          <w:b w:val="0"/>
+          <w:i w:val="0"/>
+          <w:sz w:val="21"/>
+        </w:rPr>
+        <w:t>A) desktop   B) printer   C) mouse   D) keyboard</w:t>
+      </w:r>
+    </w:p>
+    <w:p>
+      <w:pPr>
+        <w:spacing w:after="20"/>
+        <w:ind w:left="351" w:hanging="351"/>
+      </w:pPr>
+      <w:r>
+        <w:rPr>
+          <w:b w:val="0"/>
+          <w:i w:val="0"/>
+          <w:sz w:val="21"/>
+        </w:rPr>
+        <w:t>2. A small picture that stands for a program is an ___</w:t>
+      </w:r>
+    </w:p>
+    <w:p>
+      <w:pPr>
+        <w:spacing w:after="60"/>
+        <w:ind w:left="652" w:hanging="340"/>
+      </w:pPr>
+      <w:r>
+        <w:rPr>
+          <w:b w:val="0"/>
+          <w:i w:val="0"/>
+          <w:sz w:val="21"/>
+        </w:rPr>
+        <w:t>A) key   B) screen   C) icon   D) wire</w:t>
+      </w:r>
+    </w:p>
+    <w:p>
+      <w:pPr>
+        <w:spacing w:after="20"/>
+        <w:ind w:left="351" w:hanging="351"/>
+      </w:pPr>
+      <w:r>
+        <w:rPr>
+          <w:b w:val="0"/>
+          <w:i w:val="0"/>
+          <w:sz w:val="21"/>
+        </w:rPr>
+        <w:t>3. The small arrow we move is the ___</w:t>
+      </w:r>
+    </w:p>
+    <w:p>
+      <w:pPr>
+        <w:spacing w:after="60"/>
+        <w:ind w:left="652" w:hanging="340"/>
+      </w:pPr>
+      <w:r>
+        <w:rPr>
+          <w:b w:val="0"/>
+          <w:i w:val="0"/>
+          <w:sz w:val="21"/>
+        </w:rPr>
+        <w:t>A) icon   B) button   C) taskbar   D) pointer</w:t>
+      </w:r>
+    </w:p>
+    <w:p>
+      <w:pPr>
+        <w:spacing w:after="20"/>
+        <w:ind w:left="351" w:hanging="351"/>
+      </w:pPr>
+      <w:r>
+        <w:rPr>
+          <w:b w:val="0"/>
+          <w:i w:val="0"/>
+          <w:sz w:val="21"/>
+        </w:rPr>
+        <w:t>4. We click an icon to ___ it</w:t>
+      </w:r>
+    </w:p>
+    <w:p>
+      <w:pPr>
+        <w:spacing w:after="60"/>
+        <w:ind w:left="652" w:hanging="340"/>
+      </w:pPr>
+      <w:r>
+        <w:rPr>
+          <w:b w:val="0"/>
+          <w:i w:val="0"/>
+          <w:sz w:val="21"/>
+        </w:rPr>
+        <w:t>A) open   B) hide   C) close   D) break</w:t>
+      </w:r>
+    </w:p>
+    <w:p>
+      <w:pPr>
+        <w:spacing w:after="20"/>
+        <w:ind w:left="351" w:hanging="351"/>
+      </w:pPr>
+      <w:r>
+        <w:rPr>
+          <w:b w:val="0"/>
+          <w:i w:val="0"/>
+          <w:sz w:val="21"/>
+        </w:rPr>
+        <w:t>5. The mouse moves the ___ on the screen</w:t>
+      </w:r>
+    </w:p>
+    <w:p>
+      <w:pPr>
+        <w:spacing w:after="60"/>
+        <w:ind w:left="652" w:hanging="340"/>
+      </w:pPr>
+      <w:r>
+        <w:rPr>
+          <w:b w:val="0"/>
+          <w:i w:val="0"/>
+          <w:sz w:val="21"/>
+        </w:rPr>
+        <w:t>A) icon   B) pointer   C) wire   D) key</w:t>
+      </w:r>
+    </w:p>
+    <w:p>
+      <w:pPr>
+        <w:spacing w:after="20"/>
+        <w:ind w:left="351" w:hanging="351"/>
+      </w:pPr>
+      <w:r>
+        <w:rPr>
+          <w:b w:val="0"/>
+          <w:i w:val="0"/>
+          <w:sz w:val="21"/>
+        </w:rPr>
+        <w:t>6. Pressing the left button once is a ___</w:t>
+      </w:r>
+    </w:p>
+    <w:p>
+      <w:pPr>
+        <w:spacing w:after="60"/>
+        <w:ind w:left="652" w:hanging="340"/>
+      </w:pPr>
+      <w:r>
+        <w:rPr>
+          <w:b w:val="0"/>
+          <w:i w:val="0"/>
+          <w:sz w:val="21"/>
+        </w:rPr>
+        <w:t>A) drag   B) type   C) click   D) save</w:t>
+      </w:r>
+    </w:p>
+    <w:p>
+      <w:pPr>
+        <w:spacing w:after="20"/>
+        <w:ind w:left="351" w:hanging="351"/>
+      </w:pPr>
+      <w:r>
+        <w:rPr>
+          <w:b w:val="0"/>
+          <w:i w:val="0"/>
+          <w:sz w:val="21"/>
+        </w:rPr>
+        <w:t>7. To move a picture we ___ it</w:t>
+      </w:r>
+    </w:p>
+    <w:p>
+      <w:pPr>
+        <w:spacing w:after="60"/>
+        <w:ind w:left="652" w:hanging="340"/>
+      </w:pPr>
+      <w:r>
+        <w:rPr>
+          <w:b w:val="0"/>
+          <w:i w:val="0"/>
+          <w:sz w:val="21"/>
+        </w:rPr>
+        <w:t>A) drag   B) hide   C) sing   D) cut</w:t>
+      </w:r>
+    </w:p>
+    <w:p>
+      <w:pPr>
+        <w:spacing w:after="20"/>
+        <w:ind w:left="351" w:hanging="351"/>
+      </w:pPr>
+      <w:r>
+        <w:rPr>
+          <w:b w:val="0"/>
+          <w:i w:val="0"/>
+          <w:sz w:val="21"/>
+        </w:rPr>
+        <w:t>8. The keys A to Z are the ___ keys</w:t>
+      </w:r>
+    </w:p>
+    <w:p>
+      <w:pPr>
+        <w:spacing w:after="60"/>
+        <w:ind w:left="652" w:hanging="340"/>
+      </w:pPr>
+      <w:r>
+        <w:rPr>
+          <w:b w:val="0"/>
+          <w:i w:val="0"/>
+          <w:sz w:val="21"/>
+        </w:rPr>
+        <w:t>A) arrow   B) number   C) function   D) letter</w:t>
+      </w:r>
+    </w:p>
+    <w:p>
+      <w:pPr>
+        <w:spacing w:after="20"/>
+        <w:ind w:left="351" w:hanging="351"/>
+      </w:pPr>
+      <w:r>
+        <w:rPr>
+          <w:b w:val="0"/>
+          <w:i w:val="0"/>
+          <w:sz w:val="21"/>
+        </w:rPr>
+        <w:t>9. The key that makes a space is the ___</w:t>
+      </w:r>
+    </w:p>
+    <w:p>
+      <w:pPr>
+        <w:spacing w:after="60"/>
+        <w:ind w:left="652" w:hanging="340"/>
+      </w:pPr>
+      <w:r>
+        <w:rPr>
+          <w:b w:val="0"/>
+          <w:i w:val="0"/>
+          <w:sz w:val="21"/>
+        </w:rPr>
+        <w:t>A) backspace   B) enter key   C) space bar   D) shift key</w:t>
+      </w:r>
+    </w:p>
+    <w:p>
+      <w:pPr>
+        <w:spacing w:after="20"/>
+        <w:ind w:left="351" w:hanging="351"/>
+      </w:pPr>
+      <w:r>
+        <w:rPr>
+          <w:b w:val="0"/>
+          <w:i w:val="0"/>
+          <w:sz w:val="21"/>
+        </w:rPr>
+        <w:t>10. The key that rubs out a letter is the ___</w:t>
+      </w:r>
+    </w:p>
+    <w:p>
+      <w:pPr>
+        <w:spacing w:after="60"/>
+        <w:ind w:left="652" w:hanging="340"/>
+      </w:pPr>
+      <w:r>
+        <w:rPr>
+          <w:b w:val="0"/>
+          <w:i w:val="0"/>
+          <w:sz w:val="21"/>
+        </w:rPr>
+        <w:t>A) enter   B) backspace   C) space bar   D) shift</w:t>
+      </w:r>
+    </w:p>
+    <w:p>
+      <w:pPr>
+        <w:spacing w:after="20"/>
+        <w:ind w:left="351" w:hanging="351"/>
+      </w:pPr>
+      <w:r>
+        <w:rPr>
+          <w:b w:val="0"/>
+          <w:i w:val="0"/>
+          <w:sz w:val="21"/>
+        </w:rPr>
+        <w:t>11. The number keys are ___</w:t>
+      </w:r>
+    </w:p>
+    <w:p>
+      <w:pPr>
+        <w:spacing w:after="60"/>
+        <w:ind w:left="652" w:hanging="340"/>
+      </w:pPr>
+      <w:r>
+        <w:rPr>
+          <w:b w:val="0"/>
+          <w:i w:val="0"/>
+          <w:sz w:val="21"/>
+        </w:rPr>
+        <w:t>A) A to Z   B) F1 to F12   C) red to blue   D) 0 to 9</w:t>
+      </w:r>
+    </w:p>
+    <w:p>
+      <w:pPr>
+        <w:spacing w:after="20"/>
+        <w:ind w:left="351" w:hanging="351"/>
+      </w:pPr>
+      <w:r>
+        <w:rPr>
+          <w:b w:val="0"/>
+          <w:i w:val="0"/>
+          <w:sz w:val="21"/>
+        </w:rPr>
+        <w:t>12. We type by pressing the ___ keys</w:t>
+      </w:r>
+    </w:p>
+    <w:p>
+      <w:pPr>
+        <w:spacing w:after="60"/>
+        <w:ind w:left="652" w:hanging="340"/>
+      </w:pPr>
+      <w:r>
+        <w:rPr>
+          <w:b w:val="0"/>
+          <w:i w:val="0"/>
+          <w:sz w:val="21"/>
+        </w:rPr>
+        <w:t>A) function   B) arrow   C) letter   D) number</w:t>
+      </w:r>
+    </w:p>
+    <w:p>
+      <w:pPr>
+        <w:spacing w:after="20"/>
+        <w:ind w:left="351" w:hanging="351"/>
+      </w:pPr>
+      <w:r>
+        <w:rPr>
+          <w:b w:val="0"/>
+          <w:i w:val="0"/>
+          <w:sz w:val="21"/>
+        </w:rPr>
+        <w:t>13. To start a new line we press ___</w:t>
+      </w:r>
+    </w:p>
+    <w:p>
+      <w:pPr>
+        <w:spacing w:after="60"/>
+        <w:ind w:left="652" w:hanging="340"/>
+      </w:pPr>
+      <w:r>
+        <w:rPr>
+          <w:b w:val="0"/>
+          <w:i w:val="0"/>
+          <w:sz w:val="21"/>
+        </w:rPr>
+        <w:t>A) enter   B) space bar   C) escape   D) shift</w:t>
+      </w:r>
+    </w:p>
+    <w:p>
+      <w:pPr>
+        <w:spacing w:after="20"/>
+        <w:ind w:left="351" w:hanging="351"/>
+      </w:pPr>
+      <w:r>
+        <w:rPr>
+          <w:b w:val="0"/>
+          <w:i w:val="0"/>
+          <w:sz w:val="21"/>
+        </w:rPr>
+        <w:t>14. We type a capital letter with the ___ key</w:t>
+      </w:r>
+    </w:p>
+    <w:p>
+      <w:pPr>
+        <w:spacing w:after="60"/>
+        <w:ind w:left="652" w:hanging="340"/>
+      </w:pPr>
+      <w:r>
+        <w:rPr>
+          <w:b w:val="0"/>
+          <w:i w:val="0"/>
+          <w:sz w:val="21"/>
+        </w:rPr>
+        <w:t>A) enter   B) shift   C) space   D) backspace</w:t>
+      </w:r>
+    </w:p>
+    <w:p>
+      <w:pPr>
+        <w:spacing w:after="20"/>
+        <w:ind w:left="351" w:hanging="351"/>
+      </w:pPr>
+      <w:r>
+        <w:rPr>
+          <w:b w:val="0"/>
+          <w:i w:val="0"/>
+          <w:sz w:val="21"/>
+        </w:rPr>
+        <w:t>15. We open a program by clicking its ___</w:t>
+      </w:r>
+    </w:p>
+    <w:p>
+      <w:pPr>
+        <w:spacing w:after="60"/>
+        <w:ind w:left="652" w:hanging="340"/>
+      </w:pPr>
+      <w:r>
+        <w:rPr>
+          <w:b w:val="0"/>
+          <w:i w:val="0"/>
+          <w:sz w:val="21"/>
+        </w:rPr>
+        <w:t>A) key   B) wire   C) plug   D) icon</w:t>
+      </w:r>
+    </w:p>
+    <w:p>
+      <w:pPr>
+        <w:spacing w:after="20"/>
+        <w:ind w:left="351" w:hanging="351"/>
+      </w:pPr>
+      <w:r>
+        <w:rPr>
+          <w:b w:val="0"/>
+          <w:i w:val="0"/>
+          <w:sz w:val="21"/>
+        </w:rPr>
+        <w:t>16. A program opens in a ___</w:t>
+      </w:r>
+    </w:p>
+    <w:p>
+      <w:pPr>
+        <w:spacing w:after="60"/>
+        <w:ind w:left="652" w:hanging="340"/>
+      </w:pPr>
+      <w:r>
+        <w:rPr>
+          <w:b w:val="0"/>
+          <w:i w:val="0"/>
+          <w:sz w:val="21"/>
+        </w:rPr>
+        <w:t>A) box   B) bag   C) window   D) door</w:t>
+      </w:r>
+    </w:p>
+    <w:p>
+      <w:pPr>
+        <w:spacing w:after="20"/>
+        <w:ind w:left="351" w:hanging="351"/>
+      </w:pPr>
+      <w:r>
+        <w:rPr>
+          <w:b w:val="0"/>
+          <w:i w:val="0"/>
+          <w:sz w:val="21"/>
+        </w:rPr>
+        <w:t>17. We ___ our work so we do not lose it</w:t>
+      </w:r>
+    </w:p>
+    <w:p>
+      <w:pPr>
+        <w:spacing w:after="60"/>
+        <w:ind w:left="652" w:hanging="340"/>
+      </w:pPr>
+      <w:r>
+        <w:rPr>
+          <w:b w:val="0"/>
+          <w:i w:val="0"/>
+          <w:sz w:val="21"/>
+        </w:rPr>
+        <w:t>A) lose   B) save   C) cut   D) hide</w:t>
+      </w:r>
+    </w:p>
+    <w:p>
+      <w:pPr>
+        <w:spacing w:after="20"/>
+        <w:ind w:left="351" w:hanging="351"/>
+      </w:pPr>
+      <w:r>
+        <w:rPr>
+          <w:b w:val="0"/>
+          <w:i w:val="0"/>
+          <w:sz w:val="21"/>
+        </w:rPr>
+        <w:t>18. The small ___ at the corner closes a window</w:t>
+      </w:r>
+    </w:p>
+    <w:p>
+      <w:pPr>
+        <w:spacing w:after="60"/>
+        <w:ind w:left="652" w:hanging="340"/>
+      </w:pPr>
+      <w:r>
+        <w:rPr>
+          <w:b w:val="0"/>
+          <w:i w:val="0"/>
+          <w:sz w:val="21"/>
+        </w:rPr>
+        <w:t>A) x   B) −   C) o   D) +</w:t>
+      </w:r>
+    </w:p>
+    <w:p>
+      <w:pPr>
+        <w:spacing w:after="20"/>
+        <w:ind w:left="351" w:hanging="351"/>
+      </w:pPr>
+      <w:r>
+        <w:rPr>
+          <w:b w:val="0"/>
+          <w:i w:val="0"/>
+          <w:sz w:val="21"/>
+        </w:rPr>
+        <w:t>19. The ___ tool draws a thin line</w:t>
+      </w:r>
+    </w:p>
+    <w:p>
+      <w:pPr>
+        <w:spacing w:after="60"/>
+        <w:ind w:left="652" w:hanging="340"/>
+      </w:pPr>
+      <w:r>
+        <w:rPr>
+          <w:b w:val="0"/>
+          <w:i w:val="0"/>
+          <w:sz w:val="21"/>
+        </w:rPr>
+        <w:t>A) brush   B) eraser   C) pencil   D) fill</w:t>
+      </w:r>
+    </w:p>
+    <w:p>
+      <w:pPr>
+        <w:spacing w:after="20"/>
+        <w:ind w:left="351" w:hanging="351"/>
+      </w:pPr>
+      <w:r>
+        <w:rPr>
+          <w:b w:val="0"/>
+          <w:i w:val="0"/>
+          <w:sz w:val="21"/>
+        </w:rPr>
+        <w:t>20. The ___ tool rubs out</w:t>
+      </w:r>
+    </w:p>
+    <w:p>
+      <w:pPr>
+        <w:spacing w:after="60"/>
+        <w:ind w:left="652" w:hanging="340"/>
+      </w:pPr>
+      <w:r>
+        <w:rPr>
+          <w:b w:val="0"/>
+          <w:i w:val="0"/>
+          <w:sz w:val="21"/>
+        </w:rPr>
+        <w:t>A) pencil   B) brush   C) fill   D) eraser</w:t>
+      </w:r>
+    </w:p>
+    <w:p>
+      <w:pPr>
+        <w:spacing w:after="20"/>
+        <w:ind w:left="351" w:hanging="351"/>
+      </w:pPr>
+      <w:r>
+        <w:rPr>
+          <w:b w:val="0"/>
+          <w:i w:val="0"/>
+          <w:sz w:val="21"/>
+        </w:rPr>
+        <w:t>21. The ___ tool colours a shape</w:t>
+      </w:r>
+    </w:p>
+    <w:p>
+      <w:pPr>
+        <w:spacing w:after="60"/>
+        <w:ind w:left="652" w:hanging="340"/>
+      </w:pPr>
+      <w:r>
+        <w:rPr>
+          <w:b w:val="0"/>
+          <w:i w:val="0"/>
+          <w:sz w:val="21"/>
+        </w:rPr>
+        <w:t>A) fill   B) brush   C) line   D) pencil</w:t>
+      </w:r>
+    </w:p>
+    <w:p>
+      <w:pPr>
+        <w:spacing w:after="20"/>
+        <w:ind w:left="351" w:hanging="351"/>
+      </w:pPr>
+      <w:r>
+        <w:rPr>
+          <w:b w:val="0"/>
+          <w:i w:val="0"/>
+          <w:sz w:val="21"/>
+        </w:rPr>
+        <w:t>22. We choose a colour from the ___ box</w:t>
+      </w:r>
+    </w:p>
+    <w:p>
+      <w:pPr>
+        <w:spacing w:after="60"/>
+        <w:ind w:left="652" w:hanging="340"/>
+      </w:pPr>
+      <w:r>
+        <w:rPr>
+          <w:b w:val="0"/>
+          <w:i w:val="0"/>
+          <w:sz w:val="21"/>
+        </w:rPr>
+        <w:t>A) key   B) colour   C) tool   D) file</w:t>
+      </w:r>
+    </w:p>
+    <w:p>
+      <w:pPr>
+        <w:spacing w:after="20"/>
+        <w:ind w:left="351" w:hanging="351"/>
+      </w:pPr>
+      <w:r>
+        <w:rPr>
+          <w:b w:val="0"/>
+          <w:i w:val="0"/>
+          <w:sz w:val="21"/>
+        </w:rPr>
+        <w:t>23. The computer helps us to ___</w:t>
+      </w:r>
+    </w:p>
+    <w:p>
+      <w:pPr>
+        <w:spacing w:after="60"/>
+        <w:ind w:left="652" w:hanging="340"/>
+      </w:pPr>
+      <w:r>
+        <w:rPr>
+          <w:b w:val="0"/>
+          <w:i w:val="0"/>
+          <w:sz w:val="21"/>
+        </w:rPr>
+        <w:t>A) fight   B) sleep   C) hide   D) learn</w:t>
+      </w:r>
+    </w:p>
+    <w:p>
+      <w:pPr>
+        <w:spacing w:after="20"/>
+        <w:ind w:left="351" w:hanging="351"/>
+      </w:pPr>
+      <w:r>
+        <w:rPr>
+          <w:b w:val="0"/>
+          <w:i w:val="0"/>
+          <w:sz w:val="21"/>
+        </w:rPr>
+        <w:t>24. A ___ teaches us new things</w:t>
+      </w:r>
+    </w:p>
+    <w:p>
+      <w:pPr>
+        <w:spacing w:after="60"/>
+        <w:ind w:left="652" w:hanging="340"/>
+      </w:pPr>
+      <w:r>
+        <w:rPr>
+          <w:b w:val="0"/>
+          <w:i w:val="0"/>
+          <w:sz w:val="21"/>
+        </w:rPr>
+        <w:t>A) learning program   B) broken wire   C) dark screen   D) empty box</w:t>
+      </w:r>
+    </w:p>
+    <w:p>
+      <w:pPr>
+        <w:spacing w:after="20"/>
+        <w:ind w:left="351" w:hanging="351"/>
+      </w:pPr>
+      <w:r>
+        <w:rPr>
+          <w:b w:val="0"/>
+          <w:i w:val="0"/>
+          <w:sz w:val="21"/>
+        </w:rPr>
+        <w:t>25. We use the computer to practise counting and ___</w:t>
+      </w:r>
+    </w:p>
+    <w:p>
+      <w:pPr>
+        <w:spacing w:after="60"/>
+        <w:ind w:left="652" w:hanging="340"/>
+      </w:pPr>
+      <w:r>
+        <w:rPr>
+          <w:b w:val="0"/>
+          <w:i w:val="0"/>
+          <w:sz w:val="21"/>
+        </w:rPr>
+        <w:t>A) sleeping   B) spelling   C) running   D) crying</w:t>
+      </w:r>
+    </w:p>
+    <w:p>
+      <w:pPr>
+        <w:spacing w:after="20"/>
+        <w:ind w:left="351" w:hanging="351"/>
+      </w:pPr>
+      <w:r>
+        <w:rPr>
+          <w:b w:val="0"/>
+          <w:i w:val="0"/>
+          <w:sz w:val="21"/>
+        </w:rPr>
+        <w:t>26. We use the computer with a ___ near</w:t>
+      </w:r>
+    </w:p>
+    <w:p>
+      <w:pPr>
+        <w:spacing w:after="60"/>
+        <w:ind w:left="652" w:hanging="340"/>
+      </w:pPr>
+      <w:r>
+        <w:rPr>
+          <w:b w:val="0"/>
+          <w:i w:val="0"/>
+          <w:sz w:val="21"/>
+        </w:rPr>
+        <w:t>A) stranger   B) baby   C) grown-up   D) pet</w:t>
+      </w:r>
+    </w:p>
+    <w:p>
+      <w:pPr>
+        <w:spacing w:after="20"/>
+        <w:ind w:left="351" w:hanging="351"/>
+      </w:pPr>
+      <w:r>
+        <w:rPr>
+          <w:b w:val="0"/>
+          <w:i w:val="0"/>
+          <w:sz w:val="21"/>
+        </w:rPr>
+        <w:t>27. We keep our hands clean and ___</w:t>
+      </w:r>
+    </w:p>
+    <w:p>
+      <w:pPr>
+        <w:spacing w:after="60"/>
+        <w:ind w:left="652" w:hanging="340"/>
+      </w:pPr>
+      <w:r>
+        <w:rPr>
+          <w:b w:val="0"/>
+          <w:i w:val="0"/>
+          <w:sz w:val="21"/>
+        </w:rPr>
+        <w:t>A) dirty   B) wet   C) oily   D) dry</w:t>
+      </w:r>
+    </w:p>
+    <w:p>
+      <w:pPr>
+        <w:spacing w:after="0"/>
+      </w:pPr>
+      <w:r>
+        <w:br w:type="page"/>
+      </w:r>
+    </w:p>
+    <w:p>
+      <w:pPr>
+        <w:spacing w:after="20"/>
+        <w:ind w:left="351" w:hanging="351"/>
+      </w:pPr>
+      <w:r>
+        <w:rPr>
+          <w:b w:val="0"/>
+          <w:i w:val="0"/>
+          <w:sz w:val="21"/>
+        </w:rPr>
+        <w:t>28. We press keys ___</w:t>
+      </w:r>
+    </w:p>
+    <w:p>
+      <w:pPr>
+        <w:spacing w:after="60"/>
+        <w:ind w:left="652" w:hanging="340"/>
+      </w:pPr>
+      <w:r>
+        <w:rPr>
+          <w:b w:val="0"/>
+          <w:i w:val="0"/>
+          <w:sz w:val="21"/>
+        </w:rPr>
+        <w:t>A) rough   B) gently   C) hard   D) fast</w:t>
+      </w:r>
+    </w:p>
+    <w:p>
+      <w:pPr>
+        <w:spacing w:after="20"/>
+        <w:ind w:left="351" w:hanging="351"/>
+      </w:pPr>
+      <w:r>
+        <w:rPr>
+          <w:b w:val="0"/>
+          <w:i w:val="0"/>
+          <w:sz w:val="21"/>
+        </w:rPr>
+        <w:t>29. We do not talk to ___ online</w:t>
+      </w:r>
+    </w:p>
+    <w:p>
+      <w:pPr>
+        <w:spacing w:after="60"/>
+        <w:ind w:left="652" w:hanging="340"/>
+      </w:pPr>
+      <w:r>
+        <w:rPr>
+          <w:b w:val="0"/>
+          <w:i w:val="0"/>
+          <w:sz w:val="21"/>
+        </w:rPr>
+        <w:t>A) strangers   B) parents   C) teachers   D) friends</w:t>
+      </w:r>
+    </w:p>
+    <w:p>
+      <w:pPr>
+        <w:spacing w:after="20"/>
+        <w:ind w:left="351" w:hanging="351"/>
+      </w:pPr>
+      <w:r>
+        <w:rPr>
+          <w:b w:val="0"/>
+          <w:i w:val="0"/>
+          <w:sz w:val="21"/>
+        </w:rPr>
+        <w:t>30. We sit well and not too close to the ___</w:t>
+      </w:r>
+    </w:p>
+    <w:p>
+      <w:pPr>
+        <w:spacing w:after="60"/>
+        <w:ind w:left="652" w:hanging="340"/>
+      </w:pPr>
+      <w:r>
+        <w:rPr>
+          <w:b w:val="0"/>
+          <w:i w:val="0"/>
+          <w:sz w:val="21"/>
+        </w:rPr>
+        <w:t>A) floor   B) wall   C) screen   D) door</w:t>
+      </w:r>
+    </w:p>
+    <w:p>
+      <w:pPr>
+        <w:keepNext/>
+        <w:spacing w:before="240" w:after="60"/>
+      </w:pPr>
+      <w:r>
+        <w:rPr>
+          <w:b/>
+          <w:i w:val="0"/>
+          <w:color w:val="142C5A"/>
+          <w:sz w:val="27"/>
+        </w:rPr>
+        <w:t>SECTION B — SUB-OBJECTIVE (10 MARKS)</w:t>
+      </w:r>
+    </w:p>
+    <w:p>
+      <w:r>
+        <w:rPr>
+          <w:b w:val="0"/>
+          <w:i w:val="0"/>
+          <w:sz w:val="21"/>
+        </w:rPr>
+        <w:t>Answer briefly.</w:t>
+      </w:r>
+    </w:p>
+    <w:p>
+      <w:pPr>
+        <w:spacing w:after="20"/>
+        <w:ind w:left="351" w:hanging="351"/>
+      </w:pPr>
+      <w:r>
+        <w:rPr>
+          <w:b w:val="0"/>
+          <w:i w:val="0"/>
+          <w:sz w:val="21"/>
+        </w:rPr>
+        <w:t>31. Name two things on the desktop</w:t>
+      </w:r>
+    </w:p>
+    <w:p>
+      <w:pPr>
+        <w:spacing w:after="20"/>
+        <w:ind w:left="351" w:hanging="351"/>
+      </w:pPr>
+      <w:r>
+        <w:rPr>
+          <w:b w:val="0"/>
+          <w:i w:val="0"/>
+          <w:sz w:val="21"/>
+        </w:rPr>
+        <w:t>32. Name two things we do with a mouse</w:t>
+      </w:r>
+    </w:p>
+    <w:p>
+      <w:pPr>
+        <w:spacing w:after="20"/>
+        <w:ind w:left="351" w:hanging="351"/>
+      </w:pPr>
+      <w:r>
+        <w:rPr>
+          <w:b w:val="0"/>
+          <w:i w:val="0"/>
+          <w:sz w:val="21"/>
+        </w:rPr>
+        <w:t>33. Name two special keys on the keyboard</w:t>
+      </w:r>
+    </w:p>
+    <w:p>
+      <w:pPr>
+        <w:spacing w:after="20"/>
+        <w:ind w:left="351" w:hanging="351"/>
+      </w:pPr>
+      <w:r>
+        <w:rPr>
+          <w:b w:val="0"/>
+          <w:i w:val="0"/>
+          <w:sz w:val="21"/>
+        </w:rPr>
+        <w:t>34. Name two keys we use when typing</w:t>
+      </w:r>
+    </w:p>
+    <w:p>
+      <w:pPr>
+        <w:spacing w:after="20"/>
+        <w:ind w:left="351" w:hanging="351"/>
+      </w:pPr>
+      <w:r>
+        <w:rPr>
+          <w:b w:val="0"/>
+          <w:i w:val="0"/>
+          <w:sz w:val="21"/>
+        </w:rPr>
+        <w:t>35. Name two things we do with a program</w:t>
+      </w:r>
+    </w:p>
+    <w:p>
+      <w:pPr>
+        <w:spacing w:after="20"/>
+        <w:ind w:left="351" w:hanging="351"/>
+      </w:pPr>
+      <w:r>
+        <w:rPr>
+          <w:b w:val="0"/>
+          <w:i w:val="0"/>
+          <w:sz w:val="21"/>
+        </w:rPr>
+        <w:t>36. Name two drawing tools</w:t>
+      </w:r>
+    </w:p>
+    <w:p>
+      <w:pPr>
+        <w:spacing w:after="20"/>
+        <w:ind w:left="351" w:hanging="351"/>
+      </w:pPr>
+      <w:r>
+        <w:rPr>
+          <w:b w:val="0"/>
+          <w:i w:val="0"/>
+          <w:sz w:val="21"/>
+        </w:rPr>
+        <w:t>37. Name two ways the computer helps us learn</w:t>
+      </w:r>
+    </w:p>
+    <w:p>
+      <w:pPr>
+        <w:spacing w:after="20"/>
+        <w:ind w:left="351" w:hanging="351"/>
+      </w:pPr>
+      <w:r>
+        <w:rPr>
+          <w:b w:val="0"/>
+          <w:i w:val="0"/>
+          <w:sz w:val="21"/>
+        </w:rPr>
+        <w:t>38. Name two safe habits with the computer</w:t>
+      </w:r>
+    </w:p>
+    <w:p>
+      <w:pPr>
+        <w:spacing w:after="20"/>
+        <w:ind w:left="351" w:hanging="351"/>
+      </w:pPr>
+      <w:r>
+        <w:rPr>
+          <w:b w:val="0"/>
+          <w:i w:val="0"/>
+          <w:sz w:val="21"/>
+        </w:rPr>
+        <w:t>39. Name two shapes we can draw</w:t>
+      </w:r>
+    </w:p>
+    <w:p>
+      <w:pPr>
+        <w:spacing w:after="20"/>
+        <w:ind w:left="351" w:hanging="351"/>
+      </w:pPr>
+      <w:r>
+        <w:rPr>
+          <w:b w:val="0"/>
+          <w:i w:val="0"/>
+          <w:sz w:val="21"/>
+        </w:rPr>
+        <w:t>40. Name two things we must not do</w:t>
+      </w:r>
+    </w:p>
+    <w:p>
+      <w:pPr>
+        <w:keepNext/>
+        <w:spacing w:before="240" w:after="60"/>
+      </w:pPr>
+      <w:r>
+        <w:rPr>
+          <w:b/>
+          <w:i w:val="0"/>
+          <w:color w:val="142C5A"/>
+          <w:sz w:val="27"/>
+        </w:rPr>
+        <w:t>SECTION C — THEORY (10 MARKS)</w:t>
+      </w:r>
+    </w:p>
+    <w:p>
+      <w:r>
+        <w:rPr>
+          <w:b w:val="0"/>
+          <w:i w:val="0"/>
+          <w:sz w:val="21"/>
+        </w:rPr>
+        <w:t>Answer in full sentences.</w:t>
+      </w:r>
+    </w:p>
+    <w:p>
+      <w:pPr>
+        <w:spacing w:after="20"/>
+        <w:ind w:left="351" w:hanging="351"/>
+      </w:pPr>
+      <w:r>
+        <w:rPr>
+          <w:b w:val="0"/>
+          <w:i w:val="0"/>
+          <w:sz w:val="21"/>
+        </w:rPr>
+        <w:t>41. What is an icon? (2 marks)</w:t>
+      </w:r>
+    </w:p>
+    <w:p>
+      <w:pPr>
+        <w:spacing w:after="20"/>
+        <w:ind w:left="351" w:hanging="351"/>
+      </w:pPr>
+      <w:r>
+        <w:rPr>
+          <w:b w:val="0"/>
+          <w:i w:val="0"/>
+          <w:sz w:val="21"/>
+        </w:rPr>
+        <w:t>42. Name two things we do with a mouse. (2 marks)</w:t>
+      </w:r>
+    </w:p>
+    <w:p>
+      <w:pPr>
+        <w:spacing w:after="20"/>
+        <w:ind w:left="351" w:hanging="351"/>
+      </w:pPr>
+      <w:r>
+        <w:rPr>
+          <w:b w:val="0"/>
+          <w:i w:val="0"/>
+          <w:sz w:val="21"/>
+        </w:rPr>
+        <w:t>43. What does the space bar do? (2 marks)</w:t>
+      </w:r>
+    </w:p>
+    <w:p>
+      <w:pPr>
+        <w:spacing w:after="20"/>
+        <w:ind w:left="351" w:hanging="351"/>
+      </w:pPr>
+      <w:r>
+        <w:rPr>
+          <w:b w:val="0"/>
+          <w:i w:val="0"/>
+          <w:sz w:val="21"/>
+        </w:rPr>
+        <w:t>44. Name two drawing tools and what each does. (2 marks)</w:t>
+      </w:r>
+    </w:p>
+    <w:p>
+      <w:pPr>
+        <w:spacing w:after="20"/>
+        <w:ind w:left="351" w:hanging="351"/>
+      </w:pPr>
+      <w:r>
+        <w:rPr>
+          <w:b w:val="0"/>
+          <w:i w:val="0"/>
+          <w:sz w:val="21"/>
+        </w:rPr>
+        <w:t>45. Say two safe habits with the computer. (2 marks)</w:t>
       </w:r>
     </w:p>
     <w:sectPr>
